--- a/FD01-EPIS-Informe de Factibilidad.docx
+++ b/FD01-EPIS-Informe de Factibilidad.docx
@@ -1,6 +1,6 @@
 
 <file path=word/document.xml><?xml version="1.0" encoding="utf-8"?>
-<w:document xmlns:wpc="http://schemas.microsoft.com/office/word/2010/wordprocessingCanvas" xmlns:mc="http://schemas.openxmlformats.org/markup-compatibility/2006" xmlns:o="urn:schemas-microsoft-com:office:office" xmlns:r="http://schemas.openxmlformats.org/officeDocument/2006/relationships" xmlns:m="http://schemas.openxmlformats.org/officeDocument/2006/math" xmlns:v="urn:schemas-microsoft-com:vml" xmlns:wp14="http://schemas.microsoft.com/office/word/2010/wordprocessingDrawing" xmlns:wp="http://schemas.openxmlformats.org/drawingml/2006/wordprocessingDrawing" xmlns:w10="urn:schemas-microsoft-com:office:word" xmlns:w="http://schemas.openxmlformats.org/wordprocessingml/2006/main" xmlns:w14="http://schemas.microsoft.com/office/word/2010/wordml" xmlns:w15="http://schemas.microsoft.com/office/word/2012/wordml" xmlns:wpg="http://schemas.microsoft.com/office/word/2010/wordprocessingGroup" xmlns:wpi="http://schemas.microsoft.com/office/word/2010/wordprocessingInk" xmlns:wne="http://schemas.microsoft.com/office/word/2006/wordml" xmlns:wps="http://schemas.microsoft.com/office/word/2010/wordprocessingShape" mc:Ignorable="w14 w15 wp14">
+<w:document xmlns:wpc="http://schemas.microsoft.com/office/word/2010/wordprocessingCanvas" xmlns:cx="http://schemas.microsoft.com/office/drawing/2014/chartex" xmlns:cx1="http://schemas.microsoft.com/office/drawing/2015/9/8/chartex" xmlns:cx2="http://schemas.microsoft.com/office/drawing/2015/10/21/chartex" xmlns:cx3="http://schemas.microsoft.com/office/drawing/2016/5/9/chartex" xmlns:cx4="http://schemas.microsoft.com/office/drawing/2016/5/10/chartex" xmlns:cx5="http://schemas.microsoft.com/office/drawing/2016/5/11/chartex" xmlns:cx6="http://schemas.microsoft.com/office/drawing/2016/5/12/chartex" xmlns:cx7="http://schemas.microsoft.com/office/drawing/2016/5/13/chartex" xmlns:cx8="http://schemas.microsoft.com/office/drawing/2016/5/14/chartex" xmlns:mc="http://schemas.openxmlformats.org/markup-compatibility/2006" xmlns:aink="http://schemas.microsoft.com/office/drawing/2016/ink" xmlns:am3d="http://schemas.microsoft.com/office/drawing/2017/model3d" xmlns:o="urn:schemas-microsoft-com:office:office" xmlns:oel="http://schemas.microsoft.com/office/2019/extlst" xmlns:r="http://schemas.openxmlformats.org/officeDocument/2006/relationships" xmlns:m="http://schemas.openxmlformats.org/officeDocument/2006/math" xmlns:v="urn:schemas-microsoft-com:vml" xmlns:wp14="http://schemas.microsoft.com/office/word/2010/wordprocessingDrawing" xmlns:wp="http://schemas.openxmlformats.org/drawingml/2006/wordprocessingDrawing" xmlns:w10="urn:schemas-microsoft-com:office:word" xmlns:w="http://schemas.openxmlformats.org/wordprocessingml/2006/main" xmlns:w14="http://schemas.microsoft.com/office/word/2010/wordml" xmlns:w15="http://schemas.microsoft.com/office/word/2012/wordml" xmlns:w16cex="http://schemas.microsoft.com/office/word/2018/wordml/cex" xmlns:w16cid="http://schemas.microsoft.com/office/word/2016/wordml/cid" xmlns:w16="http://schemas.microsoft.com/office/word/2018/wordml" xmlns:w16du="http://schemas.microsoft.com/office/word/2023/wordml/word16du" xmlns:w16sdtdh="http://schemas.microsoft.com/office/word/2020/wordml/sdtdatahash" xmlns:w16sdtfl="http://schemas.microsoft.com/office/word/2024/wordml/sdtformatlock" xmlns:w16se="http://schemas.microsoft.com/office/word/2015/wordml/symex" xmlns:wpg="http://schemas.microsoft.com/office/word/2010/wordprocessingGroup" xmlns:wpi="http://schemas.microsoft.com/office/word/2010/wordprocessingInk" xmlns:wne="http://schemas.microsoft.com/office/word/2006/wordml" xmlns:wps="http://schemas.microsoft.com/office/word/2010/wordprocessingShape" mc:Ignorable="w14 w15 w16se w16cid w16 w16cex w16sdtdh w16sdtfl w16du wp14">
   <w:body>
     <w:p>
       <w:pPr>
@@ -266,7 +266,7 @@
           <w:sz w:val="36"/>
           <w:szCs w:val="36"/>
         </w:rPr>
-        <w:t>{Nombre de Proyecto}</w:t>
+        <w:t>Monitor de Salud de Base de datos</w:t>
       </w:r>
     </w:p>
     <w:p>
@@ -322,7 +322,7 @@
           <w:szCs w:val="32"/>
           <w:lang w:eastAsia="es-PE"/>
         </w:rPr>
-        <w:t>{Nombre de Asignatura}</w:t>
+        <w:t>Base de datos II</w:t>
       </w:r>
     </w:p>
     <w:p>
@@ -404,7 +404,7 @@
           <w:szCs w:val="32"/>
           <w:lang w:eastAsia="es-PE"/>
         </w:rPr>
-        <w:t>{Nombre de Docente}</w:t>
+        <w:t>Patrick José Cuadros Quiroga</w:t>
       </w:r>
     </w:p>
     <w:p>
@@ -475,6 +475,7 @@
     <w:p>
       <w:pPr>
         <w:spacing w:after="0"/>
+        <w:jc w:val="center"/>
         <w:rPr>
           <w:rFonts w:ascii="Arial" w:eastAsia="Times New Roman" w:hAnsi="Arial" w:cs="Arial"/>
           <w:b/>
@@ -493,9 +494,13 @@
           <w:szCs w:val="28"/>
           <w:lang w:eastAsia="es-PE"/>
         </w:rPr>
-        <w:t>{</w:t>
-      </w:r>
-      <w:r>
+        <w:t>Espinoza Castañeda Ariana Byanca Sofia – 2022073904</w:t>
+      </w:r>
+    </w:p>
+    <w:p>
+      <w:pPr>
+        <w:spacing w:after="0"/>
+        <w:jc w:val="center"/>
         <w:rPr>
           <w:rFonts w:ascii="Arial" w:eastAsia="Times New Roman" w:hAnsi="Arial" w:cs="Arial"/>
           <w:b/>
@@ -504,8 +509,7 @@
           <w:szCs w:val="28"/>
           <w:lang w:eastAsia="es-PE"/>
         </w:rPr>
-        <w:t>Apellidos y nombres del e</w:t>
-      </w:r>
+      </w:pPr>
       <w:r>
         <w:rPr>
           <w:rFonts w:ascii="Arial" w:eastAsia="Times New Roman" w:hAnsi="Arial" w:cs="Arial"/>
@@ -515,7 +519,7 @@
           <w:szCs w:val="28"/>
           <w:lang w:eastAsia="es-PE"/>
         </w:rPr>
-        <w:t>studiante</w:t>
+        <w:t xml:space="preserve">Vargas Candia, Hashira Belén </w:t>
       </w:r>
       <w:r>
         <w:rPr>
@@ -526,8 +530,18 @@
           <w:szCs w:val="28"/>
           <w:lang w:eastAsia="es-PE"/>
         </w:rPr>
-        <w:tab/>
-        <w:t>(código universitario)}</w:t>
+        <w:t xml:space="preserve">– </w:t>
+      </w:r>
+      <w:r>
+        <w:rPr>
+          <w:rFonts w:ascii="Arial" w:eastAsia="Times New Roman" w:hAnsi="Arial" w:cs="Arial"/>
+          <w:b/>
+          <w:i/>
+          <w:sz w:val="28"/>
+          <w:szCs w:val="28"/>
+          <w:lang w:eastAsia="es-PE"/>
+        </w:rPr>
+        <w:t>2022075480</w:t>
       </w:r>
     </w:p>
     <w:p>
@@ -665,29 +679,7 @@
           <w:szCs w:val="32"/>
           <w:lang w:eastAsia="es-PE"/>
         </w:rPr>
-        <w:t>{</w:t>
-      </w:r>
-      <w:r>
-        <w:rPr>
-          <w:rFonts w:ascii="Arial" w:eastAsia="Times New Roman" w:hAnsi="Arial" w:cs="Arial"/>
-          <w:b/>
-          <w:i/>
-          <w:sz w:val="32"/>
-          <w:szCs w:val="32"/>
-          <w:lang w:eastAsia="es-PE"/>
-        </w:rPr>
-        <w:t>Añ</w:t>
-      </w:r>
-      <w:r>
-        <w:rPr>
-          <w:rFonts w:ascii="Arial" w:eastAsia="Times New Roman" w:hAnsi="Arial" w:cs="Arial"/>
-          <w:b/>
-          <w:i/>
-          <w:sz w:val="32"/>
-          <w:szCs w:val="32"/>
-          <w:lang w:eastAsia="es-PE"/>
-        </w:rPr>
-        <w:t>o}</w:t>
+        <w:t>2026</w:t>
       </w:r>
     </w:p>
     <w:p>
@@ -844,7 +836,7 @@
     </w:p>
     <w:p>
       <w:pPr>
-        <w:pStyle w:val="Puesto"/>
+        <w:pStyle w:val="Ttulo"/>
         <w:jc w:val="right"/>
         <w:rPr>
           <w:rFonts w:ascii="Times New Roman" w:hAnsi="Times New Roman"/>
@@ -917,7 +909,7 @@
     </w:p>
     <w:p>
       <w:pPr>
-        <w:pStyle w:val="Puesto"/>
+        <w:pStyle w:val="Ttulo"/>
         <w:jc w:val="right"/>
         <w:rPr>
           <w:rFonts w:ascii="Times New Roman" w:hAnsi="Times New Roman"/>
@@ -925,8 +917,6 @@
           <w:lang w:val="es-PE"/>
         </w:rPr>
       </w:pPr>
-      <w:bookmarkStart w:id="0" w:name="_GoBack"/>
-      <w:bookmarkEnd w:id="0"/>
       <w:r>
         <w:rPr>
           <w:rFonts w:ascii="Times New Roman" w:hAnsi="Times New Roman"/>
@@ -938,7 +928,7 @@
     </w:p>
     <w:p>
       <w:pPr>
-        <w:pStyle w:val="Puesto"/>
+        <w:pStyle w:val="Ttulo"/>
         <w:jc w:val="right"/>
         <w:rPr>
           <w:rFonts w:ascii="Times New Roman" w:hAnsi="Times New Roman"/>
@@ -949,7 +939,7 @@
     </w:p>
     <w:p>
       <w:pPr>
-        <w:pStyle w:val="Puesto"/>
+        <w:pStyle w:val="Ttulo"/>
         <w:jc w:val="right"/>
         <w:rPr>
           <w:rFonts w:ascii="Times New Roman" w:hAnsi="Times New Roman"/>
@@ -1164,11 +1154,11 @@
       </w:tblPr>
       <w:tblGrid>
         <w:gridCol w:w="921"/>
+        <w:gridCol w:w="1339"/>
+        <w:gridCol w:w="1843"/>
+        <w:gridCol w:w="1559"/>
         <w:gridCol w:w="1134"/>
-        <w:gridCol w:w="1424"/>
-        <w:gridCol w:w="1482"/>
-        <w:gridCol w:w="992"/>
-        <w:gridCol w:w="3058"/>
+        <w:gridCol w:w="2215"/>
       </w:tblGrid>
       <w:tr>
         <w:trPr>
@@ -1238,6 +1228,81 @@
         </w:tc>
         <w:tc>
           <w:tcPr>
+            <w:tcW w:w="1339" w:type="dxa"/>
+            <w:shd w:val="clear" w:color="auto" w:fill="F2F2F2"/>
+            <w:vAlign w:val="center"/>
+          </w:tcPr>
+          <w:p>
+            <w:pPr>
+              <w:jc w:val="center"/>
+              <w:rPr>
+                <w:rFonts w:cs="Times-Roman"/>
+                <w:sz w:val="14"/>
+                <w:szCs w:val="24"/>
+              </w:rPr>
+            </w:pPr>
+            <w:r>
+              <w:rPr>
+                <w:rFonts w:cs="Times-Roman"/>
+                <w:sz w:val="14"/>
+                <w:szCs w:val="24"/>
+              </w:rPr>
+              <w:t>Hecha por</w:t>
+            </w:r>
+          </w:p>
+        </w:tc>
+        <w:tc>
+          <w:tcPr>
+            <w:tcW w:w="1843" w:type="dxa"/>
+            <w:shd w:val="clear" w:color="auto" w:fill="F2F2F2"/>
+            <w:vAlign w:val="center"/>
+          </w:tcPr>
+          <w:p>
+            <w:pPr>
+              <w:jc w:val="center"/>
+              <w:rPr>
+                <w:rFonts w:cs="Times-Roman"/>
+                <w:sz w:val="14"/>
+                <w:szCs w:val="24"/>
+              </w:rPr>
+            </w:pPr>
+            <w:r>
+              <w:rPr>
+                <w:rFonts w:cs="Times-Roman"/>
+                <w:sz w:val="14"/>
+                <w:szCs w:val="24"/>
+              </w:rPr>
+              <w:t>Revisada por</w:t>
+            </w:r>
+          </w:p>
+        </w:tc>
+        <w:tc>
+          <w:tcPr>
+            <w:tcW w:w="1559" w:type="dxa"/>
+            <w:shd w:val="clear" w:color="auto" w:fill="F2F2F2"/>
+            <w:vAlign w:val="center"/>
+          </w:tcPr>
+          <w:p>
+            <w:pPr>
+              <w:jc w:val="center"/>
+              <w:rPr>
+                <w:rFonts w:cs="Times-Roman"/>
+                <w:sz w:val="14"/>
+                <w:szCs w:val="24"/>
+              </w:rPr>
+            </w:pPr>
+            <w:r>
+              <w:rPr>
+                <w:rFonts w:cs="Times-Roman"/>
+                <w:sz w:val="14"/>
+                <w:szCs w:val="24"/>
+              </w:rPr>
+              <w:t>Aprobada por</w:t>
+            </w:r>
+          </w:p>
+        </w:tc>
+        <w:tc>
+          <w:tcPr>
             <w:tcW w:w="1134" w:type="dxa"/>
             <w:shd w:val="clear" w:color="auto" w:fill="F2F2F2"/>
             <w:vAlign w:val="center"/>
@@ -1257,88 +1322,13 @@
                 <w:sz w:val="14"/>
                 <w:szCs w:val="24"/>
               </w:rPr>
-              <w:t>Hecha por</w:t>
+              <w:t>Fecha</w:t>
             </w:r>
           </w:p>
         </w:tc>
         <w:tc>
           <w:tcPr>
-            <w:tcW w:w="1424" w:type="dxa"/>
-            <w:shd w:val="clear" w:color="auto" w:fill="F2F2F2"/>
-            <w:vAlign w:val="center"/>
-          </w:tcPr>
-          <w:p>
-            <w:pPr>
-              <w:jc w:val="center"/>
-              <w:rPr>
-                <w:rFonts w:cs="Times-Roman"/>
-                <w:sz w:val="14"/>
-                <w:szCs w:val="24"/>
-              </w:rPr>
-            </w:pPr>
-            <w:r>
-              <w:rPr>
-                <w:rFonts w:cs="Times-Roman"/>
-                <w:sz w:val="14"/>
-                <w:szCs w:val="24"/>
-              </w:rPr>
-              <w:t>Revisada por</w:t>
-            </w:r>
-          </w:p>
-        </w:tc>
-        <w:tc>
-          <w:tcPr>
-            <w:tcW w:w="1482" w:type="dxa"/>
-            <w:shd w:val="clear" w:color="auto" w:fill="F2F2F2"/>
-            <w:vAlign w:val="center"/>
-          </w:tcPr>
-          <w:p>
-            <w:pPr>
-              <w:jc w:val="center"/>
-              <w:rPr>
-                <w:rFonts w:cs="Times-Roman"/>
-                <w:sz w:val="14"/>
-                <w:szCs w:val="24"/>
-              </w:rPr>
-            </w:pPr>
-            <w:r>
-              <w:rPr>
-                <w:rFonts w:cs="Times-Roman"/>
-                <w:sz w:val="14"/>
-                <w:szCs w:val="24"/>
-              </w:rPr>
-              <w:t>Aprobada por</w:t>
-            </w:r>
-          </w:p>
-        </w:tc>
-        <w:tc>
-          <w:tcPr>
-            <w:tcW w:w="992" w:type="dxa"/>
-            <w:shd w:val="clear" w:color="auto" w:fill="F2F2F2"/>
-            <w:vAlign w:val="center"/>
-          </w:tcPr>
-          <w:p>
-            <w:pPr>
-              <w:jc w:val="center"/>
-              <w:rPr>
-                <w:rFonts w:cs="Times-Roman"/>
-                <w:sz w:val="14"/>
-                <w:szCs w:val="24"/>
-              </w:rPr>
-            </w:pPr>
-            <w:r>
-              <w:rPr>
-                <w:rFonts w:cs="Times-Roman"/>
-                <w:sz w:val="14"/>
-                <w:szCs w:val="24"/>
-              </w:rPr>
-              <w:t>Fecha</w:t>
-            </w:r>
-          </w:p>
-        </w:tc>
-        <w:tc>
-          <w:tcPr>
-            <w:tcW w:w="3058" w:type="dxa"/>
+            <w:tcW w:w="2215" w:type="dxa"/>
             <w:shd w:val="clear" w:color="auto" w:fill="F2F2F2"/>
             <w:vAlign w:val="center"/>
           </w:tcPr>
@@ -1392,7 +1382,7 @@
         </w:tc>
         <w:tc>
           <w:tcPr>
-            <w:tcW w:w="1134" w:type="dxa"/>
+            <w:tcW w:w="1339" w:type="dxa"/>
           </w:tcPr>
           <w:p>
             <w:pPr>
@@ -1409,21 +1399,13 @@
                 <w:sz w:val="14"/>
                 <w:szCs w:val="24"/>
               </w:rPr>
-              <w:t>MP</w:t>
-            </w:r>
-            <w:r>
-              <w:rPr>
-                <w:rFonts w:cs="Times-Roman"/>
-                <w:sz w:val="14"/>
-                <w:szCs w:val="24"/>
-              </w:rPr>
-              <w:t>V</w:t>
+              <w:t>Espinoza / Vargas</w:t>
             </w:r>
           </w:p>
         </w:tc>
         <w:tc>
           <w:tcPr>
-            <w:tcW w:w="1424" w:type="dxa"/>
+            <w:tcW w:w="1843" w:type="dxa"/>
           </w:tcPr>
           <w:p>
             <w:pPr>
@@ -1440,13 +1422,13 @@
                 <w:sz w:val="14"/>
                 <w:szCs w:val="24"/>
               </w:rPr>
-              <w:t>ELV</w:t>
+              <w:t>P. Cuadros</w:t>
             </w:r>
           </w:p>
         </w:tc>
         <w:tc>
           <w:tcPr>
-            <w:tcW w:w="1482" w:type="dxa"/>
+            <w:tcW w:w="1559" w:type="dxa"/>
           </w:tcPr>
           <w:p>
             <w:pPr>
@@ -1463,13 +1445,13 @@
                 <w:sz w:val="14"/>
                 <w:szCs w:val="24"/>
               </w:rPr>
-              <w:t>ARV</w:t>
+              <w:t>P. Cuadros</w:t>
             </w:r>
           </w:p>
         </w:tc>
         <w:tc>
           <w:tcPr>
-            <w:tcW w:w="992" w:type="dxa"/>
+            <w:tcW w:w="1134" w:type="dxa"/>
             <w:vAlign w:val="center"/>
           </w:tcPr>
           <w:p>
@@ -1487,14 +1469,45 @@
                 <w:sz w:val="14"/>
                 <w:szCs w:val="24"/>
               </w:rPr>
-              <w:t>10/10/2020</w:t>
+              <w:t>28</w:t>
+            </w:r>
+            <w:r>
+              <w:rPr>
+                <w:rFonts w:cs="Times-Roman"/>
+                <w:sz w:val="14"/>
+                <w:szCs w:val="24"/>
+              </w:rPr>
+              <w:t>/</w:t>
+            </w:r>
+            <w:r>
+              <w:rPr>
+                <w:rFonts w:cs="Times-Roman"/>
+                <w:sz w:val="14"/>
+                <w:szCs w:val="24"/>
+              </w:rPr>
+              <w:t>03</w:t>
+            </w:r>
+            <w:r>
+              <w:rPr>
+                <w:rFonts w:cs="Times-Roman"/>
+                <w:sz w:val="14"/>
+                <w:szCs w:val="24"/>
+              </w:rPr>
+              <w:t>/202</w:t>
+            </w:r>
+            <w:r>
+              <w:rPr>
+                <w:rFonts w:cs="Times-Roman"/>
+                <w:sz w:val="14"/>
+                <w:szCs w:val="24"/>
+              </w:rPr>
+              <w:t>6</w:t>
             </w:r>
           </w:p>
         </w:tc>
         <w:tc>
           <w:tcPr>
-            <w:tcW w:w="3058" w:type="dxa"/>
-            <w:shd w:val="clear" w:color="auto" w:fill="auto"/>
+            <w:tcW w:w="2215" w:type="dxa"/>
             <w:vAlign w:val="center"/>
           </w:tcPr>
           <w:p>
@@ -1541,7 +1554,7 @@
     </w:p>
     <w:p>
       <w:pPr>
-        <w:pStyle w:val="TtulodeTDC"/>
+        <w:pStyle w:val="TtuloTDC"/>
         <w:jc w:val="center"/>
         <w:rPr>
           <w:rFonts w:ascii="Arial" w:eastAsiaTheme="minorHAnsi" w:hAnsi="Arial" w:cs="Arial"/>
@@ -1691,7 +1704,7 @@
                 <w:noProof/>
                 <w:webHidden/>
               </w:rPr>
-              <w:t>3</w:t>
+              <w:t>4</w:t>
             </w:r>
             <w:r>
               <w:rPr>
@@ -1781,7 +1794,7 @@
                 <w:noProof/>
                 <w:webHidden/>
               </w:rPr>
-              <w:t>3</w:t>
+              <w:t>5</w:t>
             </w:r>
             <w:r>
               <w:rPr>
@@ -1871,7 +1884,7 @@
                 <w:noProof/>
                 <w:webHidden/>
               </w:rPr>
-              <w:t>3</w:t>
+              <w:t>5</w:t>
             </w:r>
             <w:r>
               <w:rPr>
@@ -1966,7 +1979,7 @@
                 <w:noProof/>
                 <w:webHidden/>
               </w:rPr>
-              <w:t>3</w:t>
+              <w:t>7</w:t>
             </w:r>
             <w:r>
               <w:rPr>
@@ -2052,7 +2065,7 @@
                 <w:noProof/>
                 <w:webHidden/>
               </w:rPr>
-              <w:t>4</w:t>
+              <w:t>7</w:t>
             </w:r>
             <w:r>
               <w:rPr>
@@ -2138,7 +2151,7 @@
                 <w:noProof/>
                 <w:webHidden/>
               </w:rPr>
-              <w:t>4</w:t>
+              <w:t>7</w:t>
             </w:r>
             <w:r>
               <w:rPr>
@@ -2224,7 +2237,7 @@
                 <w:noProof/>
                 <w:webHidden/>
               </w:rPr>
-              <w:t>4</w:t>
+              <w:t>9</w:t>
             </w:r>
             <w:r>
               <w:rPr>
@@ -2310,7 +2323,7 @@
                 <w:noProof/>
                 <w:webHidden/>
               </w:rPr>
-              <w:t>4</w:t>
+              <w:t>9</w:t>
             </w:r>
             <w:r>
               <w:rPr>
@@ -2396,7 +2409,7 @@
                 <w:noProof/>
                 <w:webHidden/>
               </w:rPr>
-              <w:t>5</w:t>
+              <w:t>9</w:t>
             </w:r>
             <w:r>
               <w:rPr>
@@ -2482,7 +2495,7 @@
                 <w:noProof/>
                 <w:webHidden/>
               </w:rPr>
-              <w:t>5</w:t>
+              <w:t>10</w:t>
             </w:r>
             <w:r>
               <w:rPr>
@@ -2568,7 +2581,7 @@
                 <w:noProof/>
                 <w:webHidden/>
               </w:rPr>
-              <w:t>5</w:t>
+              <w:t>10</w:t>
             </w:r>
             <w:r>
               <w:rPr>
@@ -2656,7 +2669,7 @@
                 <w:noProof/>
                 <w:webHidden/>
               </w:rPr>
-              <w:t>5</w:t>
+              <w:t>11</w:t>
             </w:r>
             <w:r>
               <w:rPr>
@@ -2801,6 +2814,16 @@
     </w:p>
     <w:p>
       <w:pPr>
+        <w:rPr>
+          <w:b/>
+          <w:sz w:val="24"/>
+          <w:szCs w:val="24"/>
+          <w:u w:val="single"/>
+        </w:rPr>
+      </w:pPr>
+    </w:p>
+    <w:p>
+      <w:pPr>
         <w:jc w:val="center"/>
         <w:rPr>
           <w:b/>
@@ -2809,35 +2832,14 @@
           <w:u w:val="single"/>
         </w:rPr>
       </w:pPr>
-    </w:p>
-    <w:p>
-      <w:pPr>
-        <w:jc w:val="center"/>
+      <w:r>
         <w:rPr>
           <w:b/>
           <w:sz w:val="24"/>
           <w:szCs w:val="24"/>
           <w:u w:val="single"/>
         </w:rPr>
-      </w:pPr>
-    </w:p>
-    <w:p>
-      <w:pPr>
-        <w:jc w:val="center"/>
-        <w:rPr>
-          <w:b/>
-          <w:sz w:val="24"/>
-          <w:szCs w:val="24"/>
-          <w:u w:val="single"/>
-        </w:rPr>
-      </w:pPr>
-      <w:r>
-        <w:rPr>
-          <w:b/>
-          <w:sz w:val="24"/>
-          <w:szCs w:val="24"/>
-          <w:u w:val="single"/>
-        </w:rPr>
+        <w:lastRenderedPageBreak/>
         <w:t>Informe de Factibilidad</w:t>
       </w:r>
     </w:p>
@@ -2872,7 +2874,7 @@
           <w:lang w:val="es-MX"/>
         </w:rPr>
       </w:pPr>
-      <w:bookmarkStart w:id="1" w:name="_Toc52661346"/>
+      <w:bookmarkStart w:id="0" w:name="_Toc52661346"/>
       <w:r>
         <w:rPr>
           <w:rFonts w:cs="Arial"/>
@@ -2882,7 +2884,7 @@
         </w:rPr>
         <w:t>Descripción del Proyecto</w:t>
       </w:r>
-      <w:bookmarkEnd w:id="1"/>
+      <w:bookmarkEnd w:id="0"/>
     </w:p>
     <w:p>
       <w:pPr>
@@ -2914,15 +2916,13 @@
     <w:p>
       <w:pPr>
         <w:pStyle w:val="Prrafodelista"/>
-        <w:numPr>
-          <w:ilvl w:val="1"/>
-          <w:numId w:val="1"/>
-        </w:numPr>
         <w:spacing w:before="120" w:after="0" w:line="360" w:lineRule="auto"/>
-        <w:ind w:hanging="76"/>
+        <w:ind w:left="360"/>
         <w:jc w:val="both"/>
         <w:rPr>
-          <w:rFonts w:cs="Arial"/>
+          <w:rFonts w:cstheme="minorHAnsi"/>
+          <w:i/>
+          <w:iCs/>
           <w:sz w:val="24"/>
           <w:szCs w:val="24"/>
           <w:lang w:val="es-MX"/>
@@ -2930,12 +2930,11 @@
       </w:pPr>
       <w:r>
         <w:rPr>
-          <w:rFonts w:cs="Arial"/>
-          <w:sz w:val="24"/>
-          <w:szCs w:val="24"/>
-          <w:lang w:val="es-MX"/>
-        </w:rPr>
-        <w:t>Duración del proyecto</w:t>
+          <w:rFonts w:eastAsia="Arial" w:cstheme="minorHAnsi"/>
+          <w:sz w:val="24"/>
+          <w:szCs w:val="24"/>
+        </w:rPr>
+        <w:t>Monitor de Salud de Base de Datos (MSBDD)</w:t>
       </w:r>
     </w:p>
     <w:p>
@@ -2962,6 +2961,57 @@
           <w:szCs w:val="24"/>
           <w:lang w:val="es-MX"/>
         </w:rPr>
+        <w:t>Duración del proyecto</w:t>
+      </w:r>
+    </w:p>
+    <w:p>
+      <w:pPr>
+        <w:pStyle w:val="Prrafodelista"/>
+        <w:spacing w:before="120" w:after="0" w:line="360" w:lineRule="auto"/>
+        <w:ind w:left="360"/>
+        <w:jc w:val="both"/>
+        <w:rPr>
+          <w:rFonts w:cs="Arial"/>
+          <w:color w:val="70AD47" w:themeColor="accent6"/>
+          <w:sz w:val="24"/>
+          <w:szCs w:val="24"/>
+          <w:lang w:val="es-MX"/>
+        </w:rPr>
+      </w:pPr>
+      <w:r>
+        <w:rPr>
+          <w:rFonts w:cs="Arial"/>
+          <w:sz w:val="24"/>
+          <w:szCs w:val="24"/>
+          <w:lang w:val="es-MX"/>
+        </w:rPr>
+        <w:t xml:space="preserve">4 meses </w:t>
+      </w:r>
+    </w:p>
+    <w:p>
+      <w:pPr>
+        <w:pStyle w:val="Prrafodelista"/>
+        <w:numPr>
+          <w:ilvl w:val="1"/>
+          <w:numId w:val="1"/>
+        </w:numPr>
+        <w:spacing w:before="120" w:after="0" w:line="360" w:lineRule="auto"/>
+        <w:ind w:hanging="76"/>
+        <w:jc w:val="both"/>
+        <w:rPr>
+          <w:rFonts w:cs="Arial"/>
+          <w:sz w:val="24"/>
+          <w:szCs w:val="24"/>
+          <w:lang w:val="es-MX"/>
+        </w:rPr>
+      </w:pPr>
+      <w:r>
+        <w:rPr>
+          <w:rFonts w:cs="Arial"/>
+          <w:sz w:val="24"/>
+          <w:szCs w:val="24"/>
+          <w:lang w:val="es-MX"/>
+        </w:rPr>
         <w:t>Descripción</w:t>
       </w:r>
       <w:r>
@@ -2980,69 +3030,18 @@
         <w:ind w:left="360" w:hanging="76"/>
         <w:jc w:val="both"/>
         <w:rPr>
-          <w:rFonts w:cs="Arial"/>
-          <w:i/>
-          <w:iCs/>
-          <w:color w:val="70AD47" w:themeColor="accent6"/>
-          <w:sz w:val="24"/>
-          <w:szCs w:val="24"/>
-          <w:lang w:val="es-MX"/>
-        </w:rPr>
-      </w:pPr>
-      <w:r>
-        <w:rPr>
-          <w:rFonts w:cs="Arial"/>
-          <w:i/>
-          <w:iCs/>
-          <w:sz w:val="24"/>
-          <w:szCs w:val="24"/>
-          <w:lang w:val="es-MX"/>
-        </w:rPr>
-        <w:t>{</w:t>
-      </w:r>
-      <w:r>
-        <w:rPr>
-          <w:rFonts w:cs="Arial"/>
-          <w:i/>
-          <w:iCs/>
-          <w:sz w:val="24"/>
-          <w:szCs w:val="24"/>
-          <w:lang w:val="es-MX"/>
-        </w:rPr>
-        <w:t>E</w:t>
-      </w:r>
-      <w:r>
-        <w:rPr>
-          <w:rFonts w:cs="Arial"/>
-          <w:i/>
-          <w:iCs/>
-          <w:sz w:val="24"/>
-          <w:szCs w:val="24"/>
-          <w:lang w:val="es-MX"/>
-        </w:rPr>
-        <w:t>n que consiste el proyecto/importancia del mismo</w:t>
-      </w:r>
-      <w:r>
-        <w:rPr>
-          <w:rFonts w:cs="Arial"/>
-          <w:i/>
-          <w:iCs/>
-          <w:sz w:val="24"/>
-          <w:szCs w:val="24"/>
-          <w:lang w:val="es-MX"/>
-        </w:rPr>
-        <w:t>, contexto en que se va desenvolver</w:t>
-      </w:r>
-      <w:r>
-        <w:rPr>
-          <w:rFonts w:cs="Arial"/>
-          <w:i/>
-          <w:iCs/>
-          <w:sz w:val="24"/>
-          <w:szCs w:val="24"/>
-          <w:lang w:val="es-MX"/>
-        </w:rPr>
-        <w:t>}</w:t>
+          <w:rFonts w:ascii="Calibri" w:eastAsia="Arial" w:hAnsi="Calibri" w:cs="Calibri"/>
+          <w:sz w:val="24"/>
+          <w:szCs w:val="24"/>
+        </w:rPr>
+      </w:pPr>
+      <w:r>
+        <w:rPr>
+          <w:rFonts w:ascii="Calibri" w:eastAsia="Arial" w:hAnsi="Calibri" w:cs="Calibri"/>
+          <w:sz w:val="24"/>
+          <w:szCs w:val="24"/>
+        </w:rPr>
+        <w:t>El Monitor de Salud de Base de Datos (MSBDD) es un sistema de software orientado</w:t>
       </w:r>
     </w:p>
     <w:p>
@@ -3051,20 +3050,18 @@
         <w:ind w:left="360" w:hanging="76"/>
         <w:jc w:val="both"/>
         <w:rPr>
-          <w:rFonts w:cs="Arial"/>
-          <w:sz w:val="24"/>
-          <w:szCs w:val="24"/>
-          <w:lang w:val="es-MX"/>
-        </w:rPr>
-      </w:pPr>
-      <w:r>
-        <w:rPr>
-          <w:rFonts w:cs="Arial"/>
-          <w:sz w:val="24"/>
-          <w:szCs w:val="24"/>
-          <w:lang w:val="es-MX"/>
-        </w:rPr>
-        <w:t>1.4 Objetivos</w:t>
+          <w:rFonts w:ascii="Calibri" w:eastAsia="Arial" w:hAnsi="Calibri" w:cs="Calibri"/>
+          <w:sz w:val="24"/>
+          <w:szCs w:val="24"/>
+        </w:rPr>
+      </w:pPr>
+      <w:r>
+        <w:rPr>
+          <w:rFonts w:ascii="Calibri" w:eastAsia="Arial" w:hAnsi="Calibri" w:cs="Calibri"/>
+          <w:sz w:val="24"/>
+          <w:szCs w:val="24"/>
+        </w:rPr>
+        <w:t>al monitoreo continuo, diagnóstico y análisis del estado operativo de motores de</w:t>
       </w:r>
     </w:p>
     <w:p>
@@ -3073,20 +3070,18 @@
         <w:ind w:left="360" w:hanging="76"/>
         <w:jc w:val="both"/>
         <w:rPr>
-          <w:rFonts w:cs="Arial"/>
-          <w:sz w:val="24"/>
-          <w:szCs w:val="24"/>
-          <w:lang w:val="es-MX"/>
-        </w:rPr>
-      </w:pPr>
-      <w:r>
-        <w:rPr>
-          <w:rFonts w:cs="Arial"/>
-          <w:sz w:val="24"/>
-          <w:szCs w:val="24"/>
-          <w:lang w:val="es-MX"/>
-        </w:rPr>
-        <w:t xml:space="preserve">       1.4.1 Objetivo general</w:t>
+          <w:rFonts w:ascii="Calibri" w:eastAsia="Arial" w:hAnsi="Calibri" w:cs="Calibri"/>
+          <w:sz w:val="24"/>
+          <w:szCs w:val="24"/>
+        </w:rPr>
+      </w:pPr>
+      <w:r>
+        <w:rPr>
+          <w:rFonts w:ascii="Calibri" w:eastAsia="Arial" w:hAnsi="Calibri" w:cs="Calibri"/>
+          <w:sz w:val="24"/>
+          <w:szCs w:val="24"/>
+        </w:rPr>
+        <w:t>bases de datos relacionales, con especial enfoque en PostgreSQL. El sistema surge</w:t>
       </w:r>
     </w:p>
     <w:p>
@@ -3095,7 +3090,70 @@
         <w:ind w:left="360" w:hanging="76"/>
         <w:jc w:val="both"/>
         <w:rPr>
+          <w:rFonts w:ascii="Calibri" w:eastAsia="Arial" w:hAnsi="Calibri" w:cs="Calibri"/>
+          <w:sz w:val="24"/>
+          <w:szCs w:val="24"/>
+        </w:rPr>
+      </w:pPr>
+      <w:r>
+        <w:rPr>
+          <w:rFonts w:ascii="Calibri" w:eastAsia="Arial" w:hAnsi="Calibri" w:cs="Calibri"/>
+          <w:sz w:val="24"/>
+          <w:szCs w:val="24"/>
+        </w:rPr>
+        <w:t>ante la creciente necesidad de las organizaciones de mantener sus bases de datos en</w:t>
+      </w:r>
+    </w:p>
+    <w:p>
+      <w:pPr>
+        <w:spacing w:before="120" w:after="0" w:line="360" w:lineRule="auto"/>
+        <w:ind w:left="360" w:hanging="76"/>
+        <w:jc w:val="both"/>
+        <w:rPr>
+          <w:rFonts w:ascii="Calibri" w:eastAsia="Arial" w:hAnsi="Calibri" w:cs="Calibri"/>
+          <w:sz w:val="24"/>
+          <w:szCs w:val="24"/>
+        </w:rPr>
+      </w:pPr>
+      <w:r>
+        <w:rPr>
+          <w:rFonts w:ascii="Calibri" w:eastAsia="Arial" w:hAnsi="Calibri" w:cs="Calibri"/>
+          <w:sz w:val="24"/>
+          <w:szCs w:val="24"/>
+        </w:rPr>
+        <w:t>óptimas condiciones de rendimiento, seguridad y disponibilidad, sin depender</w:t>
+      </w:r>
+    </w:p>
+    <w:p>
+      <w:pPr>
+        <w:spacing w:before="120" w:after="0" w:line="360" w:lineRule="auto"/>
+        <w:ind w:left="360" w:hanging="76"/>
+        <w:jc w:val="both"/>
+        <w:rPr>
+          <w:rFonts w:ascii="Calibri" w:eastAsia="Arial" w:hAnsi="Calibri" w:cs="Calibri"/>
+          <w:sz w:val="24"/>
+          <w:szCs w:val="24"/>
+        </w:rPr>
+      </w:pPr>
+      <w:r>
+        <w:rPr>
+          <w:rFonts w:ascii="Calibri" w:eastAsia="Arial" w:hAnsi="Calibri" w:cs="Calibri"/>
+          <w:sz w:val="24"/>
+          <w:szCs w:val="24"/>
+        </w:rPr>
+        <w:t>exclusivamente de intervenciones manuales o reactivas por parte de los</w:t>
+      </w:r>
+    </w:p>
+    <w:p>
+      <w:pPr>
+        <w:spacing w:before="120" w:after="0" w:line="360" w:lineRule="auto"/>
+        <w:ind w:left="360" w:hanging="76"/>
+        <w:jc w:val="both"/>
+        <w:rPr>
           <w:rFonts w:cs="Arial"/>
+          <w:i/>
+          <w:iCs/>
+          <w:color w:val="70AD47" w:themeColor="accent6"/>
           <w:sz w:val="24"/>
           <w:szCs w:val="24"/>
           <w:lang w:val="es-MX"/>
@@ -3103,12 +3161,136 @@
       </w:pPr>
       <w:r>
         <w:rPr>
+          <w:rFonts w:ascii="Calibri" w:eastAsia="Arial" w:hAnsi="Calibri" w:cs="Calibri"/>
+          <w:sz w:val="24"/>
+          <w:szCs w:val="24"/>
+        </w:rPr>
+        <w:t>administradores</w:t>
+      </w:r>
+    </w:p>
+    <w:p>
+      <w:pPr>
+        <w:spacing w:before="120" w:after="0" w:line="360" w:lineRule="auto"/>
+        <w:ind w:left="360" w:hanging="76"/>
+        <w:jc w:val="both"/>
+        <w:rPr>
           <w:rFonts w:cs="Arial"/>
           <w:sz w:val="24"/>
           <w:szCs w:val="24"/>
           <w:lang w:val="es-MX"/>
         </w:rPr>
-        <w:t xml:space="preserve">        1.4.2 Objetivos Específicos</w:t>
+      </w:pPr>
+      <w:r>
+        <w:rPr>
+          <w:rFonts w:cs="Arial"/>
+          <w:sz w:val="24"/>
+          <w:szCs w:val="24"/>
+          <w:lang w:val="es-MX"/>
+        </w:rPr>
+        <w:t>1.4 Objetivos</w:t>
+      </w:r>
+    </w:p>
+    <w:p>
+      <w:pPr>
+        <w:spacing w:before="120" w:after="0" w:line="360" w:lineRule="auto"/>
+        <w:ind w:left="360" w:hanging="76"/>
+        <w:jc w:val="both"/>
+        <w:rPr>
+          <w:rFonts w:cs="Arial"/>
+          <w:sz w:val="24"/>
+          <w:szCs w:val="24"/>
+          <w:lang w:val="es-MX"/>
+        </w:rPr>
+      </w:pPr>
+      <w:r>
+        <w:rPr>
+          <w:rFonts w:cs="Arial"/>
+          <w:sz w:val="24"/>
+          <w:szCs w:val="24"/>
+          <w:lang w:val="es-MX"/>
+        </w:rPr>
+        <w:t xml:space="preserve">       1.4.1 Objetivo general</w:t>
+      </w:r>
+    </w:p>
+    <w:p>
+      <w:pPr>
+        <w:spacing w:before="120" w:after="0" w:line="360" w:lineRule="auto"/>
+        <w:ind w:left="512" w:hanging="76"/>
+        <w:jc w:val="both"/>
+        <w:rPr>
+          <w:rFonts w:eastAsia="Arial" w:cstheme="minorHAnsi"/>
+          <w:sz w:val="24"/>
+          <w:szCs w:val="24"/>
+        </w:rPr>
+      </w:pPr>
+      <w:r>
+        <w:rPr>
+          <w:rFonts w:eastAsia="Arial" w:cstheme="minorHAnsi"/>
+          <w:sz w:val="24"/>
+          <w:szCs w:val="24"/>
+        </w:rPr>
+        <w:t>Desarrollar un sistema de monitoreo de salud de bases de datos que permita</w:t>
+      </w:r>
+    </w:p>
+    <w:p>
+      <w:pPr>
+        <w:spacing w:before="120" w:after="0" w:line="360" w:lineRule="auto"/>
+        <w:ind w:left="512" w:hanging="76"/>
+        <w:jc w:val="both"/>
+        <w:rPr>
+          <w:rFonts w:eastAsia="Arial" w:cstheme="minorHAnsi"/>
+          <w:sz w:val="24"/>
+          <w:szCs w:val="24"/>
+        </w:rPr>
+      </w:pPr>
+      <w:r>
+        <w:rPr>
+          <w:rFonts w:eastAsia="Arial" w:cstheme="minorHAnsi"/>
+          <w:sz w:val="24"/>
+          <w:szCs w:val="24"/>
+        </w:rPr>
+        <w:t>supervisar en tiempo real el rendimiento, disponibilidad e integridad de motores de</w:t>
+      </w:r>
+    </w:p>
+    <w:p>
+      <w:pPr>
+        <w:spacing w:before="120" w:after="0" w:line="360" w:lineRule="auto"/>
+        <w:ind w:left="512" w:hanging="76"/>
+        <w:jc w:val="both"/>
+        <w:rPr>
+          <w:rFonts w:eastAsia="Arial" w:cstheme="minorHAnsi"/>
+          <w:sz w:val="24"/>
+          <w:szCs w:val="24"/>
+        </w:rPr>
+      </w:pPr>
+      <w:r>
+        <w:rPr>
+          <w:rFonts w:eastAsia="Arial" w:cstheme="minorHAnsi"/>
+          <w:sz w:val="24"/>
+          <w:szCs w:val="24"/>
+        </w:rPr>
+        <w:t>bases de datos relacionales, generando alertas automáticas y reportes para facilitar</w:t>
+      </w:r>
+    </w:p>
+    <w:p>
+      <w:pPr>
+        <w:spacing w:before="120" w:after="0" w:line="360" w:lineRule="auto"/>
+        <w:ind w:left="512" w:hanging="76"/>
+        <w:jc w:val="both"/>
+        <w:rPr>
+          <w:rFonts w:cs="Arial"/>
+          <w:sz w:val="24"/>
+          <w:szCs w:val="24"/>
+          <w:lang w:val="es-MX"/>
+        </w:rPr>
+      </w:pPr>
+      <w:r>
+        <w:rPr>
+          <w:rFonts w:eastAsia="Arial" w:cstheme="minorHAnsi"/>
+          <w:sz w:val="24"/>
+          <w:szCs w:val="24"/>
+        </w:rPr>
+        <w:t>la toma de decisiones de los administradores.</w:t>
       </w:r>
     </w:p>
     <w:p>
@@ -3126,76 +3308,185 @@
           <w:lang w:val="es-MX"/>
         </w:rPr>
       </w:pPr>
-      <w:r>
+    </w:p>
+    <w:p>
+      <w:pPr>
+        <w:spacing w:before="120" w:after="0" w:line="360" w:lineRule="auto"/>
+        <w:ind w:left="360" w:hanging="76"/>
+        <w:jc w:val="both"/>
         <w:rPr>
           <w:rFonts w:cs="Arial"/>
-          <w:i/>
-          <w:iCs/>
           <w:sz w:val="24"/>
           <w:szCs w:val="24"/>
           <w:lang w:val="es-MX"/>
         </w:rPr>
-        <w:t xml:space="preserve">  </w:t>
-      </w:r>
+      </w:pPr>
       <w:r>
         <w:rPr>
           <w:rFonts w:cs="Arial"/>
-          <w:i/>
-          <w:iCs/>
           <w:sz w:val="24"/>
           <w:szCs w:val="24"/>
           <w:lang w:val="es-MX"/>
         </w:rPr>
-        <w:tab/>
-      </w:r>
-      <w:r>
-        <w:rPr>
-          <w:rFonts w:cs="Arial"/>
-          <w:i/>
-          <w:iCs/>
-          <w:sz w:val="24"/>
-          <w:szCs w:val="24"/>
-          <w:lang w:val="es-MX"/>
-        </w:rPr>
-        <w:t xml:space="preserve"> </w:t>
-      </w:r>
-      <w:r>
-        <w:rPr>
-          <w:rFonts w:cs="Arial"/>
-          <w:i/>
-          <w:iCs/>
-          <w:sz w:val="24"/>
-          <w:szCs w:val="24"/>
-          <w:lang w:val="es-MX"/>
-        </w:rPr>
-        <w:t xml:space="preserve">{Para cada objetivo específico se indicara que se va a </w:t>
-      </w:r>
-      <w:r>
-        <w:rPr>
-          <w:rFonts w:cs="Arial"/>
-          <w:i/>
-          <w:iCs/>
-          <w:sz w:val="24"/>
-          <w:szCs w:val="24"/>
-          <w:lang w:val="es-MX"/>
-        </w:rPr>
-        <w:t>lograr}</w:t>
-      </w:r>
-    </w:p>
-    <w:p>
-      <w:pPr>
-        <w:spacing w:after="0" w:line="240" w:lineRule="auto"/>
-        <w:ind w:left="358" w:hanging="74"/>
-        <w:jc w:val="both"/>
-        <w:rPr>
-          <w:rFonts w:cs="Arial"/>
-          <w:i/>
-          <w:color w:val="70AD47" w:themeColor="accent6"/>
-          <w:sz w:val="24"/>
-          <w:szCs w:val="24"/>
-          <w:lang w:val="es-MX"/>
-        </w:rPr>
-      </w:pPr>
+        <w:t xml:space="preserve">        1.4.2 Objetivos Específicos</w:t>
+      </w:r>
+    </w:p>
+    <w:p>
+      <w:pPr>
+        <w:pStyle w:val="Prrafodelista"/>
+        <w:numPr>
+          <w:ilvl w:val="0"/>
+          <w:numId w:val="3"/>
+        </w:numPr>
+        <w:spacing w:before="60" w:after="60" w:line="360" w:lineRule="auto"/>
+        <w:contextualSpacing w:val="0"/>
+        <w:rPr>
+          <w:rFonts w:ascii="Calibri" w:hAnsi="Calibri" w:cs="Calibri"/>
+          <w:sz w:val="24"/>
+          <w:szCs w:val="24"/>
+        </w:rPr>
+      </w:pPr>
+      <w:r>
+        <w:rPr>
+          <w:rFonts w:ascii="Calibri" w:eastAsia="Arial" w:hAnsi="Calibri" w:cs="Calibri"/>
+          <w:sz w:val="24"/>
+          <w:szCs w:val="24"/>
+        </w:rPr>
+        <w:t>Implementar un módulo de recolección de métricas en tiempo real que capture indicadores clave de rendimiento (</w:t>
+      </w:r>
+      <w:proofErr w:type="spellStart"/>
+      <w:r>
+        <w:rPr>
+          <w:rFonts w:ascii="Calibri" w:eastAsia="Arial" w:hAnsi="Calibri" w:cs="Calibri"/>
+          <w:sz w:val="24"/>
+          <w:szCs w:val="24"/>
+        </w:rPr>
+        <w:t>KPIs</w:t>
+      </w:r>
+      <w:proofErr w:type="spellEnd"/>
+      <w:r>
+        <w:rPr>
+          <w:rFonts w:ascii="Calibri" w:eastAsia="Arial" w:hAnsi="Calibri" w:cs="Calibri"/>
+          <w:sz w:val="24"/>
+          <w:szCs w:val="24"/>
+        </w:rPr>
+        <w:t>) del motor de base de datos PostgreSQL, tales como uso de CPU, memoria, conexiones activas y tiempos de respuesta.</w:t>
+      </w:r>
+    </w:p>
+    <w:p>
+      <w:pPr>
+        <w:pStyle w:val="Prrafodelista"/>
+        <w:numPr>
+          <w:ilvl w:val="0"/>
+          <w:numId w:val="3"/>
+        </w:numPr>
+        <w:spacing w:before="60" w:after="60" w:line="360" w:lineRule="auto"/>
+        <w:contextualSpacing w:val="0"/>
+        <w:rPr>
+          <w:rFonts w:ascii="Calibri" w:hAnsi="Calibri" w:cs="Calibri"/>
+          <w:sz w:val="24"/>
+          <w:szCs w:val="24"/>
+        </w:rPr>
+      </w:pPr>
+      <w:r>
+        <w:rPr>
+          <w:rFonts w:ascii="Calibri" w:eastAsia="Arial" w:hAnsi="Calibri" w:cs="Calibri"/>
+          <w:sz w:val="24"/>
+          <w:szCs w:val="24"/>
+        </w:rPr>
+        <w:lastRenderedPageBreak/>
+        <w:t>Diseñar y desarrollar un panel de control (</w:t>
+      </w:r>
+      <w:proofErr w:type="spellStart"/>
+      <w:r>
+        <w:rPr>
+          <w:rFonts w:ascii="Calibri" w:eastAsia="Arial" w:hAnsi="Calibri" w:cs="Calibri"/>
+          <w:sz w:val="24"/>
+          <w:szCs w:val="24"/>
+        </w:rPr>
+        <w:t>dashboard</w:t>
+      </w:r>
+      <w:proofErr w:type="spellEnd"/>
+      <w:r>
+        <w:rPr>
+          <w:rFonts w:ascii="Calibri" w:eastAsia="Arial" w:hAnsi="Calibri" w:cs="Calibri"/>
+          <w:sz w:val="24"/>
+          <w:szCs w:val="24"/>
+        </w:rPr>
+        <w:t>) interactivo que visualice el estado de salud de la base de datos mediante gráficos, tablas y semáforos de alertas.</w:t>
+      </w:r>
+    </w:p>
+    <w:p>
+      <w:pPr>
+        <w:pStyle w:val="Prrafodelista"/>
+        <w:numPr>
+          <w:ilvl w:val="0"/>
+          <w:numId w:val="3"/>
+        </w:numPr>
+        <w:spacing w:before="60" w:after="60" w:line="360" w:lineRule="auto"/>
+        <w:contextualSpacing w:val="0"/>
+        <w:rPr>
+          <w:rFonts w:ascii="Calibri" w:hAnsi="Calibri" w:cs="Calibri"/>
+          <w:sz w:val="24"/>
+          <w:szCs w:val="24"/>
+        </w:rPr>
+      </w:pPr>
+      <w:r>
+        <w:rPr>
+          <w:rFonts w:ascii="Calibri" w:eastAsia="Arial" w:hAnsi="Calibri" w:cs="Calibri"/>
+          <w:sz w:val="24"/>
+          <w:szCs w:val="24"/>
+        </w:rPr>
+        <w:t>Crear un sistema de alertas automáticas que notifique a los administradores cuando los parámetros monitoreados superen los umbrales de riesgo predefinidos.</w:t>
+      </w:r>
+    </w:p>
+    <w:p>
+      <w:pPr>
+        <w:pStyle w:val="Prrafodelista"/>
+        <w:numPr>
+          <w:ilvl w:val="0"/>
+          <w:numId w:val="3"/>
+        </w:numPr>
+        <w:spacing w:before="60" w:after="60" w:line="360" w:lineRule="auto"/>
+        <w:contextualSpacing w:val="0"/>
+        <w:rPr>
+          <w:rFonts w:ascii="Calibri" w:hAnsi="Calibri" w:cs="Calibri"/>
+          <w:sz w:val="24"/>
+          <w:szCs w:val="24"/>
+        </w:rPr>
+      </w:pPr>
+      <w:r>
+        <w:rPr>
+          <w:rFonts w:ascii="Calibri" w:eastAsia="Arial" w:hAnsi="Calibri" w:cs="Calibri"/>
+          <w:sz w:val="24"/>
+          <w:szCs w:val="24"/>
+        </w:rPr>
+        <w:t>Generar reportes históricos de rendimiento que permitan identificar tendencias y patrones en el comportamiento de la base de datos a lo largo del tiempo.</w:t>
+      </w:r>
+    </w:p>
+    <w:p>
+      <w:pPr>
+        <w:pStyle w:val="Prrafodelista"/>
+        <w:numPr>
+          <w:ilvl w:val="0"/>
+          <w:numId w:val="3"/>
+        </w:numPr>
+        <w:spacing w:before="60" w:after="60" w:line="360" w:lineRule="auto"/>
+        <w:contextualSpacing w:val="0"/>
+        <w:rPr>
+          <w:rFonts w:ascii="Calibri" w:hAnsi="Calibri" w:cs="Calibri"/>
+          <w:sz w:val="24"/>
+          <w:szCs w:val="24"/>
+        </w:rPr>
+      </w:pPr>
+      <w:r>
+        <w:rPr>
+          <w:rFonts w:ascii="Calibri" w:eastAsia="Arial" w:hAnsi="Calibri" w:cs="Calibri"/>
+          <w:sz w:val="24"/>
+          <w:szCs w:val="24"/>
+        </w:rPr>
+        <w:t>Implementar un módulo de diagnóstico que identifique consultas lentas, bloqueos, índices no utilizados y otros problemas comunes de rendimiento.</w:t>
+      </w:r>
     </w:p>
     <w:p>
       <w:pPr>
@@ -3214,7 +3505,7 @@
           <w:lang w:val="es-MX"/>
         </w:rPr>
       </w:pPr>
-      <w:bookmarkStart w:id="2" w:name="_Toc52661347"/>
+      <w:bookmarkStart w:id="1" w:name="_Toc52661347"/>
       <w:r>
         <w:rPr>
           <w:rFonts w:cs="Arial"/>
@@ -3224,50 +3515,553 @@
         </w:rPr>
         <w:t>Riesgos</w:t>
       </w:r>
-      <w:bookmarkEnd w:id="2"/>
-    </w:p>
-    <w:p>
-      <w:pPr>
-        <w:spacing w:before="120" w:after="120" w:line="360" w:lineRule="auto"/>
-        <w:jc w:val="both"/>
-        <w:rPr>
-          <w:rFonts w:cs="Calibri"/>
-          <w:i/>
-          <w:color w:val="000000"/>
-          <w:sz w:val="24"/>
-          <w:szCs w:val="24"/>
-        </w:rPr>
-      </w:pPr>
-      <w:r>
-        <w:rPr>
-          <w:rFonts w:cs="Calibri"/>
-          <w:i/>
-          <w:color w:val="000000"/>
-          <w:sz w:val="24"/>
-          <w:szCs w:val="24"/>
-        </w:rPr>
-        <w:t>{</w:t>
-      </w:r>
-      <w:r>
-        <w:rPr>
-          <w:rFonts w:cs="Calibri"/>
-          <w:i/>
-          <w:color w:val="000000"/>
-          <w:sz w:val="24"/>
-          <w:szCs w:val="24"/>
-        </w:rPr>
-        <w:t>Señale los riesgos que pudieran afectar el éxito del proyecto.</w:t>
-      </w:r>
-      <w:r>
-        <w:rPr>
-          <w:rFonts w:cs="Calibri"/>
-          <w:i/>
-          <w:color w:val="000000"/>
-          <w:sz w:val="24"/>
-          <w:szCs w:val="24"/>
-        </w:rPr>
-        <w:t>}</w:t>
-      </w:r>
+      <w:bookmarkEnd w:id="1"/>
+    </w:p>
+    <w:tbl>
+      <w:tblPr>
+        <w:tblStyle w:val="Tablaconcuadrcula5oscura-nfasis5"/>
+        <w:tblW w:w="9360" w:type="dxa"/>
+        <w:tblLook w:val="0000" w:firstRow="0" w:lastRow="0" w:firstColumn="0" w:lastColumn="0" w:noHBand="0" w:noVBand="0"/>
+      </w:tblPr>
+      <w:tblGrid>
+        <w:gridCol w:w="1200"/>
+        <w:gridCol w:w="3600"/>
+        <w:gridCol w:w="2000"/>
+        <w:gridCol w:w="2560"/>
+      </w:tblGrid>
+      <w:tr>
+        <w:trPr>
+          <w:cnfStyle w:val="000000100000" w:firstRow="0" w:lastRow="0" w:firstColumn="0" w:lastColumn="0" w:oddVBand="0" w:evenVBand="0" w:oddHBand="1" w:evenHBand="0" w:firstRowFirstColumn="0" w:firstRowLastColumn="0" w:lastRowFirstColumn="0" w:lastRowLastColumn="0"/>
+          <w:trHeight w:val="636"/>
+        </w:trPr>
+        <w:tc>
+          <w:tcPr>
+            <w:cnfStyle w:val="000010000000" w:firstRow="0" w:lastRow="0" w:firstColumn="0" w:lastColumn="0" w:oddVBand="1" w:evenVBand="0" w:oddHBand="0" w:evenHBand="0" w:firstRowFirstColumn="0" w:firstRowLastColumn="0" w:lastRowFirstColumn="0" w:lastRowLastColumn="0"/>
+            <w:tcW w:w="1200" w:type="dxa"/>
+          </w:tcPr>
+          <w:p>
+            <w:pPr>
+              <w:jc w:val="center"/>
+              <w:rPr>
+                <w:rFonts w:ascii="Calibri" w:hAnsi="Calibri" w:cs="Calibri"/>
+              </w:rPr>
+            </w:pPr>
+            <w:bookmarkStart w:id="2" w:name="_Toc52661348"/>
+            <w:proofErr w:type="spellStart"/>
+            <w:r>
+              <w:rPr>
+                <w:rFonts w:ascii="Calibri" w:eastAsia="Arial" w:hAnsi="Calibri" w:cs="Calibri"/>
+                <w:b/>
+                <w:bCs/>
+                <w:color w:val="FFFFFF"/>
+              </w:rPr>
+              <w:t>N°</w:t>
+            </w:r>
+            <w:proofErr w:type="spellEnd"/>
+          </w:p>
+        </w:tc>
+        <w:tc>
+          <w:tcPr>
+            <w:tcW w:w="3600" w:type="dxa"/>
+          </w:tcPr>
+          <w:p>
+            <w:pPr>
+              <w:jc w:val="center"/>
+              <w:cnfStyle w:val="000000100000" w:firstRow="0" w:lastRow="0" w:firstColumn="0" w:lastColumn="0" w:oddVBand="0" w:evenVBand="0" w:oddHBand="1" w:evenHBand="0" w:firstRowFirstColumn="0" w:firstRowLastColumn="0" w:lastRowFirstColumn="0" w:lastRowLastColumn="0"/>
+              <w:rPr>
+                <w:rFonts w:ascii="Calibri" w:hAnsi="Calibri" w:cs="Calibri"/>
+              </w:rPr>
+            </w:pPr>
+            <w:r>
+              <w:rPr>
+                <w:rFonts w:ascii="Calibri" w:eastAsia="Arial" w:hAnsi="Calibri" w:cs="Calibri"/>
+                <w:b/>
+                <w:bCs/>
+                <w:color w:val="FFFFFF"/>
+              </w:rPr>
+              <w:t>Riesgo</w:t>
+            </w:r>
+          </w:p>
+        </w:tc>
+        <w:tc>
+          <w:tcPr>
+            <w:cnfStyle w:val="000010000000" w:firstRow="0" w:lastRow="0" w:firstColumn="0" w:lastColumn="0" w:oddVBand="1" w:evenVBand="0" w:oddHBand="0" w:evenHBand="0" w:firstRowFirstColumn="0" w:firstRowLastColumn="0" w:lastRowFirstColumn="0" w:lastRowLastColumn="0"/>
+            <w:tcW w:w="2000" w:type="dxa"/>
+          </w:tcPr>
+          <w:p>
+            <w:pPr>
+              <w:jc w:val="center"/>
+              <w:rPr>
+                <w:rFonts w:ascii="Calibri" w:hAnsi="Calibri" w:cs="Calibri"/>
+              </w:rPr>
+            </w:pPr>
+            <w:r>
+              <w:rPr>
+                <w:rFonts w:ascii="Calibri" w:eastAsia="Arial" w:hAnsi="Calibri" w:cs="Calibri"/>
+                <w:b/>
+                <w:bCs/>
+                <w:color w:val="FFFFFF"/>
+              </w:rPr>
+              <w:t>Probabilidad / Impacto</w:t>
+            </w:r>
+          </w:p>
+        </w:tc>
+        <w:tc>
+          <w:tcPr>
+            <w:tcW w:w="2560" w:type="dxa"/>
+          </w:tcPr>
+          <w:p>
+            <w:pPr>
+              <w:jc w:val="center"/>
+              <w:cnfStyle w:val="000000100000" w:firstRow="0" w:lastRow="0" w:firstColumn="0" w:lastColumn="0" w:oddVBand="0" w:evenVBand="0" w:oddHBand="1" w:evenHBand="0" w:firstRowFirstColumn="0" w:firstRowLastColumn="0" w:lastRowFirstColumn="0" w:lastRowLastColumn="0"/>
+              <w:rPr>
+                <w:rFonts w:ascii="Calibri" w:hAnsi="Calibri" w:cs="Calibri"/>
+              </w:rPr>
+            </w:pPr>
+            <w:r>
+              <w:rPr>
+                <w:rFonts w:ascii="Calibri" w:eastAsia="Arial" w:hAnsi="Calibri" w:cs="Calibri"/>
+                <w:b/>
+                <w:bCs/>
+                <w:color w:val="FFFFFF"/>
+              </w:rPr>
+              <w:t>Mitigación</w:t>
+            </w:r>
+          </w:p>
+        </w:tc>
+      </w:tr>
+      <w:tr>
+        <w:tc>
+          <w:tcPr>
+            <w:cnfStyle w:val="000010000000" w:firstRow="0" w:lastRow="0" w:firstColumn="0" w:lastColumn="0" w:oddVBand="1" w:evenVBand="0" w:oddHBand="0" w:evenHBand="0" w:firstRowFirstColumn="0" w:firstRowLastColumn="0" w:lastRowFirstColumn="0" w:lastRowLastColumn="0"/>
+            <w:tcW w:w="1200" w:type="dxa"/>
+          </w:tcPr>
+          <w:p>
+            <w:pPr>
+              <w:rPr>
+                <w:rFonts w:ascii="Calibri" w:hAnsi="Calibri" w:cs="Calibri"/>
+              </w:rPr>
+            </w:pPr>
+            <w:r>
+              <w:rPr>
+                <w:rFonts w:ascii="Calibri" w:eastAsia="Arial" w:hAnsi="Calibri" w:cs="Calibri"/>
+              </w:rPr>
+              <w:t>R01</w:t>
+            </w:r>
+          </w:p>
+        </w:tc>
+        <w:tc>
+          <w:tcPr>
+            <w:tcW w:w="3600" w:type="dxa"/>
+          </w:tcPr>
+          <w:p>
+            <w:pPr>
+              <w:jc w:val="center"/>
+              <w:cnfStyle w:val="000000000000" w:firstRow="0" w:lastRow="0" w:firstColumn="0" w:lastColumn="0" w:oddVBand="0" w:evenVBand="0" w:oddHBand="0" w:evenHBand="0" w:firstRowFirstColumn="0" w:firstRowLastColumn="0" w:lastRowFirstColumn="0" w:lastRowLastColumn="0"/>
+              <w:rPr>
+                <w:rFonts w:ascii="Calibri" w:hAnsi="Calibri" w:cs="Calibri"/>
+              </w:rPr>
+            </w:pPr>
+            <w:r>
+              <w:rPr>
+                <w:rFonts w:ascii="Calibri" w:eastAsia="Arial" w:hAnsi="Calibri" w:cs="Calibri"/>
+              </w:rPr>
+              <w:t>Acceso limitado a un servidor de base de datos real para pruebas</w:t>
+            </w:r>
+          </w:p>
+        </w:tc>
+        <w:tc>
+          <w:tcPr>
+            <w:cnfStyle w:val="000010000000" w:firstRow="0" w:lastRow="0" w:firstColumn="0" w:lastColumn="0" w:oddVBand="1" w:evenVBand="0" w:oddHBand="0" w:evenHBand="0" w:firstRowFirstColumn="0" w:firstRowLastColumn="0" w:lastRowFirstColumn="0" w:lastRowLastColumn="0"/>
+            <w:tcW w:w="2000" w:type="dxa"/>
+          </w:tcPr>
+          <w:p>
+            <w:pPr>
+              <w:jc w:val="center"/>
+              <w:rPr>
+                <w:rFonts w:ascii="Calibri" w:hAnsi="Calibri" w:cs="Calibri"/>
+              </w:rPr>
+            </w:pPr>
+            <w:r>
+              <w:rPr>
+                <w:rFonts w:ascii="Calibri" w:eastAsia="Arial" w:hAnsi="Calibri" w:cs="Calibri"/>
+              </w:rPr>
+              <w:t>Media / Alto</w:t>
+            </w:r>
+          </w:p>
+        </w:tc>
+        <w:tc>
+          <w:tcPr>
+            <w:tcW w:w="2560" w:type="dxa"/>
+          </w:tcPr>
+          <w:p>
+            <w:pPr>
+              <w:jc w:val="center"/>
+              <w:cnfStyle w:val="000000000000" w:firstRow="0" w:lastRow="0" w:firstColumn="0" w:lastColumn="0" w:oddVBand="0" w:evenVBand="0" w:oddHBand="0" w:evenHBand="0" w:firstRowFirstColumn="0" w:firstRowLastColumn="0" w:lastRowFirstColumn="0" w:lastRowLastColumn="0"/>
+              <w:rPr>
+                <w:rFonts w:ascii="Calibri" w:hAnsi="Calibri" w:cs="Calibri"/>
+              </w:rPr>
+            </w:pPr>
+            <w:r>
+              <w:rPr>
+                <w:rFonts w:ascii="Calibri" w:eastAsia="Arial" w:hAnsi="Calibri" w:cs="Calibri"/>
+              </w:rPr>
+              <w:t>Uso de contenedores Docker con PostgreSQL en entorno local</w:t>
+            </w:r>
+          </w:p>
+        </w:tc>
+      </w:tr>
+      <w:tr>
+        <w:trPr>
+          <w:cnfStyle w:val="000000100000" w:firstRow="0" w:lastRow="0" w:firstColumn="0" w:lastColumn="0" w:oddVBand="0" w:evenVBand="0" w:oddHBand="1" w:evenHBand="0" w:firstRowFirstColumn="0" w:firstRowLastColumn="0" w:lastRowFirstColumn="0" w:lastRowLastColumn="0"/>
+        </w:trPr>
+        <w:tc>
+          <w:tcPr>
+            <w:cnfStyle w:val="000010000000" w:firstRow="0" w:lastRow="0" w:firstColumn="0" w:lastColumn="0" w:oddVBand="1" w:evenVBand="0" w:oddHBand="0" w:evenHBand="0" w:firstRowFirstColumn="0" w:firstRowLastColumn="0" w:lastRowFirstColumn="0" w:lastRowLastColumn="0"/>
+            <w:tcW w:w="1200" w:type="dxa"/>
+          </w:tcPr>
+          <w:p>
+            <w:pPr>
+              <w:rPr>
+                <w:rFonts w:ascii="Calibri" w:hAnsi="Calibri" w:cs="Calibri"/>
+              </w:rPr>
+            </w:pPr>
+            <w:r>
+              <w:rPr>
+                <w:rFonts w:ascii="Calibri" w:eastAsia="Arial" w:hAnsi="Calibri" w:cs="Calibri"/>
+              </w:rPr>
+              <w:t>R02</w:t>
+            </w:r>
+          </w:p>
+        </w:tc>
+        <w:tc>
+          <w:tcPr>
+            <w:tcW w:w="3600" w:type="dxa"/>
+          </w:tcPr>
+          <w:p>
+            <w:pPr>
+              <w:jc w:val="center"/>
+              <w:cnfStyle w:val="000000100000" w:firstRow="0" w:lastRow="0" w:firstColumn="0" w:lastColumn="0" w:oddVBand="0" w:evenVBand="0" w:oddHBand="1" w:evenHBand="0" w:firstRowFirstColumn="0" w:firstRowLastColumn="0" w:lastRowFirstColumn="0" w:lastRowLastColumn="0"/>
+              <w:rPr>
+                <w:rFonts w:ascii="Calibri" w:hAnsi="Calibri" w:cs="Calibri"/>
+              </w:rPr>
+            </w:pPr>
+            <w:r>
+              <w:rPr>
+                <w:rFonts w:ascii="Calibri" w:eastAsia="Arial" w:hAnsi="Calibri" w:cs="Calibri"/>
+              </w:rPr>
+              <w:t>Cambios en los requerimientos durante el desarrollo</w:t>
+            </w:r>
+          </w:p>
+        </w:tc>
+        <w:tc>
+          <w:tcPr>
+            <w:cnfStyle w:val="000010000000" w:firstRow="0" w:lastRow="0" w:firstColumn="0" w:lastColumn="0" w:oddVBand="1" w:evenVBand="0" w:oddHBand="0" w:evenHBand="0" w:firstRowFirstColumn="0" w:firstRowLastColumn="0" w:lastRowFirstColumn="0" w:lastRowLastColumn="0"/>
+            <w:tcW w:w="2000" w:type="dxa"/>
+          </w:tcPr>
+          <w:p>
+            <w:pPr>
+              <w:jc w:val="center"/>
+              <w:rPr>
+                <w:rFonts w:ascii="Calibri" w:hAnsi="Calibri" w:cs="Calibri"/>
+              </w:rPr>
+            </w:pPr>
+            <w:r>
+              <w:rPr>
+                <w:rFonts w:ascii="Calibri" w:eastAsia="Arial" w:hAnsi="Calibri" w:cs="Calibri"/>
+              </w:rPr>
+              <w:t>Media / Medio</w:t>
+            </w:r>
+          </w:p>
+        </w:tc>
+        <w:tc>
+          <w:tcPr>
+            <w:tcW w:w="2560" w:type="dxa"/>
+          </w:tcPr>
+          <w:p>
+            <w:pPr>
+              <w:jc w:val="center"/>
+              <w:cnfStyle w:val="000000100000" w:firstRow="0" w:lastRow="0" w:firstColumn="0" w:lastColumn="0" w:oddVBand="0" w:evenVBand="0" w:oddHBand="1" w:evenHBand="0" w:firstRowFirstColumn="0" w:firstRowLastColumn="0" w:lastRowFirstColumn="0" w:lastRowLastColumn="0"/>
+              <w:rPr>
+                <w:rFonts w:ascii="Calibri" w:hAnsi="Calibri" w:cs="Calibri"/>
+              </w:rPr>
+            </w:pPr>
+            <w:r>
+              <w:rPr>
+                <w:rFonts w:ascii="Calibri" w:eastAsia="Arial" w:hAnsi="Calibri" w:cs="Calibri"/>
+              </w:rPr>
+              <w:t>Definición clara de alcance en la etapa inicial; control de cambios formal</w:t>
+            </w:r>
+          </w:p>
+        </w:tc>
+      </w:tr>
+      <w:tr>
+        <w:tc>
+          <w:tcPr>
+            <w:cnfStyle w:val="000010000000" w:firstRow="0" w:lastRow="0" w:firstColumn="0" w:lastColumn="0" w:oddVBand="1" w:evenVBand="0" w:oddHBand="0" w:evenHBand="0" w:firstRowFirstColumn="0" w:firstRowLastColumn="0" w:lastRowFirstColumn="0" w:lastRowLastColumn="0"/>
+            <w:tcW w:w="1200" w:type="dxa"/>
+          </w:tcPr>
+          <w:p>
+            <w:pPr>
+              <w:rPr>
+                <w:rFonts w:ascii="Calibri" w:hAnsi="Calibri" w:cs="Calibri"/>
+              </w:rPr>
+            </w:pPr>
+            <w:r>
+              <w:rPr>
+                <w:rFonts w:ascii="Calibri" w:eastAsia="Arial" w:hAnsi="Calibri" w:cs="Calibri"/>
+              </w:rPr>
+              <w:t>R03</w:t>
+            </w:r>
+          </w:p>
+        </w:tc>
+        <w:tc>
+          <w:tcPr>
+            <w:tcW w:w="3600" w:type="dxa"/>
+          </w:tcPr>
+          <w:p>
+            <w:pPr>
+              <w:jc w:val="center"/>
+              <w:cnfStyle w:val="000000000000" w:firstRow="0" w:lastRow="0" w:firstColumn="0" w:lastColumn="0" w:oddVBand="0" w:evenVBand="0" w:oddHBand="0" w:evenHBand="0" w:firstRowFirstColumn="0" w:firstRowLastColumn="0" w:lastRowFirstColumn="0" w:lastRowLastColumn="0"/>
+              <w:rPr>
+                <w:rFonts w:ascii="Calibri" w:hAnsi="Calibri" w:cs="Calibri"/>
+              </w:rPr>
+            </w:pPr>
+            <w:r>
+              <w:rPr>
+                <w:rFonts w:ascii="Calibri" w:eastAsia="Arial" w:hAnsi="Calibri" w:cs="Calibri"/>
+              </w:rPr>
+              <w:t>Dificultades técnicas en la integración de herramientas de monitoreo</w:t>
+            </w:r>
+          </w:p>
+        </w:tc>
+        <w:tc>
+          <w:tcPr>
+            <w:cnfStyle w:val="000010000000" w:firstRow="0" w:lastRow="0" w:firstColumn="0" w:lastColumn="0" w:oddVBand="1" w:evenVBand="0" w:oddHBand="0" w:evenHBand="0" w:firstRowFirstColumn="0" w:firstRowLastColumn="0" w:lastRowFirstColumn="0" w:lastRowLastColumn="0"/>
+            <w:tcW w:w="2000" w:type="dxa"/>
+          </w:tcPr>
+          <w:p>
+            <w:pPr>
+              <w:jc w:val="center"/>
+              <w:rPr>
+                <w:rFonts w:ascii="Calibri" w:hAnsi="Calibri" w:cs="Calibri"/>
+              </w:rPr>
+            </w:pPr>
+            <w:r>
+              <w:rPr>
+                <w:rFonts w:ascii="Calibri" w:eastAsia="Arial" w:hAnsi="Calibri" w:cs="Calibri"/>
+              </w:rPr>
+              <w:t>Baja / Alto</w:t>
+            </w:r>
+          </w:p>
+        </w:tc>
+        <w:tc>
+          <w:tcPr>
+            <w:tcW w:w="2560" w:type="dxa"/>
+          </w:tcPr>
+          <w:p>
+            <w:pPr>
+              <w:jc w:val="center"/>
+              <w:cnfStyle w:val="000000000000" w:firstRow="0" w:lastRow="0" w:firstColumn="0" w:lastColumn="0" w:oddVBand="0" w:evenVBand="0" w:oddHBand="0" w:evenHBand="0" w:firstRowFirstColumn="0" w:firstRowLastColumn="0" w:lastRowFirstColumn="0" w:lastRowLastColumn="0"/>
+              <w:rPr>
+                <w:rFonts w:ascii="Calibri" w:hAnsi="Calibri" w:cs="Calibri"/>
+              </w:rPr>
+            </w:pPr>
+            <w:r>
+              <w:rPr>
+                <w:rFonts w:ascii="Calibri" w:eastAsia="Arial" w:hAnsi="Calibri" w:cs="Calibri"/>
+              </w:rPr>
+              <w:t xml:space="preserve">Investigación previa de las </w:t>
+            </w:r>
+            <w:proofErr w:type="spellStart"/>
+            <w:r>
+              <w:rPr>
+                <w:rFonts w:ascii="Calibri" w:eastAsia="Arial" w:hAnsi="Calibri" w:cs="Calibri"/>
+              </w:rPr>
+              <w:t>APIs</w:t>
+            </w:r>
+            <w:proofErr w:type="spellEnd"/>
+            <w:r>
+              <w:rPr>
+                <w:rFonts w:ascii="Calibri" w:eastAsia="Arial" w:hAnsi="Calibri" w:cs="Calibri"/>
+              </w:rPr>
+              <w:t xml:space="preserve"> y librerías; pruebas de concepto tempranas</w:t>
+            </w:r>
+          </w:p>
+        </w:tc>
+      </w:tr>
+      <w:tr>
+        <w:trPr>
+          <w:cnfStyle w:val="000000100000" w:firstRow="0" w:lastRow="0" w:firstColumn="0" w:lastColumn="0" w:oddVBand="0" w:evenVBand="0" w:oddHBand="1" w:evenHBand="0" w:firstRowFirstColumn="0" w:firstRowLastColumn="0" w:lastRowFirstColumn="0" w:lastRowLastColumn="0"/>
+        </w:trPr>
+        <w:tc>
+          <w:tcPr>
+            <w:cnfStyle w:val="000010000000" w:firstRow="0" w:lastRow="0" w:firstColumn="0" w:lastColumn="0" w:oddVBand="1" w:evenVBand="0" w:oddHBand="0" w:evenHBand="0" w:firstRowFirstColumn="0" w:firstRowLastColumn="0" w:lastRowFirstColumn="0" w:lastRowLastColumn="0"/>
+            <w:tcW w:w="1200" w:type="dxa"/>
+          </w:tcPr>
+          <w:p>
+            <w:pPr>
+              <w:rPr>
+                <w:rFonts w:ascii="Calibri" w:hAnsi="Calibri" w:cs="Calibri"/>
+              </w:rPr>
+            </w:pPr>
+            <w:r>
+              <w:rPr>
+                <w:rFonts w:ascii="Calibri" w:eastAsia="Arial" w:hAnsi="Calibri" w:cs="Calibri"/>
+              </w:rPr>
+              <w:t>R04</w:t>
+            </w:r>
+          </w:p>
+        </w:tc>
+        <w:tc>
+          <w:tcPr>
+            <w:tcW w:w="3600" w:type="dxa"/>
+          </w:tcPr>
+          <w:p>
+            <w:pPr>
+              <w:jc w:val="center"/>
+              <w:cnfStyle w:val="000000100000" w:firstRow="0" w:lastRow="0" w:firstColumn="0" w:lastColumn="0" w:oddVBand="0" w:evenVBand="0" w:oddHBand="1" w:evenHBand="0" w:firstRowFirstColumn="0" w:firstRowLastColumn="0" w:lastRowFirstColumn="0" w:lastRowLastColumn="0"/>
+              <w:rPr>
+                <w:rFonts w:ascii="Calibri" w:hAnsi="Calibri" w:cs="Calibri"/>
+              </w:rPr>
+            </w:pPr>
+            <w:r>
+              <w:rPr>
+                <w:rFonts w:ascii="Calibri" w:eastAsia="Arial" w:hAnsi="Calibri" w:cs="Calibri"/>
+              </w:rPr>
+              <w:t>Tiempo limitado por carga académica paralela de las integrantes</w:t>
+            </w:r>
+          </w:p>
+        </w:tc>
+        <w:tc>
+          <w:tcPr>
+            <w:cnfStyle w:val="000010000000" w:firstRow="0" w:lastRow="0" w:firstColumn="0" w:lastColumn="0" w:oddVBand="1" w:evenVBand="0" w:oddHBand="0" w:evenHBand="0" w:firstRowFirstColumn="0" w:firstRowLastColumn="0" w:lastRowFirstColumn="0" w:lastRowLastColumn="0"/>
+            <w:tcW w:w="2000" w:type="dxa"/>
+          </w:tcPr>
+          <w:p>
+            <w:pPr>
+              <w:jc w:val="center"/>
+              <w:rPr>
+                <w:rFonts w:ascii="Calibri" w:hAnsi="Calibri" w:cs="Calibri"/>
+              </w:rPr>
+            </w:pPr>
+            <w:r>
+              <w:rPr>
+                <w:rFonts w:ascii="Calibri" w:eastAsia="Arial" w:hAnsi="Calibri" w:cs="Calibri"/>
+              </w:rPr>
+              <w:t>Alta / Medio</w:t>
+            </w:r>
+          </w:p>
+        </w:tc>
+        <w:tc>
+          <w:tcPr>
+            <w:tcW w:w="2560" w:type="dxa"/>
+          </w:tcPr>
+          <w:p>
+            <w:pPr>
+              <w:jc w:val="center"/>
+              <w:cnfStyle w:val="000000100000" w:firstRow="0" w:lastRow="0" w:firstColumn="0" w:lastColumn="0" w:oddVBand="0" w:evenVBand="0" w:oddHBand="1" w:evenHBand="0" w:firstRowFirstColumn="0" w:firstRowLastColumn="0" w:lastRowFirstColumn="0" w:lastRowLastColumn="0"/>
+              <w:rPr>
+                <w:rFonts w:ascii="Calibri" w:hAnsi="Calibri" w:cs="Calibri"/>
+              </w:rPr>
+            </w:pPr>
+            <w:r>
+              <w:rPr>
+                <w:rFonts w:ascii="Calibri" w:eastAsia="Arial" w:hAnsi="Calibri" w:cs="Calibri"/>
+              </w:rPr>
+              <w:t>Planificación con hitos semanales; distribución equitativa de tareas</w:t>
+            </w:r>
+          </w:p>
+        </w:tc>
+      </w:tr>
+      <w:tr>
+        <w:tc>
+          <w:tcPr>
+            <w:cnfStyle w:val="000010000000" w:firstRow="0" w:lastRow="0" w:firstColumn="0" w:lastColumn="0" w:oddVBand="1" w:evenVBand="0" w:oddHBand="0" w:evenHBand="0" w:firstRowFirstColumn="0" w:firstRowLastColumn="0" w:lastRowFirstColumn="0" w:lastRowLastColumn="0"/>
+            <w:tcW w:w="1200" w:type="dxa"/>
+          </w:tcPr>
+          <w:p>
+            <w:pPr>
+              <w:rPr>
+                <w:rFonts w:ascii="Calibri" w:hAnsi="Calibri" w:cs="Calibri"/>
+              </w:rPr>
+            </w:pPr>
+            <w:r>
+              <w:rPr>
+                <w:rFonts w:ascii="Calibri" w:eastAsia="Arial" w:hAnsi="Calibri" w:cs="Calibri"/>
+              </w:rPr>
+              <w:t>R05</w:t>
+            </w:r>
+          </w:p>
+        </w:tc>
+        <w:tc>
+          <w:tcPr>
+            <w:tcW w:w="3600" w:type="dxa"/>
+          </w:tcPr>
+          <w:p>
+            <w:pPr>
+              <w:jc w:val="center"/>
+              <w:cnfStyle w:val="000000000000" w:firstRow="0" w:lastRow="0" w:firstColumn="0" w:lastColumn="0" w:oddVBand="0" w:evenVBand="0" w:oddHBand="0" w:evenHBand="0" w:firstRowFirstColumn="0" w:firstRowLastColumn="0" w:lastRowFirstColumn="0" w:lastRowLastColumn="0"/>
+              <w:rPr>
+                <w:rFonts w:ascii="Calibri" w:hAnsi="Calibri" w:cs="Calibri"/>
+              </w:rPr>
+            </w:pPr>
+            <w:r>
+              <w:rPr>
+                <w:rFonts w:ascii="Calibri" w:eastAsia="Arial" w:hAnsi="Calibri" w:cs="Calibri"/>
+              </w:rPr>
+              <w:t>Falta de documentación actualizada de algunas herramientas</w:t>
+            </w:r>
+          </w:p>
+        </w:tc>
+        <w:tc>
+          <w:tcPr>
+            <w:cnfStyle w:val="000010000000" w:firstRow="0" w:lastRow="0" w:firstColumn="0" w:lastColumn="0" w:oddVBand="1" w:evenVBand="0" w:oddHBand="0" w:evenHBand="0" w:firstRowFirstColumn="0" w:firstRowLastColumn="0" w:lastRowFirstColumn="0" w:lastRowLastColumn="0"/>
+            <w:tcW w:w="2000" w:type="dxa"/>
+          </w:tcPr>
+          <w:p>
+            <w:pPr>
+              <w:jc w:val="center"/>
+              <w:rPr>
+                <w:rFonts w:ascii="Calibri" w:hAnsi="Calibri" w:cs="Calibri"/>
+              </w:rPr>
+            </w:pPr>
+            <w:r>
+              <w:rPr>
+                <w:rFonts w:ascii="Calibri" w:eastAsia="Arial" w:hAnsi="Calibri" w:cs="Calibri"/>
+              </w:rPr>
+              <w:t>Baja / Bajo</w:t>
+            </w:r>
+          </w:p>
+        </w:tc>
+        <w:tc>
+          <w:tcPr>
+            <w:tcW w:w="2560" w:type="dxa"/>
+          </w:tcPr>
+          <w:p>
+            <w:pPr>
+              <w:jc w:val="center"/>
+              <w:cnfStyle w:val="000000000000" w:firstRow="0" w:lastRow="0" w:firstColumn="0" w:lastColumn="0" w:oddVBand="0" w:evenVBand="0" w:oddHBand="0" w:evenHBand="0" w:firstRowFirstColumn="0" w:firstRowLastColumn="0" w:lastRowFirstColumn="0" w:lastRowLastColumn="0"/>
+              <w:rPr>
+                <w:rFonts w:ascii="Calibri" w:hAnsi="Calibri" w:cs="Calibri"/>
+              </w:rPr>
+            </w:pPr>
+            <w:r>
+              <w:rPr>
+                <w:rFonts w:ascii="Calibri" w:eastAsia="Arial" w:hAnsi="Calibri" w:cs="Calibri"/>
+              </w:rPr>
+              <w:t>Consultar repositorios oficiales y foros especializados; pruebas iterativas</w:t>
+            </w:r>
+          </w:p>
+        </w:tc>
+      </w:tr>
+    </w:tbl>
+    <w:p>
+      <w:pPr>
+        <w:rPr>
+          <w:lang w:val="es-MX"/>
+        </w:rPr>
+      </w:pPr>
     </w:p>
     <w:p>
       <w:pPr>
@@ -3286,7 +4080,6 @@
           <w:lang w:val="es-MX"/>
         </w:rPr>
       </w:pPr>
-      <w:bookmarkStart w:id="3" w:name="_Toc52661348"/>
       <w:r>
         <w:rPr>
           <w:rFonts w:cs="Arial"/>
@@ -3323,7 +4116,7 @@
         </w:rPr>
         <w:t xml:space="preserve"> actual</w:t>
       </w:r>
-      <w:bookmarkEnd w:id="3"/>
+      <w:bookmarkEnd w:id="2"/>
     </w:p>
     <w:p>
       <w:pPr>
@@ -3354,13 +4147,114 @@
     </w:p>
     <w:p>
       <w:pPr>
+        <w:spacing w:before="80" w:after="80" w:line="360" w:lineRule="auto"/>
+        <w:jc w:val="both"/>
+        <w:rPr>
+          <w:rFonts w:ascii="Calibri" w:hAnsi="Calibri" w:cs="Calibri"/>
+          <w:sz w:val="24"/>
+          <w:szCs w:val="24"/>
+        </w:rPr>
+      </w:pPr>
+      <w:r>
+        <w:rPr>
+          <w:rFonts w:ascii="Calibri" w:eastAsia="Arial" w:hAnsi="Calibri" w:cs="Calibri"/>
+          <w:sz w:val="24"/>
+          <w:szCs w:val="24"/>
+        </w:rPr>
+        <w:t xml:space="preserve">Actualmente, en muchas organizaciones pequeñas y medianas, así como en entornos académicos, la administración de bases de datos se realiza de forma reactiva: los problemas se detectan una vez que ya han impactado negativamente en el </w:t>
+      </w:r>
+      <w:r>
+        <w:rPr>
+          <w:rFonts w:ascii="Calibri" w:eastAsia="Arial" w:hAnsi="Calibri" w:cs="Calibri"/>
+          <w:sz w:val="24"/>
+          <w:szCs w:val="24"/>
+        </w:rPr>
+        <w:lastRenderedPageBreak/>
+        <w:t>funcionamiento del sistema o en la experiencia del usuario. La ausencia de herramientas de monitoreo accesibles, gratuitas y orientadas a estudiantes y pequeños equipos de desarrollo constituye un obstáculo para la formación de buenas prácticas en administración de bases de datos.</w:t>
+      </w:r>
+    </w:p>
+    <w:p>
+      <w:pPr>
+        <w:spacing w:before="80" w:after="80" w:line="360" w:lineRule="auto"/>
+        <w:jc w:val="both"/>
+        <w:rPr>
+          <w:rFonts w:ascii="Calibri" w:hAnsi="Calibri" w:cs="Calibri"/>
+          <w:sz w:val="24"/>
+          <w:szCs w:val="24"/>
+        </w:rPr>
+      </w:pPr>
+      <w:r>
+        <w:rPr>
+          <w:rFonts w:ascii="Calibri" w:eastAsia="Arial" w:hAnsi="Calibri" w:cs="Calibri"/>
+          <w:sz w:val="24"/>
+          <w:szCs w:val="24"/>
+        </w:rPr>
+        <w:t>En el entorno universitario, los estudiantes de Ingeniería de Sistemas aprenden los fundamentos de bases de datos, pero pocas veces tienen acceso a sistemas de monitoreo que les permitan observar en tiempo real el comportamiento y la salud de una base de datos bajo diferentes cargas de trabajo. Esto genera una brecha entre el conocimiento teórico y la práctica real de un DBA (</w:t>
+      </w:r>
+      <w:proofErr w:type="spellStart"/>
+      <w:r>
+        <w:rPr>
+          <w:rFonts w:ascii="Calibri" w:eastAsia="Arial" w:hAnsi="Calibri" w:cs="Calibri"/>
+          <w:sz w:val="24"/>
+          <w:szCs w:val="24"/>
+        </w:rPr>
+        <w:t>Database</w:t>
+      </w:r>
+      <w:proofErr w:type="spellEnd"/>
+      <w:r>
+        <w:rPr>
+          <w:rFonts w:ascii="Calibri" w:eastAsia="Arial" w:hAnsi="Calibri" w:cs="Calibri"/>
+          <w:sz w:val="24"/>
+          <w:szCs w:val="24"/>
+        </w:rPr>
+        <w:t xml:space="preserve"> </w:t>
+      </w:r>
+      <w:proofErr w:type="spellStart"/>
+      <w:r>
+        <w:rPr>
+          <w:rFonts w:ascii="Calibri" w:eastAsia="Arial" w:hAnsi="Calibri" w:cs="Calibri"/>
+          <w:sz w:val="24"/>
+          <w:szCs w:val="24"/>
+        </w:rPr>
+        <w:t>Administrator</w:t>
+      </w:r>
+      <w:proofErr w:type="spellEnd"/>
+      <w:r>
+        <w:rPr>
+          <w:rFonts w:ascii="Calibri" w:eastAsia="Arial" w:hAnsi="Calibri" w:cs="Calibri"/>
+          <w:sz w:val="24"/>
+          <w:szCs w:val="24"/>
+        </w:rPr>
+        <w:t>).</w:t>
+      </w:r>
+    </w:p>
+    <w:p>
+      <w:pPr>
+        <w:spacing w:before="80" w:after="80" w:line="360" w:lineRule="auto"/>
+        <w:jc w:val="both"/>
+        <w:rPr>
+          <w:rFonts w:ascii="Calibri" w:hAnsi="Calibri" w:cs="Calibri"/>
+          <w:sz w:val="24"/>
+          <w:szCs w:val="24"/>
+        </w:rPr>
+      </w:pPr>
+      <w:r>
+        <w:rPr>
+          <w:rFonts w:ascii="Calibri" w:eastAsia="Arial" w:hAnsi="Calibri" w:cs="Calibri"/>
+          <w:sz w:val="24"/>
+          <w:szCs w:val="24"/>
+        </w:rPr>
+        <w:t>El proyecto propone solucionar esta problemática mediante el desarrollo de una herramienta de monitoreo de código abierto, liviana y de fácil instalación, que permita supervisar bases de datos PostgreSQL en entornos locales o en la nube, visualizar métricas en tiempo real y recibir alertas ante condiciones críticas.</w:t>
+      </w:r>
+    </w:p>
+    <w:p>
+      <w:pPr>
         <w:pStyle w:val="Prrafodelista"/>
         <w:spacing w:before="120" w:after="0" w:line="360" w:lineRule="auto"/>
         <w:ind w:left="709"/>
         <w:jc w:val="both"/>
         <w:rPr>
           <w:rFonts w:cs="Arial"/>
-          <w:i/>
           <w:sz w:val="24"/>
           <w:szCs w:val="24"/>
           <w:lang w:val="es-MX"/>
@@ -3369,139 +4263,343 @@
       <w:r>
         <w:rPr>
           <w:rFonts w:cs="Arial"/>
-          <w:i/>
           <w:sz w:val="24"/>
           <w:szCs w:val="24"/>
           <w:lang w:val="es-MX"/>
         </w:rPr>
-        <w:t>{</w:t>
-      </w:r>
-      <w:r>
-        <w:rPr>
-          <w:rFonts w:cs="Arial"/>
-          <w:i/>
-          <w:sz w:val="24"/>
-          <w:szCs w:val="24"/>
-          <w:lang w:val="es-MX"/>
-        </w:rPr>
-        <w:t xml:space="preserve">Describa antecedentes y situación actual, explicando la problemática y/o necesidad que será resuelta con </w:t>
-      </w:r>
-      <w:r>
-        <w:rPr>
-          <w:rFonts w:cs="Arial"/>
-          <w:i/>
-          <w:sz w:val="24"/>
-          <w:szCs w:val="24"/>
-          <w:lang w:val="es-MX"/>
-        </w:rPr>
-        <w:t>el proyecto propuesto.</w:t>
-      </w:r>
-      <w:r>
-        <w:rPr>
-          <w:rFonts w:cs="Arial"/>
-          <w:i/>
-          <w:sz w:val="24"/>
-          <w:szCs w:val="24"/>
-          <w:lang w:val="es-MX"/>
-        </w:rPr>
-        <w:t>}</w:t>
+        <w:t>Consideraciones de hardware y software</w:t>
+      </w:r>
+    </w:p>
+    <w:p>
+      <w:pPr>
+        <w:pStyle w:val="Ttulo3"/>
+        <w:spacing w:line="360" w:lineRule="auto"/>
+        <w:rPr>
+          <w:rFonts w:ascii="Calibri" w:hAnsi="Calibri" w:cs="Calibri"/>
+          <w:color w:val="auto"/>
+        </w:rPr>
+      </w:pPr>
+      <w:r>
+        <w:rPr>
+          <w:rFonts w:ascii="Calibri" w:eastAsia="Arial" w:hAnsi="Calibri" w:cs="Calibri"/>
+          <w:color w:val="auto"/>
+        </w:rPr>
+        <w:t>Hardware disponible</w:t>
       </w:r>
     </w:p>
     <w:p>
       <w:pPr>
         <w:pStyle w:val="Prrafodelista"/>
         <w:numPr>
-          <w:ilvl w:val="1"/>
-          <w:numId w:val="1"/>
+          <w:ilvl w:val="0"/>
+          <w:numId w:val="3"/>
         </w:numPr>
-        <w:spacing w:before="120" w:after="0" w:line="360" w:lineRule="auto"/>
-        <w:ind w:left="709"/>
-        <w:jc w:val="both"/>
-        <w:rPr>
-          <w:rFonts w:cs="Arial"/>
-          <w:sz w:val="24"/>
-          <w:szCs w:val="24"/>
-          <w:lang w:val="es-MX"/>
-        </w:rPr>
-      </w:pPr>
-      <w:r>
-        <w:rPr>
-          <w:rFonts w:cs="Arial"/>
-          <w:sz w:val="24"/>
-          <w:szCs w:val="24"/>
-          <w:lang w:val="es-MX"/>
-        </w:rPr>
-        <w:t>Consideraciones de hardware y software</w:t>
-      </w:r>
-    </w:p>
-    <w:p>
-      <w:pPr>
-        <w:ind w:left="708"/>
-        <w:jc w:val="both"/>
-        <w:rPr>
-          <w:i/>
-          <w:sz w:val="24"/>
-          <w:szCs w:val="24"/>
-          <w:lang w:val="es-MX"/>
-        </w:rPr>
-      </w:pPr>
-      <w:r>
-        <w:rPr>
-          <w:i/>
-          <w:sz w:val="24"/>
-          <w:szCs w:val="24"/>
-          <w:lang w:val="es-MX"/>
-        </w:rPr>
-        <w:t>{</w:t>
-      </w:r>
-      <w:r>
-        <w:rPr>
-          <w:i/>
-          <w:sz w:val="24"/>
-          <w:szCs w:val="24"/>
-          <w:lang w:val="es-MX"/>
-        </w:rPr>
-        <w:t>Hardware y software posibles para la implementación</w:t>
-      </w:r>
-      <w:r>
-        <w:rPr>
-          <w:i/>
-          <w:sz w:val="24"/>
-          <w:szCs w:val="24"/>
-          <w:lang w:val="es-MX"/>
-        </w:rPr>
-        <w:t>, se analizara lo que existe y es alcanzable, se evaluara que tecnología se puede utilizar en el proyecto</w:t>
-      </w:r>
-      <w:r>
-        <w:rPr>
-          <w:i/>
-          <w:sz w:val="24"/>
-          <w:szCs w:val="24"/>
-          <w:lang w:val="es-MX"/>
+        <w:spacing w:before="60" w:after="60" w:line="360" w:lineRule="auto"/>
+        <w:ind w:left="720"/>
+        <w:contextualSpacing w:val="0"/>
+        <w:rPr>
+          <w:rFonts w:ascii="Calibri" w:hAnsi="Calibri" w:cs="Calibri"/>
+          <w:sz w:val="24"/>
+          <w:szCs w:val="24"/>
+        </w:rPr>
+      </w:pPr>
+      <w:r>
+        <w:rPr>
+          <w:rFonts w:ascii="Calibri" w:eastAsia="Arial" w:hAnsi="Calibri" w:cs="Calibri"/>
+          <w:sz w:val="24"/>
+          <w:szCs w:val="24"/>
+        </w:rPr>
+        <w:t>Computadoras portátiles personales de las integrantes con procesadores Intel Core i5/i7 de 8ª-11ª generación, 8-16 GB RAM, almacenamiento SSD de 256-512 GB.</w:t>
+      </w:r>
+    </w:p>
+    <w:p>
+      <w:pPr>
+        <w:pStyle w:val="Prrafodelista"/>
+        <w:numPr>
+          <w:ilvl w:val="0"/>
+          <w:numId w:val="3"/>
+        </w:numPr>
+        <w:spacing w:before="60" w:after="60" w:line="360" w:lineRule="auto"/>
+        <w:ind w:left="720"/>
+        <w:contextualSpacing w:val="0"/>
+        <w:rPr>
+          <w:rFonts w:ascii="Calibri" w:hAnsi="Calibri" w:cs="Calibri"/>
+          <w:sz w:val="24"/>
+          <w:szCs w:val="24"/>
+        </w:rPr>
+      </w:pPr>
+      <w:r>
+        <w:rPr>
+          <w:rFonts w:ascii="Calibri" w:eastAsia="Arial" w:hAnsi="Calibri" w:cs="Calibri"/>
+          <w:sz w:val="24"/>
+          <w:szCs w:val="24"/>
+        </w:rPr>
+        <w:t>Acceso a internet de banda ancha para descargas, investigación y uso de repositorios en la nube (GitHub).</w:t>
+      </w:r>
+    </w:p>
+    <w:p>
+      <w:pPr>
+        <w:pStyle w:val="Prrafodelista"/>
+        <w:numPr>
+          <w:ilvl w:val="0"/>
+          <w:numId w:val="3"/>
+        </w:numPr>
+        <w:spacing w:before="60" w:after="60" w:line="360" w:lineRule="auto"/>
+        <w:ind w:left="720"/>
+        <w:contextualSpacing w:val="0"/>
+        <w:rPr>
+          <w:rFonts w:ascii="Calibri" w:hAnsi="Calibri" w:cs="Calibri"/>
+          <w:sz w:val="24"/>
+          <w:szCs w:val="24"/>
+        </w:rPr>
+      </w:pPr>
+      <w:r>
+        <w:rPr>
+          <w:rFonts w:ascii="Calibri" w:eastAsia="Arial" w:hAnsi="Calibri" w:cs="Calibri"/>
+          <w:sz w:val="24"/>
+          <w:szCs w:val="24"/>
+        </w:rPr>
+        <w:t xml:space="preserve">Posibilidad de despliegue en la nube gratuita (Render, </w:t>
+      </w:r>
+      <w:proofErr w:type="spellStart"/>
+      <w:r>
+        <w:rPr>
+          <w:rFonts w:ascii="Calibri" w:eastAsia="Arial" w:hAnsi="Calibri" w:cs="Calibri"/>
+          <w:sz w:val="24"/>
+          <w:szCs w:val="24"/>
+        </w:rPr>
+        <w:t>Railway</w:t>
+      </w:r>
+      <w:proofErr w:type="spellEnd"/>
+      <w:r>
+        <w:rPr>
+          <w:rFonts w:ascii="Calibri" w:eastAsia="Arial" w:hAnsi="Calibri" w:cs="Calibri"/>
+          <w:sz w:val="24"/>
+          <w:szCs w:val="24"/>
+        </w:rPr>
+        <w:t xml:space="preserve"> o AWS Free Tier) para pruebas en entorno de producción.</w:t>
+      </w:r>
+    </w:p>
+    <w:p>
+      <w:pPr>
+        <w:pStyle w:val="Ttulo3"/>
+        <w:spacing w:line="360" w:lineRule="auto"/>
+        <w:rPr>
+          <w:rFonts w:ascii="Calibri" w:hAnsi="Calibri" w:cs="Calibri"/>
+          <w:color w:val="auto"/>
+        </w:rPr>
+      </w:pPr>
+      <w:r>
+        <w:rPr>
+          <w:rFonts w:ascii="Calibri" w:eastAsia="Arial" w:hAnsi="Calibri" w:cs="Calibri"/>
+          <w:color w:val="auto"/>
+        </w:rPr>
+        <w:t>Software disponible</w:t>
+      </w:r>
+    </w:p>
+    <w:p>
+      <w:pPr>
+        <w:pStyle w:val="Prrafodelista"/>
+        <w:numPr>
+          <w:ilvl w:val="0"/>
+          <w:numId w:val="3"/>
+        </w:numPr>
+        <w:spacing w:before="60" w:after="60" w:line="360" w:lineRule="auto"/>
+        <w:ind w:left="720"/>
+        <w:contextualSpacing w:val="0"/>
+        <w:rPr>
+          <w:rFonts w:ascii="Calibri" w:hAnsi="Calibri" w:cs="Calibri"/>
+          <w:sz w:val="24"/>
+          <w:szCs w:val="24"/>
+        </w:rPr>
+      </w:pPr>
+      <w:r>
+        <w:rPr>
+          <w:rFonts w:ascii="Calibri" w:eastAsia="Arial" w:hAnsi="Calibri" w:cs="Calibri"/>
+          <w:sz w:val="24"/>
+          <w:szCs w:val="24"/>
+        </w:rPr>
+        <w:t>Sistema operativo: Windows 10/11 y/o Ubuntu 22.04 LTS.</w:t>
+      </w:r>
+    </w:p>
+    <w:p>
+      <w:pPr>
+        <w:pStyle w:val="Prrafodelista"/>
+        <w:numPr>
+          <w:ilvl w:val="0"/>
+          <w:numId w:val="3"/>
+        </w:numPr>
+        <w:spacing w:before="60" w:after="60" w:line="360" w:lineRule="auto"/>
+        <w:ind w:left="720"/>
+        <w:contextualSpacing w:val="0"/>
+        <w:rPr>
+          <w:rFonts w:ascii="Calibri" w:hAnsi="Calibri" w:cs="Calibri"/>
+          <w:sz w:val="24"/>
+          <w:szCs w:val="24"/>
+        </w:rPr>
+      </w:pPr>
+      <w:r>
+        <w:rPr>
+          <w:rFonts w:ascii="Calibri" w:eastAsia="Arial" w:hAnsi="Calibri" w:cs="Calibri"/>
+          <w:sz w:val="24"/>
+          <w:szCs w:val="24"/>
+        </w:rPr>
+        <w:t>Motor de base de datos: PostgreSQL 15 (libre y gratuito).</w:t>
+      </w:r>
+    </w:p>
+    <w:p>
+      <w:pPr>
+        <w:pStyle w:val="Prrafodelista"/>
+        <w:numPr>
+          <w:ilvl w:val="0"/>
+          <w:numId w:val="3"/>
+        </w:numPr>
+        <w:spacing w:before="60" w:after="60" w:line="360" w:lineRule="auto"/>
+        <w:ind w:left="720"/>
+        <w:contextualSpacing w:val="0"/>
+        <w:rPr>
+          <w:rFonts w:ascii="Calibri" w:hAnsi="Calibri" w:cs="Calibri"/>
+          <w:sz w:val="24"/>
+          <w:szCs w:val="24"/>
+        </w:rPr>
+      </w:pPr>
+      <w:r>
+        <w:rPr>
+          <w:rFonts w:ascii="Calibri" w:eastAsia="Arial" w:hAnsi="Calibri" w:cs="Calibri"/>
+          <w:sz w:val="24"/>
+          <w:szCs w:val="24"/>
+        </w:rPr>
+        <w:t xml:space="preserve">Lenguaje de programación: Python 3.11 con librerías psycopg2, </w:t>
+      </w:r>
+      <w:proofErr w:type="spellStart"/>
+      <w:r>
+        <w:rPr>
+          <w:rFonts w:ascii="Calibri" w:eastAsia="Arial" w:hAnsi="Calibri" w:cs="Calibri"/>
+          <w:sz w:val="24"/>
+          <w:szCs w:val="24"/>
+        </w:rPr>
+        <w:t>SQLAlchemy</w:t>
+      </w:r>
+      <w:proofErr w:type="spellEnd"/>
+      <w:r>
+        <w:rPr>
+          <w:rFonts w:ascii="Calibri" w:eastAsia="Arial" w:hAnsi="Calibri" w:cs="Calibri"/>
+          <w:sz w:val="24"/>
+          <w:szCs w:val="24"/>
+        </w:rPr>
+        <w:t xml:space="preserve">, </w:t>
+      </w:r>
+      <w:proofErr w:type="spellStart"/>
+      <w:r>
+        <w:rPr>
+          <w:rFonts w:ascii="Calibri" w:eastAsia="Arial" w:hAnsi="Calibri" w:cs="Calibri"/>
+          <w:sz w:val="24"/>
+          <w:szCs w:val="24"/>
+        </w:rPr>
+        <w:t>FastAPI</w:t>
+      </w:r>
+      <w:proofErr w:type="spellEnd"/>
+      <w:r>
+        <w:rPr>
+          <w:rFonts w:ascii="Calibri" w:eastAsia="Arial" w:hAnsi="Calibri" w:cs="Calibri"/>
+          <w:sz w:val="24"/>
+          <w:szCs w:val="24"/>
+        </w:rPr>
+        <w:t xml:space="preserve"> y Dash/</w:t>
+      </w:r>
+      <w:proofErr w:type="spellStart"/>
+      <w:r>
+        <w:rPr>
+          <w:rFonts w:ascii="Calibri" w:eastAsia="Arial" w:hAnsi="Calibri" w:cs="Calibri"/>
+          <w:sz w:val="24"/>
+          <w:szCs w:val="24"/>
+        </w:rPr>
+        <w:t>Plotly</w:t>
+      </w:r>
+      <w:proofErr w:type="spellEnd"/>
+      <w:r>
+        <w:rPr>
+          <w:rFonts w:ascii="Calibri" w:eastAsia="Arial" w:hAnsi="Calibri" w:cs="Calibri"/>
+          <w:sz w:val="24"/>
+          <w:szCs w:val="24"/>
         </w:rPr>
         <w:t>.</w:t>
       </w:r>
-      <w:r>
-        <w:rPr>
-          <w:i/>
-          <w:sz w:val="24"/>
-          <w:szCs w:val="24"/>
-          <w:lang w:val="es-MX"/>
-        </w:rPr>
-        <w:t>}</w:t>
-      </w:r>
-    </w:p>
-    <w:p>
-      <w:pPr>
-        <w:ind w:left="708"/>
-        <w:jc w:val="both"/>
-        <w:rPr>
-          <w:i/>
-          <w:sz w:val="24"/>
-          <w:szCs w:val="24"/>
-          <w:lang w:val="es-MX"/>
-        </w:rPr>
-      </w:pPr>
+    </w:p>
+    <w:p>
+      <w:pPr>
+        <w:pStyle w:val="Prrafodelista"/>
+        <w:numPr>
+          <w:ilvl w:val="0"/>
+          <w:numId w:val="3"/>
+        </w:numPr>
+        <w:spacing w:before="60" w:after="60" w:line="360" w:lineRule="auto"/>
+        <w:ind w:left="720"/>
+        <w:contextualSpacing w:val="0"/>
+        <w:rPr>
+          <w:rFonts w:ascii="Calibri" w:hAnsi="Calibri" w:cs="Calibri"/>
+          <w:sz w:val="24"/>
+          <w:szCs w:val="24"/>
+        </w:rPr>
+      </w:pPr>
+      <w:r>
+        <w:rPr>
+          <w:rFonts w:ascii="Calibri" w:eastAsia="Arial" w:hAnsi="Calibri" w:cs="Calibri"/>
+          <w:sz w:val="24"/>
+          <w:szCs w:val="24"/>
+        </w:rPr>
+        <w:t>Contenedores: Docker Desktop para entornos de prueba reproducibles.</w:t>
+      </w:r>
+    </w:p>
+    <w:p>
+      <w:pPr>
+        <w:pStyle w:val="Prrafodelista"/>
+        <w:numPr>
+          <w:ilvl w:val="0"/>
+          <w:numId w:val="3"/>
+        </w:numPr>
+        <w:spacing w:before="60" w:after="60" w:line="360" w:lineRule="auto"/>
+        <w:ind w:left="720"/>
+        <w:contextualSpacing w:val="0"/>
+        <w:rPr>
+          <w:rFonts w:ascii="Calibri" w:hAnsi="Calibri" w:cs="Calibri"/>
+          <w:sz w:val="24"/>
+          <w:szCs w:val="24"/>
+        </w:rPr>
+      </w:pPr>
+      <w:r>
+        <w:rPr>
+          <w:rFonts w:ascii="Calibri" w:eastAsia="Arial" w:hAnsi="Calibri" w:cs="Calibri"/>
+          <w:sz w:val="24"/>
+          <w:szCs w:val="24"/>
+        </w:rPr>
+        <w:t>Control de versiones: Git + GitHub.</w:t>
+      </w:r>
+    </w:p>
+    <w:p>
+      <w:pPr>
+        <w:pStyle w:val="Prrafodelista"/>
+        <w:numPr>
+          <w:ilvl w:val="0"/>
+          <w:numId w:val="3"/>
+        </w:numPr>
+        <w:spacing w:before="60" w:after="60" w:line="360" w:lineRule="auto"/>
+        <w:ind w:left="720"/>
+        <w:contextualSpacing w:val="0"/>
+        <w:rPr>
+          <w:rFonts w:ascii="Calibri" w:hAnsi="Calibri" w:cs="Calibri"/>
+          <w:sz w:val="24"/>
+          <w:szCs w:val="24"/>
+        </w:rPr>
+      </w:pPr>
+      <w:r>
+        <w:rPr>
+          <w:rFonts w:ascii="Calibri" w:eastAsia="Arial" w:hAnsi="Calibri" w:cs="Calibri"/>
+          <w:sz w:val="24"/>
+          <w:szCs w:val="24"/>
+        </w:rPr>
+        <w:t>IDE: Visual Studio Code (gratuito).</w:t>
+      </w:r>
     </w:p>
     <w:p>
       <w:pPr>
@@ -3518,12 +4616,13 @@
           <w:szCs w:val="24"/>
         </w:rPr>
       </w:pPr>
-      <w:bookmarkStart w:id="4" w:name="_Toc52661349"/>
-      <w:r>
-        <w:rPr>
-          <w:sz w:val="24"/>
-          <w:szCs w:val="24"/>
-        </w:rPr>
+      <w:bookmarkStart w:id="3" w:name="_Toc52661349"/>
+      <w:r>
+        <w:rPr>
+          <w:sz w:val="24"/>
+          <w:szCs w:val="24"/>
+        </w:rPr>
+        <w:lastRenderedPageBreak/>
         <w:t xml:space="preserve">Estudio de </w:t>
       </w:r>
       <w:r>
@@ -3535,47 +4634,69 @@
         </w:rPr>
         <w:t>Factibilidad</w:t>
       </w:r>
-      <w:bookmarkEnd w:id="4"/>
+      <w:bookmarkEnd w:id="3"/>
     </w:p>
     <w:p>
       <w:pPr>
         <w:pStyle w:val="Prrafodelista"/>
+        <w:spacing w:line="360" w:lineRule="auto"/>
         <w:ind w:left="360"/>
         <w:jc w:val="both"/>
         <w:rPr>
-          <w:i/>
-          <w:sz w:val="24"/>
-          <w:szCs w:val="24"/>
-        </w:rPr>
-      </w:pPr>
-      <w:r>
-        <w:rPr>
-          <w:i/>
-          <w:sz w:val="24"/>
-          <w:szCs w:val="24"/>
-        </w:rPr>
-        <w:t>{</w:t>
-      </w:r>
-      <w:r>
-        <w:rPr>
-          <w:i/>
-          <w:sz w:val="24"/>
-          <w:szCs w:val="24"/>
-        </w:rPr>
-        <w:t>Describir los resultados que esperan alcanzar del estudio de factibilidad, las actividades que se realizaron para preparar la evaluación de factibilidad y por quien fue aprobado</w:t>
-      </w:r>
-      <w:r>
-        <w:rPr>
-          <w:i/>
-          <w:sz w:val="24"/>
-          <w:szCs w:val="24"/>
-        </w:rPr>
-        <w:t>}</w:t>
+          <w:rFonts w:ascii="Calibri" w:eastAsia="Arial" w:hAnsi="Calibri" w:cs="Calibri"/>
+          <w:sz w:val="24"/>
+          <w:szCs w:val="24"/>
+        </w:rPr>
+      </w:pPr>
+      <w:r>
+        <w:rPr>
+          <w:rFonts w:ascii="Calibri" w:eastAsia="Arial" w:hAnsi="Calibri" w:cs="Calibri"/>
+          <w:sz w:val="24"/>
+          <w:szCs w:val="24"/>
+        </w:rPr>
+        <w:t xml:space="preserve">Desde el punto de vista técnico, el proyecto es completamente factible. Las integrantes disponen de equipos de cómputo con las capacidades suficientes para desarrollar, ejecutar y probar la aplicación de monitoreo. PostgreSQL es un motor de base de datos de código abierto, ampliamente documentado y con soporte comunitario activo. Las librerías de Python utilizadas (psycopg2, Dash, </w:t>
+      </w:r>
+      <w:proofErr w:type="spellStart"/>
+      <w:r>
+        <w:rPr>
+          <w:rFonts w:ascii="Calibri" w:eastAsia="Arial" w:hAnsi="Calibri" w:cs="Calibri"/>
+          <w:sz w:val="24"/>
+          <w:szCs w:val="24"/>
+        </w:rPr>
+        <w:t>Plotly</w:t>
+      </w:r>
+      <w:proofErr w:type="spellEnd"/>
+      <w:r>
+        <w:rPr>
+          <w:rFonts w:ascii="Calibri" w:eastAsia="Arial" w:hAnsi="Calibri" w:cs="Calibri"/>
+          <w:sz w:val="24"/>
+          <w:szCs w:val="24"/>
+        </w:rPr>
+        <w:t xml:space="preserve">, </w:t>
+      </w:r>
+      <w:proofErr w:type="spellStart"/>
+      <w:r>
+        <w:rPr>
+          <w:rFonts w:ascii="Calibri" w:eastAsia="Arial" w:hAnsi="Calibri" w:cs="Calibri"/>
+          <w:sz w:val="24"/>
+          <w:szCs w:val="24"/>
+        </w:rPr>
+        <w:t>FastAPI</w:t>
+      </w:r>
+      <w:proofErr w:type="spellEnd"/>
+      <w:r>
+        <w:rPr>
+          <w:rFonts w:ascii="Calibri" w:eastAsia="Arial" w:hAnsi="Calibri" w:cs="Calibri"/>
+          <w:sz w:val="24"/>
+          <w:szCs w:val="24"/>
+        </w:rPr>
+        <w:t>) son gratuitas, maduras y cuentan con documentación oficial robusta.</w:t>
       </w:r>
     </w:p>
     <w:p>
       <w:pPr>
         <w:pStyle w:val="Prrafodelista"/>
+        <w:spacing w:line="360" w:lineRule="auto"/>
         <w:ind w:left="360"/>
         <w:jc w:val="both"/>
         <w:rPr>
@@ -3584,6 +4705,78 @@
           <w:szCs w:val="24"/>
         </w:rPr>
       </w:pPr>
+      <w:r>
+        <w:rPr>
+          <w:rFonts w:ascii="Calibri" w:eastAsia="Arial" w:hAnsi="Calibri" w:cs="Calibri"/>
+          <w:sz w:val="24"/>
+          <w:szCs w:val="24"/>
+        </w:rPr>
+        <w:t>El sistema no requiere infraestructura de servidores dedicados para su desarrollo; puede ejecutarse completamente en entorno local mediante Docker. Para la etapa de demostración, se utilizará un servicio de nube gratuito (</w:t>
+      </w:r>
+      <w:proofErr w:type="spellStart"/>
+      <w:r>
+        <w:rPr>
+          <w:rFonts w:ascii="Calibri" w:eastAsia="Arial" w:hAnsi="Calibri" w:cs="Calibri"/>
+          <w:sz w:val="24"/>
+          <w:szCs w:val="24"/>
+        </w:rPr>
+        <w:t>Railway</w:t>
+      </w:r>
+      <w:proofErr w:type="spellEnd"/>
+      <w:r>
+        <w:rPr>
+          <w:rFonts w:ascii="Calibri" w:eastAsia="Arial" w:hAnsi="Calibri" w:cs="Calibri"/>
+          <w:sz w:val="24"/>
+          <w:szCs w:val="24"/>
+        </w:rPr>
+        <w:t xml:space="preserve"> o Render). La curva de aprendizaje de las tecnologías es manejable dado el conocimiento previo adquirido en cursos anteriores de programación y bases de datos.</w:t>
+      </w:r>
+    </w:p>
+    <w:p>
+      <w:pPr>
+        <w:pStyle w:val="Prrafodelista"/>
+        <w:numPr>
+          <w:ilvl w:val="1"/>
+          <w:numId w:val="1"/>
+        </w:numPr>
+        <w:spacing w:line="360" w:lineRule="auto"/>
+        <w:jc w:val="both"/>
+        <w:outlineLvl w:val="1"/>
+        <w:rPr>
+          <w:sz w:val="24"/>
+          <w:szCs w:val="24"/>
+        </w:rPr>
+      </w:pPr>
+      <w:bookmarkStart w:id="4" w:name="_Toc52661350"/>
+      <w:r>
+        <w:rPr>
+          <w:sz w:val="24"/>
+          <w:szCs w:val="24"/>
+        </w:rPr>
+        <w:t>Factibilidad Técnica</w:t>
+      </w:r>
+      <w:bookmarkEnd w:id="4"/>
+    </w:p>
+    <w:p>
+      <w:pPr>
+        <w:pStyle w:val="Prrafodelista"/>
+        <w:spacing w:line="360" w:lineRule="auto"/>
+        <w:ind w:left="360"/>
+        <w:jc w:val="both"/>
+        <w:rPr>
+          <w:i/>
+          <w:sz w:val="24"/>
+          <w:szCs w:val="24"/>
+        </w:rPr>
+      </w:pPr>
+      <w:r>
+        <w:rPr>
+          <w:rFonts w:ascii="Calibri" w:eastAsia="Arial" w:hAnsi="Calibri" w:cs="Calibri"/>
+          <w:sz w:val="24"/>
+          <w:szCs w:val="24"/>
+        </w:rPr>
+        <w:t>El proyecto se desarrollará con recursos propios de las integrantes, sin necesidad de inversión en licencias de software ni infraestructura de servidores. Todos los componentes tecnológicos utilizados son de código abierto o cuentan con planes gratuitos suficientes para el alcance del proyecto académico.</w:t>
+      </w:r>
     </w:p>
     <w:p>
       <w:pPr>
@@ -3599,157 +4792,36 @@
           <w:szCs w:val="24"/>
         </w:rPr>
       </w:pPr>
-      <w:bookmarkStart w:id="5" w:name="_Toc52661350"/>
-      <w:r>
-        <w:rPr>
-          <w:sz w:val="24"/>
-          <w:szCs w:val="24"/>
-        </w:rPr>
-        <w:t>Factibilidad Técnica</w:t>
+      <w:bookmarkStart w:id="5" w:name="_Toc52661351"/>
+      <w:r>
+        <w:rPr>
+          <w:sz w:val="24"/>
+          <w:szCs w:val="24"/>
+        </w:rPr>
+        <w:t>F</w:t>
+      </w:r>
+      <w:r>
+        <w:rPr>
+          <w:sz w:val="24"/>
+          <w:szCs w:val="24"/>
+        </w:rPr>
+        <w:t xml:space="preserve">actibilidad </w:t>
+      </w:r>
+      <w:r>
+        <w:rPr>
+          <w:sz w:val="24"/>
+          <w:szCs w:val="24"/>
+        </w:rPr>
+        <w:t>E</w:t>
+      </w:r>
+      <w:r>
+        <w:rPr>
+          <w:sz w:val="24"/>
+          <w:szCs w:val="24"/>
+        </w:rPr>
+        <w:t>conómica</w:t>
       </w:r>
       <w:bookmarkEnd w:id="5"/>
-    </w:p>
-    <w:p>
-      <w:pPr>
-        <w:pStyle w:val="Prrafodelista"/>
-        <w:ind w:left="360"/>
-        <w:jc w:val="both"/>
-        <w:rPr>
-          <w:i/>
-          <w:iCs/>
-          <w:sz w:val="24"/>
-          <w:szCs w:val="24"/>
-        </w:rPr>
-      </w:pPr>
-      <w:r>
-        <w:rPr>
-          <w:i/>
-          <w:iCs/>
-          <w:sz w:val="24"/>
-          <w:szCs w:val="24"/>
-        </w:rPr>
-        <w:t>{</w:t>
-      </w:r>
-      <w:r>
-        <w:t xml:space="preserve">El estudio de viabilidad técnica se enfoca en obtener un entendimiento de los recursos tecnológicos disponibles actualmente y su aplicabilidad a las necesidades que se espera </w:t>
-      </w:r>
-      <w:r>
-        <w:lastRenderedPageBreak/>
-        <w:t>tenga el proyecto. En el caso de tecnología informática esto implica una evaluación del hardware y software y como este puede cubrir las necesidades del sistema propuesto.</w:t>
-      </w:r>
-    </w:p>
-    <w:p>
-      <w:pPr>
-        <w:pStyle w:val="Prrafodelista"/>
-        <w:ind w:left="360"/>
-        <w:jc w:val="both"/>
-        <w:rPr>
-          <w:i/>
-          <w:sz w:val="24"/>
-          <w:szCs w:val="24"/>
-        </w:rPr>
-      </w:pPr>
-      <w:r>
-        <w:rPr>
-          <w:i/>
-          <w:sz w:val="24"/>
-          <w:szCs w:val="24"/>
-        </w:rPr>
-        <w:t xml:space="preserve">Realizar una evaluación de la tecnología actual existente y la posibilidad de utilizarla en el desarrollo e implantación del sistema. </w:t>
-      </w:r>
-    </w:p>
-    <w:p>
-      <w:pPr>
-        <w:pStyle w:val="Prrafodelista"/>
-        <w:ind w:left="360"/>
-        <w:jc w:val="both"/>
-        <w:rPr>
-          <w:i/>
-          <w:sz w:val="24"/>
-          <w:szCs w:val="24"/>
-        </w:rPr>
-      </w:pPr>
-      <w:r>
-        <w:rPr>
-          <w:i/>
-          <w:sz w:val="24"/>
-          <w:szCs w:val="24"/>
-        </w:rPr>
-        <w:t>Describir acerca del h</w:t>
-      </w:r>
-      <w:r>
-        <w:rPr>
-          <w:i/>
-          <w:sz w:val="24"/>
-          <w:szCs w:val="24"/>
-        </w:rPr>
-        <w:t xml:space="preserve">ardware (equipos, servidor), software (aplicaciones, navegadores, sistemas operativos, dominio, internet, infraestructura de red </w:t>
-      </w:r>
-      <w:r>
-        <w:rPr>
-          <w:i/>
-          <w:sz w:val="24"/>
-          <w:szCs w:val="24"/>
-        </w:rPr>
-        <w:t>física, etc.}</w:t>
-      </w:r>
-    </w:p>
-    <w:p>
-      <w:pPr>
-        <w:pStyle w:val="Prrafodelista"/>
-        <w:ind w:left="360"/>
-        <w:jc w:val="both"/>
-        <w:rPr>
-          <w:i/>
-          <w:sz w:val="24"/>
-          <w:szCs w:val="24"/>
-        </w:rPr>
-      </w:pPr>
-    </w:p>
-    <w:p>
-      <w:pPr>
-        <w:pStyle w:val="Prrafodelista"/>
-        <w:numPr>
-          <w:ilvl w:val="1"/>
-          <w:numId w:val="1"/>
-        </w:numPr>
-        <w:jc w:val="both"/>
-        <w:outlineLvl w:val="1"/>
-        <w:rPr>
-          <w:sz w:val="24"/>
-          <w:szCs w:val="24"/>
-        </w:rPr>
-      </w:pPr>
-      <w:bookmarkStart w:id="6" w:name="_Toc52661351"/>
-      <w:r>
-        <w:rPr>
-          <w:sz w:val="24"/>
-          <w:szCs w:val="24"/>
-        </w:rPr>
-        <w:t>F</w:t>
-      </w:r>
-      <w:r>
-        <w:rPr>
-          <w:sz w:val="24"/>
-          <w:szCs w:val="24"/>
-        </w:rPr>
-        <w:t xml:space="preserve">actibilidad </w:t>
-      </w:r>
-      <w:r>
-        <w:rPr>
-          <w:sz w:val="24"/>
-          <w:szCs w:val="24"/>
-        </w:rPr>
-        <w:t>E</w:t>
-      </w:r>
-      <w:r>
-        <w:rPr>
-          <w:sz w:val="24"/>
-          <w:szCs w:val="24"/>
-        </w:rPr>
-        <w:t>conómica</w:t>
-      </w:r>
-      <w:bookmarkEnd w:id="6"/>
     </w:p>
     <w:p>
       <w:pPr>
@@ -4029,6 +5101,629 @@
         <w:t xml:space="preserve"> </w:t>
       </w:r>
     </w:p>
+    <w:tbl>
+      <w:tblPr>
+        <w:tblW w:w="9360" w:type="dxa"/>
+        <w:tblBorders>
+          <w:top w:val="single" w:sz="4" w:space="0" w:color="auto"/>
+          <w:left w:val="single" w:sz="4" w:space="0" w:color="auto"/>
+          <w:bottom w:val="single" w:sz="4" w:space="0" w:color="auto"/>
+          <w:right w:val="single" w:sz="4" w:space="0" w:color="auto"/>
+          <w:insideH w:val="single" w:sz="4" w:space="0" w:color="auto"/>
+          <w:insideV w:val="single" w:sz="4" w:space="0" w:color="auto"/>
+        </w:tblBorders>
+        <w:tblCellMar>
+          <w:left w:w="10" w:type="dxa"/>
+          <w:right w:w="10" w:type="dxa"/>
+        </w:tblCellMar>
+        <w:tblLook w:val="0000" w:firstRow="0" w:lastRow="0" w:firstColumn="0" w:lastColumn="0" w:noHBand="0" w:noVBand="0"/>
+      </w:tblPr>
+      <w:tblGrid>
+        <w:gridCol w:w="4680"/>
+        <w:gridCol w:w="2340"/>
+        <w:gridCol w:w="2340"/>
+      </w:tblGrid>
+      <w:tr>
+        <w:tblPrEx>
+          <w:tblCellMar>
+            <w:top w:w="0" w:type="dxa"/>
+            <w:bottom w:w="0" w:type="dxa"/>
+          </w:tblCellMar>
+        </w:tblPrEx>
+        <w:trPr>
+          <w:tblHeader/>
+        </w:trPr>
+        <w:tc>
+          <w:tcPr>
+            <w:tcW w:w="4680" w:type="dxa"/>
+            <w:tcBorders>
+              <w:top w:val="single" w:sz="4" w:space="0" w:color="AAAAAA"/>
+              <w:left w:val="single" w:sz="4" w:space="0" w:color="AAAAAA"/>
+              <w:bottom w:val="single" w:sz="4" w:space="0" w:color="AAAAAA"/>
+              <w:right w:val="single" w:sz="4" w:space="0" w:color="AAAAAA"/>
+            </w:tcBorders>
+            <w:shd w:val="clear" w:color="auto" w:fill="1F3864"/>
+            <w:tcMar>
+              <w:top w:w="80" w:type="dxa"/>
+              <w:left w:w="120" w:type="dxa"/>
+              <w:bottom w:w="80" w:type="dxa"/>
+              <w:right w:w="120" w:type="dxa"/>
+            </w:tcMar>
+            <w:vAlign w:val="center"/>
+          </w:tcPr>
+          <w:p>
+            <w:pPr>
+              <w:jc w:val="center"/>
+              <w:rPr>
+                <w:rFonts w:ascii="Calibri" w:hAnsi="Calibri" w:cs="Calibri"/>
+                <w:sz w:val="24"/>
+                <w:szCs w:val="24"/>
+              </w:rPr>
+            </w:pPr>
+            <w:r>
+              <w:rPr>
+                <w:rFonts w:ascii="Calibri" w:eastAsia="Arial" w:hAnsi="Calibri" w:cs="Calibri"/>
+                <w:b/>
+                <w:bCs/>
+                <w:color w:val="FFFFFF"/>
+                <w:sz w:val="24"/>
+                <w:szCs w:val="24"/>
+              </w:rPr>
+              <w:t>Descripción</w:t>
+            </w:r>
+          </w:p>
+        </w:tc>
+        <w:tc>
+          <w:tcPr>
+            <w:tcW w:w="2340" w:type="dxa"/>
+            <w:tcBorders>
+              <w:top w:val="single" w:sz="4" w:space="0" w:color="AAAAAA"/>
+              <w:left w:val="single" w:sz="4" w:space="0" w:color="AAAAAA"/>
+              <w:bottom w:val="single" w:sz="4" w:space="0" w:color="AAAAAA"/>
+              <w:right w:val="single" w:sz="4" w:space="0" w:color="AAAAAA"/>
+            </w:tcBorders>
+            <w:shd w:val="clear" w:color="auto" w:fill="1F3864"/>
+            <w:tcMar>
+              <w:top w:w="80" w:type="dxa"/>
+              <w:left w:w="120" w:type="dxa"/>
+              <w:bottom w:w="80" w:type="dxa"/>
+              <w:right w:w="120" w:type="dxa"/>
+            </w:tcMar>
+            <w:vAlign w:val="center"/>
+          </w:tcPr>
+          <w:p>
+            <w:pPr>
+              <w:jc w:val="center"/>
+              <w:rPr>
+                <w:rFonts w:ascii="Calibri" w:hAnsi="Calibri" w:cs="Calibri"/>
+                <w:sz w:val="24"/>
+                <w:szCs w:val="24"/>
+              </w:rPr>
+            </w:pPr>
+            <w:r>
+              <w:rPr>
+                <w:rFonts w:ascii="Calibri" w:eastAsia="Arial" w:hAnsi="Calibri" w:cs="Calibri"/>
+                <w:b/>
+                <w:bCs/>
+                <w:color w:val="FFFFFF"/>
+                <w:sz w:val="24"/>
+                <w:szCs w:val="24"/>
+              </w:rPr>
+              <w:t>Cantidad</w:t>
+            </w:r>
+          </w:p>
+        </w:tc>
+        <w:tc>
+          <w:tcPr>
+            <w:tcW w:w="2340" w:type="dxa"/>
+            <w:tcBorders>
+              <w:top w:val="single" w:sz="4" w:space="0" w:color="AAAAAA"/>
+              <w:left w:val="single" w:sz="4" w:space="0" w:color="AAAAAA"/>
+              <w:bottom w:val="single" w:sz="4" w:space="0" w:color="AAAAAA"/>
+              <w:right w:val="single" w:sz="4" w:space="0" w:color="AAAAAA"/>
+            </w:tcBorders>
+            <w:shd w:val="clear" w:color="auto" w:fill="1F3864"/>
+            <w:tcMar>
+              <w:top w:w="80" w:type="dxa"/>
+              <w:left w:w="120" w:type="dxa"/>
+              <w:bottom w:w="80" w:type="dxa"/>
+              <w:right w:w="120" w:type="dxa"/>
+            </w:tcMar>
+            <w:vAlign w:val="center"/>
+          </w:tcPr>
+          <w:p>
+            <w:pPr>
+              <w:jc w:val="center"/>
+              <w:rPr>
+                <w:rFonts w:ascii="Calibri" w:hAnsi="Calibri" w:cs="Calibri"/>
+                <w:sz w:val="24"/>
+                <w:szCs w:val="24"/>
+              </w:rPr>
+            </w:pPr>
+            <w:r>
+              <w:rPr>
+                <w:rFonts w:ascii="Calibri" w:eastAsia="Arial" w:hAnsi="Calibri" w:cs="Calibri"/>
+                <w:b/>
+                <w:bCs/>
+                <w:color w:val="FFFFFF"/>
+                <w:sz w:val="24"/>
+                <w:szCs w:val="24"/>
+              </w:rPr>
+              <w:t>Costo (S/)</w:t>
+            </w:r>
+          </w:p>
+        </w:tc>
+      </w:tr>
+      <w:tr>
+        <w:tblPrEx>
+          <w:tblCellMar>
+            <w:top w:w="0" w:type="dxa"/>
+            <w:bottom w:w="0" w:type="dxa"/>
+          </w:tblCellMar>
+        </w:tblPrEx>
+        <w:tc>
+          <w:tcPr>
+            <w:tcW w:w="4680" w:type="dxa"/>
+            <w:tcBorders>
+              <w:top w:val="single" w:sz="4" w:space="0" w:color="AAAAAA"/>
+              <w:left w:val="single" w:sz="4" w:space="0" w:color="AAAAAA"/>
+              <w:bottom w:val="single" w:sz="4" w:space="0" w:color="AAAAAA"/>
+              <w:right w:val="single" w:sz="4" w:space="0" w:color="AAAAAA"/>
+            </w:tcBorders>
+            <w:shd w:val="clear" w:color="auto" w:fill="FFFFFF"/>
+            <w:tcMar>
+              <w:top w:w="70" w:type="dxa"/>
+              <w:left w:w="120" w:type="dxa"/>
+              <w:bottom w:w="70" w:type="dxa"/>
+              <w:right w:w="120" w:type="dxa"/>
+            </w:tcMar>
+            <w:vAlign w:val="center"/>
+          </w:tcPr>
+          <w:p>
+            <w:pPr>
+              <w:rPr>
+                <w:rFonts w:ascii="Calibri" w:hAnsi="Calibri" w:cs="Calibri"/>
+                <w:sz w:val="24"/>
+                <w:szCs w:val="24"/>
+              </w:rPr>
+            </w:pPr>
+            <w:r>
+              <w:rPr>
+                <w:rFonts w:ascii="Calibri" w:eastAsia="Arial" w:hAnsi="Calibri" w:cs="Calibri"/>
+                <w:sz w:val="24"/>
+                <w:szCs w:val="24"/>
+              </w:rPr>
+              <w:t>Papel bond A4 (500 hojas)</w:t>
+            </w:r>
+          </w:p>
+        </w:tc>
+        <w:tc>
+          <w:tcPr>
+            <w:tcW w:w="2340" w:type="dxa"/>
+            <w:tcBorders>
+              <w:top w:val="single" w:sz="4" w:space="0" w:color="AAAAAA"/>
+              <w:left w:val="single" w:sz="4" w:space="0" w:color="AAAAAA"/>
+              <w:bottom w:val="single" w:sz="4" w:space="0" w:color="AAAAAA"/>
+              <w:right w:val="single" w:sz="4" w:space="0" w:color="AAAAAA"/>
+            </w:tcBorders>
+            <w:shd w:val="clear" w:color="auto" w:fill="FFFFFF"/>
+            <w:tcMar>
+              <w:top w:w="70" w:type="dxa"/>
+              <w:left w:w="120" w:type="dxa"/>
+              <w:bottom w:w="70" w:type="dxa"/>
+              <w:right w:w="120" w:type="dxa"/>
+            </w:tcMar>
+            <w:vAlign w:val="center"/>
+          </w:tcPr>
+          <w:p>
+            <w:pPr>
+              <w:jc w:val="center"/>
+              <w:rPr>
+                <w:rFonts w:ascii="Calibri" w:hAnsi="Calibri" w:cs="Calibri"/>
+                <w:sz w:val="24"/>
+                <w:szCs w:val="24"/>
+              </w:rPr>
+            </w:pPr>
+            <w:r>
+              <w:rPr>
+                <w:rFonts w:ascii="Calibri" w:eastAsia="Arial" w:hAnsi="Calibri" w:cs="Calibri"/>
+                <w:sz w:val="24"/>
+                <w:szCs w:val="24"/>
+              </w:rPr>
+              <w:t>1 millar</w:t>
+            </w:r>
+          </w:p>
+        </w:tc>
+        <w:tc>
+          <w:tcPr>
+            <w:tcW w:w="2340" w:type="dxa"/>
+            <w:tcBorders>
+              <w:top w:val="single" w:sz="4" w:space="0" w:color="AAAAAA"/>
+              <w:left w:val="single" w:sz="4" w:space="0" w:color="AAAAAA"/>
+              <w:bottom w:val="single" w:sz="4" w:space="0" w:color="AAAAAA"/>
+              <w:right w:val="single" w:sz="4" w:space="0" w:color="AAAAAA"/>
+            </w:tcBorders>
+            <w:shd w:val="clear" w:color="auto" w:fill="FFFFFF"/>
+            <w:tcMar>
+              <w:top w:w="70" w:type="dxa"/>
+              <w:left w:w="120" w:type="dxa"/>
+              <w:bottom w:w="70" w:type="dxa"/>
+              <w:right w:w="120" w:type="dxa"/>
+            </w:tcMar>
+            <w:vAlign w:val="center"/>
+          </w:tcPr>
+          <w:p>
+            <w:pPr>
+              <w:jc w:val="center"/>
+              <w:rPr>
+                <w:rFonts w:ascii="Calibri" w:hAnsi="Calibri" w:cs="Calibri"/>
+                <w:sz w:val="24"/>
+                <w:szCs w:val="24"/>
+              </w:rPr>
+            </w:pPr>
+            <w:r>
+              <w:rPr>
+                <w:rFonts w:ascii="Calibri" w:eastAsia="Arial" w:hAnsi="Calibri" w:cs="Calibri"/>
+                <w:sz w:val="24"/>
+                <w:szCs w:val="24"/>
+              </w:rPr>
+              <w:t>S/ 15.00</w:t>
+            </w:r>
+          </w:p>
+        </w:tc>
+      </w:tr>
+      <w:tr>
+        <w:tblPrEx>
+          <w:tblCellMar>
+            <w:top w:w="0" w:type="dxa"/>
+            <w:bottom w:w="0" w:type="dxa"/>
+          </w:tblCellMar>
+        </w:tblPrEx>
+        <w:tc>
+          <w:tcPr>
+            <w:tcW w:w="4680" w:type="dxa"/>
+            <w:tcBorders>
+              <w:top w:val="single" w:sz="4" w:space="0" w:color="AAAAAA"/>
+              <w:left w:val="single" w:sz="4" w:space="0" w:color="AAAAAA"/>
+              <w:bottom w:val="single" w:sz="4" w:space="0" w:color="AAAAAA"/>
+              <w:right w:val="single" w:sz="4" w:space="0" w:color="AAAAAA"/>
+            </w:tcBorders>
+            <w:shd w:val="clear" w:color="auto" w:fill="F2F2F2"/>
+            <w:tcMar>
+              <w:top w:w="70" w:type="dxa"/>
+              <w:left w:w="120" w:type="dxa"/>
+              <w:bottom w:w="70" w:type="dxa"/>
+              <w:right w:w="120" w:type="dxa"/>
+            </w:tcMar>
+            <w:vAlign w:val="center"/>
+          </w:tcPr>
+          <w:p>
+            <w:pPr>
+              <w:rPr>
+                <w:rFonts w:ascii="Calibri" w:hAnsi="Calibri" w:cs="Calibri"/>
+                <w:sz w:val="24"/>
+                <w:szCs w:val="24"/>
+              </w:rPr>
+            </w:pPr>
+            <w:r>
+              <w:rPr>
+                <w:rFonts w:ascii="Calibri" w:eastAsia="Arial" w:hAnsi="Calibri" w:cs="Calibri"/>
+                <w:sz w:val="24"/>
+                <w:szCs w:val="24"/>
+              </w:rPr>
+              <w:lastRenderedPageBreak/>
+              <w:t>Impresiones y copias</w:t>
+            </w:r>
+          </w:p>
+        </w:tc>
+        <w:tc>
+          <w:tcPr>
+            <w:tcW w:w="2340" w:type="dxa"/>
+            <w:tcBorders>
+              <w:top w:val="single" w:sz="4" w:space="0" w:color="AAAAAA"/>
+              <w:left w:val="single" w:sz="4" w:space="0" w:color="AAAAAA"/>
+              <w:bottom w:val="single" w:sz="4" w:space="0" w:color="AAAAAA"/>
+              <w:right w:val="single" w:sz="4" w:space="0" w:color="AAAAAA"/>
+            </w:tcBorders>
+            <w:shd w:val="clear" w:color="auto" w:fill="F2F2F2"/>
+            <w:tcMar>
+              <w:top w:w="70" w:type="dxa"/>
+              <w:left w:w="120" w:type="dxa"/>
+              <w:bottom w:w="70" w:type="dxa"/>
+              <w:right w:w="120" w:type="dxa"/>
+            </w:tcMar>
+            <w:vAlign w:val="center"/>
+          </w:tcPr>
+          <w:p>
+            <w:pPr>
+              <w:jc w:val="center"/>
+              <w:rPr>
+                <w:rFonts w:ascii="Calibri" w:hAnsi="Calibri" w:cs="Calibri"/>
+                <w:sz w:val="24"/>
+                <w:szCs w:val="24"/>
+              </w:rPr>
+            </w:pPr>
+            <w:r>
+              <w:rPr>
+                <w:rFonts w:ascii="Calibri" w:eastAsia="Arial" w:hAnsi="Calibri" w:cs="Calibri"/>
+                <w:sz w:val="24"/>
+                <w:szCs w:val="24"/>
+              </w:rPr>
+              <w:t>—</w:t>
+            </w:r>
+          </w:p>
+        </w:tc>
+        <w:tc>
+          <w:tcPr>
+            <w:tcW w:w="2340" w:type="dxa"/>
+            <w:tcBorders>
+              <w:top w:val="single" w:sz="4" w:space="0" w:color="AAAAAA"/>
+              <w:left w:val="single" w:sz="4" w:space="0" w:color="AAAAAA"/>
+              <w:bottom w:val="single" w:sz="4" w:space="0" w:color="AAAAAA"/>
+              <w:right w:val="single" w:sz="4" w:space="0" w:color="AAAAAA"/>
+            </w:tcBorders>
+            <w:shd w:val="clear" w:color="auto" w:fill="F2F2F2"/>
+            <w:tcMar>
+              <w:top w:w="70" w:type="dxa"/>
+              <w:left w:w="120" w:type="dxa"/>
+              <w:bottom w:w="70" w:type="dxa"/>
+              <w:right w:w="120" w:type="dxa"/>
+            </w:tcMar>
+            <w:vAlign w:val="center"/>
+          </w:tcPr>
+          <w:p>
+            <w:pPr>
+              <w:jc w:val="center"/>
+              <w:rPr>
+                <w:rFonts w:ascii="Calibri" w:hAnsi="Calibri" w:cs="Calibri"/>
+                <w:sz w:val="24"/>
+                <w:szCs w:val="24"/>
+              </w:rPr>
+            </w:pPr>
+            <w:r>
+              <w:rPr>
+                <w:rFonts w:ascii="Calibri" w:eastAsia="Arial" w:hAnsi="Calibri" w:cs="Calibri"/>
+                <w:sz w:val="24"/>
+                <w:szCs w:val="24"/>
+              </w:rPr>
+              <w:t>S/ 20.00</w:t>
+            </w:r>
+          </w:p>
+        </w:tc>
+      </w:tr>
+      <w:tr>
+        <w:tblPrEx>
+          <w:tblCellMar>
+            <w:top w:w="0" w:type="dxa"/>
+            <w:bottom w:w="0" w:type="dxa"/>
+          </w:tblCellMar>
+        </w:tblPrEx>
+        <w:tc>
+          <w:tcPr>
+            <w:tcW w:w="4680" w:type="dxa"/>
+            <w:tcBorders>
+              <w:top w:val="single" w:sz="4" w:space="0" w:color="AAAAAA"/>
+              <w:left w:val="single" w:sz="4" w:space="0" w:color="AAAAAA"/>
+              <w:bottom w:val="single" w:sz="4" w:space="0" w:color="AAAAAA"/>
+              <w:right w:val="single" w:sz="4" w:space="0" w:color="AAAAAA"/>
+            </w:tcBorders>
+            <w:shd w:val="clear" w:color="auto" w:fill="FFFFFF"/>
+            <w:tcMar>
+              <w:top w:w="70" w:type="dxa"/>
+              <w:left w:w="120" w:type="dxa"/>
+              <w:bottom w:w="70" w:type="dxa"/>
+              <w:right w:w="120" w:type="dxa"/>
+            </w:tcMar>
+            <w:vAlign w:val="center"/>
+          </w:tcPr>
+          <w:p>
+            <w:pPr>
+              <w:rPr>
+                <w:rFonts w:ascii="Calibri" w:hAnsi="Calibri" w:cs="Calibri"/>
+                <w:sz w:val="24"/>
+                <w:szCs w:val="24"/>
+              </w:rPr>
+            </w:pPr>
+            <w:r>
+              <w:rPr>
+                <w:rFonts w:ascii="Calibri" w:eastAsia="Arial" w:hAnsi="Calibri" w:cs="Calibri"/>
+                <w:sz w:val="24"/>
+                <w:szCs w:val="24"/>
+              </w:rPr>
+              <w:t>Útiles de escritorio (lapiceros, USB)</w:t>
+            </w:r>
+          </w:p>
+        </w:tc>
+        <w:tc>
+          <w:tcPr>
+            <w:tcW w:w="2340" w:type="dxa"/>
+            <w:tcBorders>
+              <w:top w:val="single" w:sz="4" w:space="0" w:color="AAAAAA"/>
+              <w:left w:val="single" w:sz="4" w:space="0" w:color="AAAAAA"/>
+              <w:bottom w:val="single" w:sz="4" w:space="0" w:color="AAAAAA"/>
+              <w:right w:val="single" w:sz="4" w:space="0" w:color="AAAAAA"/>
+            </w:tcBorders>
+            <w:shd w:val="clear" w:color="auto" w:fill="FFFFFF"/>
+            <w:tcMar>
+              <w:top w:w="70" w:type="dxa"/>
+              <w:left w:w="120" w:type="dxa"/>
+              <w:bottom w:w="70" w:type="dxa"/>
+              <w:right w:w="120" w:type="dxa"/>
+            </w:tcMar>
+            <w:vAlign w:val="center"/>
+          </w:tcPr>
+          <w:p>
+            <w:pPr>
+              <w:jc w:val="center"/>
+              <w:rPr>
+                <w:rFonts w:ascii="Calibri" w:hAnsi="Calibri" w:cs="Calibri"/>
+                <w:sz w:val="24"/>
+                <w:szCs w:val="24"/>
+              </w:rPr>
+            </w:pPr>
+            <w:r>
+              <w:rPr>
+                <w:rFonts w:ascii="Calibri" w:eastAsia="Arial" w:hAnsi="Calibri" w:cs="Calibri"/>
+                <w:sz w:val="24"/>
+                <w:szCs w:val="24"/>
+              </w:rPr>
+              <w:t>—</w:t>
+            </w:r>
+          </w:p>
+        </w:tc>
+        <w:tc>
+          <w:tcPr>
+            <w:tcW w:w="2340" w:type="dxa"/>
+            <w:tcBorders>
+              <w:top w:val="single" w:sz="4" w:space="0" w:color="AAAAAA"/>
+              <w:left w:val="single" w:sz="4" w:space="0" w:color="AAAAAA"/>
+              <w:bottom w:val="single" w:sz="4" w:space="0" w:color="AAAAAA"/>
+              <w:right w:val="single" w:sz="4" w:space="0" w:color="AAAAAA"/>
+            </w:tcBorders>
+            <w:shd w:val="clear" w:color="auto" w:fill="FFFFFF"/>
+            <w:tcMar>
+              <w:top w:w="70" w:type="dxa"/>
+              <w:left w:w="120" w:type="dxa"/>
+              <w:bottom w:w="70" w:type="dxa"/>
+              <w:right w:w="120" w:type="dxa"/>
+            </w:tcMar>
+            <w:vAlign w:val="center"/>
+          </w:tcPr>
+          <w:p>
+            <w:pPr>
+              <w:jc w:val="center"/>
+              <w:rPr>
+                <w:rFonts w:ascii="Calibri" w:hAnsi="Calibri" w:cs="Calibri"/>
+                <w:sz w:val="24"/>
+                <w:szCs w:val="24"/>
+              </w:rPr>
+            </w:pPr>
+            <w:r>
+              <w:rPr>
+                <w:rFonts w:ascii="Calibri" w:eastAsia="Arial" w:hAnsi="Calibri" w:cs="Calibri"/>
+                <w:sz w:val="24"/>
+                <w:szCs w:val="24"/>
+              </w:rPr>
+              <w:t>S/ 15.00</w:t>
+            </w:r>
+          </w:p>
+        </w:tc>
+      </w:tr>
+      <w:tr>
+        <w:tblPrEx>
+          <w:tblCellMar>
+            <w:top w:w="0" w:type="dxa"/>
+            <w:bottom w:w="0" w:type="dxa"/>
+          </w:tblCellMar>
+        </w:tblPrEx>
+        <w:tc>
+          <w:tcPr>
+            <w:tcW w:w="4680" w:type="dxa"/>
+            <w:tcBorders>
+              <w:top w:val="single" w:sz="4" w:space="0" w:color="AAAAAA"/>
+              <w:left w:val="single" w:sz="4" w:space="0" w:color="AAAAAA"/>
+              <w:bottom w:val="single" w:sz="4" w:space="0" w:color="AAAAAA"/>
+              <w:right w:val="single" w:sz="4" w:space="0" w:color="AAAAAA"/>
+            </w:tcBorders>
+            <w:shd w:val="clear" w:color="auto" w:fill="D6E4F0"/>
+            <w:tcMar>
+              <w:top w:w="80" w:type="dxa"/>
+              <w:left w:w="120" w:type="dxa"/>
+              <w:bottom w:w="80" w:type="dxa"/>
+              <w:right w:w="120" w:type="dxa"/>
+            </w:tcMar>
+            <w:vAlign w:val="center"/>
+          </w:tcPr>
+          <w:p>
+            <w:pPr>
+              <w:rPr>
+                <w:rFonts w:ascii="Calibri" w:hAnsi="Calibri" w:cs="Calibri"/>
+                <w:sz w:val="24"/>
+                <w:szCs w:val="24"/>
+              </w:rPr>
+            </w:pPr>
+            <w:r>
+              <w:rPr>
+                <w:rFonts w:ascii="Calibri" w:eastAsia="Arial" w:hAnsi="Calibri" w:cs="Calibri"/>
+                <w:b/>
+                <w:bCs/>
+                <w:sz w:val="24"/>
+                <w:szCs w:val="24"/>
+              </w:rPr>
+              <w:t>TOTAL</w:t>
+            </w:r>
+          </w:p>
+        </w:tc>
+        <w:tc>
+          <w:tcPr>
+            <w:tcW w:w="2340" w:type="dxa"/>
+            <w:tcBorders>
+              <w:top w:val="single" w:sz="4" w:space="0" w:color="AAAAAA"/>
+              <w:left w:val="single" w:sz="4" w:space="0" w:color="AAAAAA"/>
+              <w:bottom w:val="single" w:sz="4" w:space="0" w:color="AAAAAA"/>
+              <w:right w:val="single" w:sz="4" w:space="0" w:color="AAAAAA"/>
+            </w:tcBorders>
+            <w:shd w:val="clear" w:color="auto" w:fill="D6E4F0"/>
+            <w:tcMar>
+              <w:top w:w="80" w:type="dxa"/>
+              <w:left w:w="120" w:type="dxa"/>
+              <w:bottom w:w="80" w:type="dxa"/>
+              <w:right w:w="120" w:type="dxa"/>
+            </w:tcMar>
+            <w:vAlign w:val="center"/>
+          </w:tcPr>
+          <w:p>
+            <w:pPr>
+              <w:jc w:val="center"/>
+              <w:rPr>
+                <w:rFonts w:ascii="Calibri" w:hAnsi="Calibri" w:cs="Calibri"/>
+                <w:sz w:val="24"/>
+                <w:szCs w:val="24"/>
+              </w:rPr>
+            </w:pPr>
+          </w:p>
+        </w:tc>
+        <w:tc>
+          <w:tcPr>
+            <w:tcW w:w="2340" w:type="dxa"/>
+            <w:tcBorders>
+              <w:top w:val="single" w:sz="4" w:space="0" w:color="AAAAAA"/>
+              <w:left w:val="single" w:sz="4" w:space="0" w:color="AAAAAA"/>
+              <w:bottom w:val="single" w:sz="4" w:space="0" w:color="AAAAAA"/>
+              <w:right w:val="single" w:sz="4" w:space="0" w:color="AAAAAA"/>
+            </w:tcBorders>
+            <w:shd w:val="clear" w:color="auto" w:fill="D6E4F0"/>
+            <w:tcMar>
+              <w:top w:w="80" w:type="dxa"/>
+              <w:left w:w="120" w:type="dxa"/>
+              <w:bottom w:w="80" w:type="dxa"/>
+              <w:right w:w="120" w:type="dxa"/>
+            </w:tcMar>
+            <w:vAlign w:val="center"/>
+          </w:tcPr>
+          <w:p>
+            <w:pPr>
+              <w:jc w:val="center"/>
+              <w:rPr>
+                <w:rFonts w:ascii="Calibri" w:hAnsi="Calibri" w:cs="Calibri"/>
+                <w:sz w:val="24"/>
+                <w:szCs w:val="24"/>
+              </w:rPr>
+            </w:pPr>
+            <w:r>
+              <w:rPr>
+                <w:rFonts w:ascii="Calibri" w:eastAsia="Arial" w:hAnsi="Calibri" w:cs="Calibri"/>
+                <w:b/>
+                <w:bCs/>
+                <w:sz w:val="24"/>
+                <w:szCs w:val="24"/>
+              </w:rPr>
+              <w:t>S/ 50.00</w:t>
+            </w:r>
+          </w:p>
+        </w:tc>
+      </w:tr>
+    </w:tbl>
     <w:p>
       <w:pPr>
         <w:pStyle w:val="Prrafodelista"/>
@@ -4040,62 +5735,6 @@
           <w:szCs w:val="24"/>
         </w:rPr>
       </w:pPr>
-      <w:r>
-        <w:rPr>
-          <w:i/>
-          <w:sz w:val="24"/>
-          <w:szCs w:val="24"/>
-        </w:rPr>
-        <w:t>{</w:t>
-      </w:r>
-      <w:r>
-        <w:rPr>
-          <w:i/>
-          <w:sz w:val="24"/>
-          <w:szCs w:val="24"/>
-        </w:rPr>
-        <w:t>Los costos generales son todos los gastos realizados en accesorios y material de oficina y de uso diario, necesarios para los procesos, tales como, papeles, plumas, cartuchos de impresora, marcadores,</w:t>
-      </w:r>
-      <w:r>
-        <w:rPr>
-          <w:i/>
-          <w:sz w:val="24"/>
-          <w:szCs w:val="24"/>
-        </w:rPr>
-        <w:t xml:space="preserve"> computadora</w:t>
-      </w:r>
-      <w:r>
-        <w:rPr>
-          <w:i/>
-          <w:sz w:val="24"/>
-          <w:szCs w:val="24"/>
-        </w:rPr>
-        <w:t xml:space="preserve"> etc. </w:t>
-      </w:r>
-      <w:r>
-        <w:rPr>
-          <w:i/>
-          <w:sz w:val="24"/>
-          <w:szCs w:val="24"/>
-        </w:rPr>
-        <w:t>Colocar tabla de costos</w:t>
-      </w:r>
-      <w:r>
-        <w:rPr>
-          <w:i/>
-          <w:sz w:val="24"/>
-          <w:szCs w:val="24"/>
-        </w:rPr>
-        <w:t>.</w:t>
-      </w:r>
-      <w:r>
-        <w:rPr>
-          <w:i/>
-          <w:sz w:val="24"/>
-          <w:szCs w:val="24"/>
-        </w:rPr>
-        <w:t>}</w:t>
-      </w:r>
     </w:p>
     <w:p>
       <w:pPr>
@@ -4170,6 +5809,652 @@
         </w:rPr>
         <w:t xml:space="preserve"> ser renta de oficina, agua, luz, teléfono, etc.}</w:t>
       </w:r>
+    </w:p>
+    <w:p>
+      <w:pPr>
+        <w:pStyle w:val="Prrafodelista"/>
+        <w:ind w:left="360"/>
+        <w:jc w:val="both"/>
+        <w:rPr>
+          <w:i/>
+          <w:sz w:val="24"/>
+          <w:szCs w:val="24"/>
+        </w:rPr>
+      </w:pPr>
+    </w:p>
+    <w:tbl>
+      <w:tblPr>
+        <w:tblW w:w="9360" w:type="dxa"/>
+        <w:tblBorders>
+          <w:top w:val="single" w:sz="4" w:space="0" w:color="auto"/>
+          <w:left w:val="single" w:sz="4" w:space="0" w:color="auto"/>
+          <w:bottom w:val="single" w:sz="4" w:space="0" w:color="auto"/>
+          <w:right w:val="single" w:sz="4" w:space="0" w:color="auto"/>
+          <w:insideH w:val="single" w:sz="4" w:space="0" w:color="auto"/>
+          <w:insideV w:val="single" w:sz="4" w:space="0" w:color="auto"/>
+        </w:tblBorders>
+        <w:tblCellMar>
+          <w:left w:w="10" w:type="dxa"/>
+          <w:right w:w="10" w:type="dxa"/>
+        </w:tblCellMar>
+        <w:tblLook w:val="0000" w:firstRow="0" w:lastRow="0" w:firstColumn="0" w:lastColumn="0" w:noHBand="0" w:noVBand="0"/>
+      </w:tblPr>
+      <w:tblGrid>
+        <w:gridCol w:w="4680"/>
+        <w:gridCol w:w="2340"/>
+        <w:gridCol w:w="2340"/>
+      </w:tblGrid>
+      <w:tr>
+        <w:tblPrEx>
+          <w:tblCellMar>
+            <w:top w:w="0" w:type="dxa"/>
+            <w:bottom w:w="0" w:type="dxa"/>
+          </w:tblCellMar>
+        </w:tblPrEx>
+        <w:trPr>
+          <w:tblHeader/>
+        </w:trPr>
+        <w:tc>
+          <w:tcPr>
+            <w:tcW w:w="4680" w:type="dxa"/>
+            <w:tcBorders>
+              <w:top w:val="single" w:sz="4" w:space="0" w:color="AAAAAA"/>
+              <w:left w:val="single" w:sz="4" w:space="0" w:color="AAAAAA"/>
+              <w:bottom w:val="single" w:sz="4" w:space="0" w:color="AAAAAA"/>
+              <w:right w:val="single" w:sz="4" w:space="0" w:color="AAAAAA"/>
+            </w:tcBorders>
+            <w:shd w:val="clear" w:color="auto" w:fill="1F3864"/>
+            <w:tcMar>
+              <w:top w:w="80" w:type="dxa"/>
+              <w:left w:w="120" w:type="dxa"/>
+              <w:bottom w:w="80" w:type="dxa"/>
+              <w:right w:w="120" w:type="dxa"/>
+            </w:tcMar>
+            <w:vAlign w:val="center"/>
+          </w:tcPr>
+          <w:p>
+            <w:pPr>
+              <w:jc w:val="center"/>
+              <w:rPr>
+                <w:rFonts w:ascii="Calibri" w:hAnsi="Calibri" w:cs="Calibri"/>
+                <w:sz w:val="24"/>
+                <w:szCs w:val="24"/>
+              </w:rPr>
+            </w:pPr>
+            <w:r>
+              <w:rPr>
+                <w:rFonts w:ascii="Calibri" w:eastAsia="Arial" w:hAnsi="Calibri" w:cs="Calibri"/>
+                <w:b/>
+                <w:bCs/>
+                <w:color w:val="FFFFFF"/>
+                <w:sz w:val="24"/>
+                <w:szCs w:val="24"/>
+              </w:rPr>
+              <w:t>Descripción</w:t>
+            </w:r>
+          </w:p>
+        </w:tc>
+        <w:tc>
+          <w:tcPr>
+            <w:tcW w:w="2340" w:type="dxa"/>
+            <w:tcBorders>
+              <w:top w:val="single" w:sz="4" w:space="0" w:color="AAAAAA"/>
+              <w:left w:val="single" w:sz="4" w:space="0" w:color="AAAAAA"/>
+              <w:bottom w:val="single" w:sz="4" w:space="0" w:color="AAAAAA"/>
+              <w:right w:val="single" w:sz="4" w:space="0" w:color="AAAAAA"/>
+            </w:tcBorders>
+            <w:shd w:val="clear" w:color="auto" w:fill="1F3864"/>
+            <w:tcMar>
+              <w:top w:w="80" w:type="dxa"/>
+              <w:left w:w="120" w:type="dxa"/>
+              <w:bottom w:w="80" w:type="dxa"/>
+              <w:right w:w="120" w:type="dxa"/>
+            </w:tcMar>
+            <w:vAlign w:val="center"/>
+          </w:tcPr>
+          <w:p>
+            <w:pPr>
+              <w:jc w:val="center"/>
+              <w:rPr>
+                <w:rFonts w:ascii="Calibri" w:hAnsi="Calibri" w:cs="Calibri"/>
+                <w:sz w:val="24"/>
+                <w:szCs w:val="24"/>
+              </w:rPr>
+            </w:pPr>
+            <w:r>
+              <w:rPr>
+                <w:rFonts w:ascii="Calibri" w:eastAsia="Arial" w:hAnsi="Calibri" w:cs="Calibri"/>
+                <w:b/>
+                <w:bCs/>
+                <w:color w:val="FFFFFF"/>
+                <w:sz w:val="24"/>
+                <w:szCs w:val="24"/>
+              </w:rPr>
+              <w:t>Periodo</w:t>
+            </w:r>
+          </w:p>
+        </w:tc>
+        <w:tc>
+          <w:tcPr>
+            <w:tcW w:w="2340" w:type="dxa"/>
+            <w:tcBorders>
+              <w:top w:val="single" w:sz="4" w:space="0" w:color="AAAAAA"/>
+              <w:left w:val="single" w:sz="4" w:space="0" w:color="AAAAAA"/>
+              <w:bottom w:val="single" w:sz="4" w:space="0" w:color="AAAAAA"/>
+              <w:right w:val="single" w:sz="4" w:space="0" w:color="AAAAAA"/>
+            </w:tcBorders>
+            <w:shd w:val="clear" w:color="auto" w:fill="1F3864"/>
+            <w:tcMar>
+              <w:top w:w="80" w:type="dxa"/>
+              <w:left w:w="120" w:type="dxa"/>
+              <w:bottom w:w="80" w:type="dxa"/>
+              <w:right w:w="120" w:type="dxa"/>
+            </w:tcMar>
+            <w:vAlign w:val="center"/>
+          </w:tcPr>
+          <w:p>
+            <w:pPr>
+              <w:jc w:val="center"/>
+              <w:rPr>
+                <w:rFonts w:ascii="Calibri" w:hAnsi="Calibri" w:cs="Calibri"/>
+                <w:sz w:val="24"/>
+                <w:szCs w:val="24"/>
+              </w:rPr>
+            </w:pPr>
+            <w:r>
+              <w:rPr>
+                <w:rFonts w:ascii="Calibri" w:eastAsia="Arial" w:hAnsi="Calibri" w:cs="Calibri"/>
+                <w:b/>
+                <w:bCs/>
+                <w:color w:val="FFFFFF"/>
+                <w:sz w:val="24"/>
+                <w:szCs w:val="24"/>
+              </w:rPr>
+              <w:t>Costo (S/)</w:t>
+            </w:r>
+          </w:p>
+        </w:tc>
+      </w:tr>
+      <w:tr>
+        <w:tblPrEx>
+          <w:tblCellMar>
+            <w:top w:w="0" w:type="dxa"/>
+            <w:bottom w:w="0" w:type="dxa"/>
+          </w:tblCellMar>
+        </w:tblPrEx>
+        <w:tc>
+          <w:tcPr>
+            <w:tcW w:w="4680" w:type="dxa"/>
+            <w:tcBorders>
+              <w:top w:val="single" w:sz="4" w:space="0" w:color="AAAAAA"/>
+              <w:left w:val="single" w:sz="4" w:space="0" w:color="AAAAAA"/>
+              <w:bottom w:val="single" w:sz="4" w:space="0" w:color="AAAAAA"/>
+              <w:right w:val="single" w:sz="4" w:space="0" w:color="AAAAAA"/>
+            </w:tcBorders>
+            <w:shd w:val="clear" w:color="auto" w:fill="FFFFFF"/>
+            <w:tcMar>
+              <w:top w:w="70" w:type="dxa"/>
+              <w:left w:w="120" w:type="dxa"/>
+              <w:bottom w:w="70" w:type="dxa"/>
+              <w:right w:w="120" w:type="dxa"/>
+            </w:tcMar>
+            <w:vAlign w:val="center"/>
+          </w:tcPr>
+          <w:p>
+            <w:pPr>
+              <w:rPr>
+                <w:rFonts w:ascii="Calibri" w:hAnsi="Calibri" w:cs="Calibri"/>
+                <w:sz w:val="24"/>
+                <w:szCs w:val="24"/>
+              </w:rPr>
+            </w:pPr>
+            <w:r>
+              <w:rPr>
+                <w:rFonts w:ascii="Calibri" w:eastAsia="Arial" w:hAnsi="Calibri" w:cs="Calibri"/>
+                <w:sz w:val="24"/>
+                <w:szCs w:val="24"/>
+              </w:rPr>
+              <w:t>Servicio de internet (hogar)</w:t>
+            </w:r>
+          </w:p>
+        </w:tc>
+        <w:tc>
+          <w:tcPr>
+            <w:tcW w:w="2340" w:type="dxa"/>
+            <w:tcBorders>
+              <w:top w:val="single" w:sz="4" w:space="0" w:color="AAAAAA"/>
+              <w:left w:val="single" w:sz="4" w:space="0" w:color="AAAAAA"/>
+              <w:bottom w:val="single" w:sz="4" w:space="0" w:color="AAAAAA"/>
+              <w:right w:val="single" w:sz="4" w:space="0" w:color="AAAAAA"/>
+            </w:tcBorders>
+            <w:shd w:val="clear" w:color="auto" w:fill="FFFFFF"/>
+            <w:tcMar>
+              <w:top w:w="70" w:type="dxa"/>
+              <w:left w:w="120" w:type="dxa"/>
+              <w:bottom w:w="70" w:type="dxa"/>
+              <w:right w:w="120" w:type="dxa"/>
+            </w:tcMar>
+            <w:vAlign w:val="center"/>
+          </w:tcPr>
+          <w:p>
+            <w:pPr>
+              <w:jc w:val="center"/>
+              <w:rPr>
+                <w:rFonts w:ascii="Calibri" w:hAnsi="Calibri" w:cs="Calibri"/>
+                <w:sz w:val="24"/>
+                <w:szCs w:val="24"/>
+              </w:rPr>
+            </w:pPr>
+            <w:r>
+              <w:rPr>
+                <w:rFonts w:ascii="Calibri" w:eastAsia="Arial" w:hAnsi="Calibri" w:cs="Calibri"/>
+                <w:sz w:val="24"/>
+                <w:szCs w:val="24"/>
+              </w:rPr>
+              <w:t>4 meses</w:t>
+            </w:r>
+          </w:p>
+        </w:tc>
+        <w:tc>
+          <w:tcPr>
+            <w:tcW w:w="2340" w:type="dxa"/>
+            <w:tcBorders>
+              <w:top w:val="single" w:sz="4" w:space="0" w:color="AAAAAA"/>
+              <w:left w:val="single" w:sz="4" w:space="0" w:color="AAAAAA"/>
+              <w:bottom w:val="single" w:sz="4" w:space="0" w:color="AAAAAA"/>
+              <w:right w:val="single" w:sz="4" w:space="0" w:color="AAAAAA"/>
+            </w:tcBorders>
+            <w:shd w:val="clear" w:color="auto" w:fill="FFFFFF"/>
+            <w:tcMar>
+              <w:top w:w="70" w:type="dxa"/>
+              <w:left w:w="120" w:type="dxa"/>
+              <w:bottom w:w="70" w:type="dxa"/>
+              <w:right w:w="120" w:type="dxa"/>
+            </w:tcMar>
+            <w:vAlign w:val="center"/>
+          </w:tcPr>
+          <w:p>
+            <w:pPr>
+              <w:jc w:val="center"/>
+              <w:rPr>
+                <w:rFonts w:ascii="Calibri" w:hAnsi="Calibri" w:cs="Calibri"/>
+                <w:sz w:val="24"/>
+                <w:szCs w:val="24"/>
+              </w:rPr>
+            </w:pPr>
+            <w:r>
+              <w:rPr>
+                <w:rFonts w:ascii="Calibri" w:eastAsia="Arial" w:hAnsi="Calibri" w:cs="Calibri"/>
+                <w:sz w:val="24"/>
+                <w:szCs w:val="24"/>
+              </w:rPr>
+              <w:t>S/ 120.00</w:t>
+            </w:r>
+          </w:p>
+        </w:tc>
+      </w:tr>
+      <w:tr>
+        <w:tblPrEx>
+          <w:tblCellMar>
+            <w:top w:w="0" w:type="dxa"/>
+            <w:bottom w:w="0" w:type="dxa"/>
+          </w:tblCellMar>
+        </w:tblPrEx>
+        <w:tc>
+          <w:tcPr>
+            <w:tcW w:w="4680" w:type="dxa"/>
+            <w:tcBorders>
+              <w:top w:val="single" w:sz="4" w:space="0" w:color="AAAAAA"/>
+              <w:left w:val="single" w:sz="4" w:space="0" w:color="AAAAAA"/>
+              <w:bottom w:val="single" w:sz="4" w:space="0" w:color="AAAAAA"/>
+              <w:right w:val="single" w:sz="4" w:space="0" w:color="AAAAAA"/>
+            </w:tcBorders>
+            <w:shd w:val="clear" w:color="auto" w:fill="F2F2F2"/>
+            <w:tcMar>
+              <w:top w:w="70" w:type="dxa"/>
+              <w:left w:w="120" w:type="dxa"/>
+              <w:bottom w:w="70" w:type="dxa"/>
+              <w:right w:w="120" w:type="dxa"/>
+            </w:tcMar>
+            <w:vAlign w:val="center"/>
+          </w:tcPr>
+          <w:p>
+            <w:pPr>
+              <w:rPr>
+                <w:rFonts w:ascii="Calibri" w:hAnsi="Calibri" w:cs="Calibri"/>
+                <w:sz w:val="24"/>
+                <w:szCs w:val="24"/>
+              </w:rPr>
+            </w:pPr>
+            <w:r>
+              <w:rPr>
+                <w:rFonts w:ascii="Calibri" w:eastAsia="Arial" w:hAnsi="Calibri" w:cs="Calibri"/>
+                <w:sz w:val="24"/>
+                <w:szCs w:val="24"/>
+              </w:rPr>
+              <w:t>Energía eléctrica (uso de equipos)</w:t>
+            </w:r>
+          </w:p>
+        </w:tc>
+        <w:tc>
+          <w:tcPr>
+            <w:tcW w:w="2340" w:type="dxa"/>
+            <w:tcBorders>
+              <w:top w:val="single" w:sz="4" w:space="0" w:color="AAAAAA"/>
+              <w:left w:val="single" w:sz="4" w:space="0" w:color="AAAAAA"/>
+              <w:bottom w:val="single" w:sz="4" w:space="0" w:color="AAAAAA"/>
+              <w:right w:val="single" w:sz="4" w:space="0" w:color="AAAAAA"/>
+            </w:tcBorders>
+            <w:shd w:val="clear" w:color="auto" w:fill="F2F2F2"/>
+            <w:tcMar>
+              <w:top w:w="70" w:type="dxa"/>
+              <w:left w:w="120" w:type="dxa"/>
+              <w:bottom w:w="70" w:type="dxa"/>
+              <w:right w:w="120" w:type="dxa"/>
+            </w:tcMar>
+            <w:vAlign w:val="center"/>
+          </w:tcPr>
+          <w:p>
+            <w:pPr>
+              <w:jc w:val="center"/>
+              <w:rPr>
+                <w:rFonts w:ascii="Calibri" w:hAnsi="Calibri" w:cs="Calibri"/>
+                <w:sz w:val="24"/>
+                <w:szCs w:val="24"/>
+              </w:rPr>
+            </w:pPr>
+            <w:r>
+              <w:rPr>
+                <w:rFonts w:ascii="Calibri" w:eastAsia="Arial" w:hAnsi="Calibri" w:cs="Calibri"/>
+                <w:sz w:val="24"/>
+                <w:szCs w:val="24"/>
+              </w:rPr>
+              <w:t>4 meses</w:t>
+            </w:r>
+          </w:p>
+        </w:tc>
+        <w:tc>
+          <w:tcPr>
+            <w:tcW w:w="2340" w:type="dxa"/>
+            <w:tcBorders>
+              <w:top w:val="single" w:sz="4" w:space="0" w:color="AAAAAA"/>
+              <w:left w:val="single" w:sz="4" w:space="0" w:color="AAAAAA"/>
+              <w:bottom w:val="single" w:sz="4" w:space="0" w:color="AAAAAA"/>
+              <w:right w:val="single" w:sz="4" w:space="0" w:color="AAAAAA"/>
+            </w:tcBorders>
+            <w:shd w:val="clear" w:color="auto" w:fill="F2F2F2"/>
+            <w:tcMar>
+              <w:top w:w="70" w:type="dxa"/>
+              <w:left w:w="120" w:type="dxa"/>
+              <w:bottom w:w="70" w:type="dxa"/>
+              <w:right w:w="120" w:type="dxa"/>
+            </w:tcMar>
+            <w:vAlign w:val="center"/>
+          </w:tcPr>
+          <w:p>
+            <w:pPr>
+              <w:jc w:val="center"/>
+              <w:rPr>
+                <w:rFonts w:ascii="Calibri" w:hAnsi="Calibri" w:cs="Calibri"/>
+                <w:sz w:val="24"/>
+                <w:szCs w:val="24"/>
+              </w:rPr>
+            </w:pPr>
+            <w:r>
+              <w:rPr>
+                <w:rFonts w:ascii="Calibri" w:eastAsia="Arial" w:hAnsi="Calibri" w:cs="Calibri"/>
+                <w:sz w:val="24"/>
+                <w:szCs w:val="24"/>
+              </w:rPr>
+              <w:t>S/ 80.00</w:t>
+            </w:r>
+          </w:p>
+        </w:tc>
+      </w:tr>
+      <w:tr>
+        <w:tblPrEx>
+          <w:tblCellMar>
+            <w:top w:w="0" w:type="dxa"/>
+            <w:bottom w:w="0" w:type="dxa"/>
+          </w:tblCellMar>
+        </w:tblPrEx>
+        <w:tc>
+          <w:tcPr>
+            <w:tcW w:w="4680" w:type="dxa"/>
+            <w:tcBorders>
+              <w:top w:val="single" w:sz="4" w:space="0" w:color="AAAAAA"/>
+              <w:left w:val="single" w:sz="4" w:space="0" w:color="AAAAAA"/>
+              <w:bottom w:val="single" w:sz="4" w:space="0" w:color="AAAAAA"/>
+              <w:right w:val="single" w:sz="4" w:space="0" w:color="AAAAAA"/>
+            </w:tcBorders>
+            <w:shd w:val="clear" w:color="auto" w:fill="FFFFFF"/>
+            <w:tcMar>
+              <w:top w:w="70" w:type="dxa"/>
+              <w:left w:w="120" w:type="dxa"/>
+              <w:bottom w:w="70" w:type="dxa"/>
+              <w:right w:w="120" w:type="dxa"/>
+            </w:tcMar>
+            <w:vAlign w:val="center"/>
+          </w:tcPr>
+          <w:p>
+            <w:pPr>
+              <w:rPr>
+                <w:rFonts w:ascii="Calibri" w:hAnsi="Calibri" w:cs="Calibri"/>
+                <w:sz w:val="24"/>
+                <w:szCs w:val="24"/>
+              </w:rPr>
+            </w:pPr>
+            <w:r>
+              <w:rPr>
+                <w:rFonts w:ascii="Calibri" w:eastAsia="Arial" w:hAnsi="Calibri" w:cs="Calibri"/>
+                <w:sz w:val="24"/>
+                <w:szCs w:val="24"/>
+              </w:rPr>
+              <w:t>Transporte (reuniones presenciales)</w:t>
+            </w:r>
+          </w:p>
+        </w:tc>
+        <w:tc>
+          <w:tcPr>
+            <w:tcW w:w="2340" w:type="dxa"/>
+            <w:tcBorders>
+              <w:top w:val="single" w:sz="4" w:space="0" w:color="AAAAAA"/>
+              <w:left w:val="single" w:sz="4" w:space="0" w:color="AAAAAA"/>
+              <w:bottom w:val="single" w:sz="4" w:space="0" w:color="AAAAAA"/>
+              <w:right w:val="single" w:sz="4" w:space="0" w:color="AAAAAA"/>
+            </w:tcBorders>
+            <w:shd w:val="clear" w:color="auto" w:fill="FFFFFF"/>
+            <w:tcMar>
+              <w:top w:w="70" w:type="dxa"/>
+              <w:left w:w="120" w:type="dxa"/>
+              <w:bottom w:w="70" w:type="dxa"/>
+              <w:right w:w="120" w:type="dxa"/>
+            </w:tcMar>
+            <w:vAlign w:val="center"/>
+          </w:tcPr>
+          <w:p>
+            <w:pPr>
+              <w:jc w:val="center"/>
+              <w:rPr>
+                <w:rFonts w:ascii="Calibri" w:hAnsi="Calibri" w:cs="Calibri"/>
+                <w:sz w:val="24"/>
+                <w:szCs w:val="24"/>
+              </w:rPr>
+            </w:pPr>
+            <w:r>
+              <w:rPr>
+                <w:rFonts w:ascii="Calibri" w:eastAsia="Arial" w:hAnsi="Calibri" w:cs="Calibri"/>
+                <w:sz w:val="24"/>
+                <w:szCs w:val="24"/>
+              </w:rPr>
+              <w:t>4 meses</w:t>
+            </w:r>
+          </w:p>
+        </w:tc>
+        <w:tc>
+          <w:tcPr>
+            <w:tcW w:w="2340" w:type="dxa"/>
+            <w:tcBorders>
+              <w:top w:val="single" w:sz="4" w:space="0" w:color="AAAAAA"/>
+              <w:left w:val="single" w:sz="4" w:space="0" w:color="AAAAAA"/>
+              <w:bottom w:val="single" w:sz="4" w:space="0" w:color="AAAAAA"/>
+              <w:right w:val="single" w:sz="4" w:space="0" w:color="AAAAAA"/>
+            </w:tcBorders>
+            <w:shd w:val="clear" w:color="auto" w:fill="FFFFFF"/>
+            <w:tcMar>
+              <w:top w:w="70" w:type="dxa"/>
+              <w:left w:w="120" w:type="dxa"/>
+              <w:bottom w:w="70" w:type="dxa"/>
+              <w:right w:w="120" w:type="dxa"/>
+            </w:tcMar>
+            <w:vAlign w:val="center"/>
+          </w:tcPr>
+          <w:p>
+            <w:pPr>
+              <w:jc w:val="center"/>
+              <w:rPr>
+                <w:rFonts w:ascii="Calibri" w:hAnsi="Calibri" w:cs="Calibri"/>
+                <w:sz w:val="24"/>
+                <w:szCs w:val="24"/>
+              </w:rPr>
+            </w:pPr>
+            <w:r>
+              <w:rPr>
+                <w:rFonts w:ascii="Calibri" w:eastAsia="Arial" w:hAnsi="Calibri" w:cs="Calibri"/>
+                <w:sz w:val="24"/>
+                <w:szCs w:val="24"/>
+              </w:rPr>
+              <w:t>S/ 60.00</w:t>
+            </w:r>
+          </w:p>
+        </w:tc>
+      </w:tr>
+      <w:tr>
+        <w:tblPrEx>
+          <w:tblCellMar>
+            <w:top w:w="0" w:type="dxa"/>
+            <w:bottom w:w="0" w:type="dxa"/>
+          </w:tblCellMar>
+        </w:tblPrEx>
+        <w:tc>
+          <w:tcPr>
+            <w:tcW w:w="4680" w:type="dxa"/>
+            <w:tcBorders>
+              <w:top w:val="single" w:sz="4" w:space="0" w:color="AAAAAA"/>
+              <w:left w:val="single" w:sz="4" w:space="0" w:color="AAAAAA"/>
+              <w:bottom w:val="single" w:sz="4" w:space="0" w:color="AAAAAA"/>
+              <w:right w:val="single" w:sz="4" w:space="0" w:color="AAAAAA"/>
+            </w:tcBorders>
+            <w:shd w:val="clear" w:color="auto" w:fill="D6E4F0"/>
+            <w:tcMar>
+              <w:top w:w="80" w:type="dxa"/>
+              <w:left w:w="120" w:type="dxa"/>
+              <w:bottom w:w="80" w:type="dxa"/>
+              <w:right w:w="120" w:type="dxa"/>
+            </w:tcMar>
+            <w:vAlign w:val="center"/>
+          </w:tcPr>
+          <w:p>
+            <w:pPr>
+              <w:rPr>
+                <w:rFonts w:ascii="Calibri" w:hAnsi="Calibri" w:cs="Calibri"/>
+                <w:sz w:val="24"/>
+                <w:szCs w:val="24"/>
+              </w:rPr>
+            </w:pPr>
+            <w:r>
+              <w:rPr>
+                <w:rFonts w:ascii="Calibri" w:eastAsia="Arial" w:hAnsi="Calibri" w:cs="Calibri"/>
+                <w:b/>
+                <w:bCs/>
+                <w:sz w:val="24"/>
+                <w:szCs w:val="24"/>
+              </w:rPr>
+              <w:t>TOTAL</w:t>
+            </w:r>
+          </w:p>
+        </w:tc>
+        <w:tc>
+          <w:tcPr>
+            <w:tcW w:w="2340" w:type="dxa"/>
+            <w:tcBorders>
+              <w:top w:val="single" w:sz="4" w:space="0" w:color="AAAAAA"/>
+              <w:left w:val="single" w:sz="4" w:space="0" w:color="AAAAAA"/>
+              <w:bottom w:val="single" w:sz="4" w:space="0" w:color="AAAAAA"/>
+              <w:right w:val="single" w:sz="4" w:space="0" w:color="AAAAAA"/>
+            </w:tcBorders>
+            <w:shd w:val="clear" w:color="auto" w:fill="D6E4F0"/>
+            <w:tcMar>
+              <w:top w:w="80" w:type="dxa"/>
+              <w:left w:w="120" w:type="dxa"/>
+              <w:bottom w:w="80" w:type="dxa"/>
+              <w:right w:w="120" w:type="dxa"/>
+            </w:tcMar>
+            <w:vAlign w:val="center"/>
+          </w:tcPr>
+          <w:p>
+            <w:pPr>
+              <w:jc w:val="center"/>
+              <w:rPr>
+                <w:rFonts w:ascii="Calibri" w:hAnsi="Calibri" w:cs="Calibri"/>
+                <w:sz w:val="24"/>
+                <w:szCs w:val="24"/>
+              </w:rPr>
+            </w:pPr>
+          </w:p>
+        </w:tc>
+        <w:tc>
+          <w:tcPr>
+            <w:tcW w:w="2340" w:type="dxa"/>
+            <w:tcBorders>
+              <w:top w:val="single" w:sz="4" w:space="0" w:color="AAAAAA"/>
+              <w:left w:val="single" w:sz="4" w:space="0" w:color="AAAAAA"/>
+              <w:bottom w:val="single" w:sz="4" w:space="0" w:color="AAAAAA"/>
+              <w:right w:val="single" w:sz="4" w:space="0" w:color="AAAAAA"/>
+            </w:tcBorders>
+            <w:shd w:val="clear" w:color="auto" w:fill="D6E4F0"/>
+            <w:tcMar>
+              <w:top w:w="80" w:type="dxa"/>
+              <w:left w:w="120" w:type="dxa"/>
+              <w:bottom w:w="80" w:type="dxa"/>
+              <w:right w:w="120" w:type="dxa"/>
+            </w:tcMar>
+            <w:vAlign w:val="center"/>
+          </w:tcPr>
+          <w:p>
+            <w:pPr>
+              <w:jc w:val="center"/>
+              <w:rPr>
+                <w:rFonts w:ascii="Calibri" w:hAnsi="Calibri" w:cs="Calibri"/>
+                <w:sz w:val="24"/>
+                <w:szCs w:val="24"/>
+              </w:rPr>
+            </w:pPr>
+            <w:r>
+              <w:rPr>
+                <w:rFonts w:ascii="Calibri" w:eastAsia="Arial" w:hAnsi="Calibri" w:cs="Calibri"/>
+                <w:b/>
+                <w:bCs/>
+                <w:sz w:val="24"/>
+                <w:szCs w:val="24"/>
+              </w:rPr>
+              <w:t>S/ 260.00</w:t>
+            </w:r>
+          </w:p>
+        </w:tc>
+      </w:tr>
+    </w:tbl>
+    <w:p>
+      <w:pPr>
+        <w:pStyle w:val="Prrafodelista"/>
+        <w:ind w:left="360"/>
+        <w:jc w:val="both"/>
+        <w:rPr>
+          <w:i/>
+          <w:sz w:val="24"/>
+          <w:szCs w:val="24"/>
+        </w:rPr>
+      </w:pPr>
     </w:p>
     <w:p>
       <w:pPr>
@@ -4259,10 +6544,630 @@
         <w:t>}</w:t>
       </w:r>
     </w:p>
-    <w:p>
-      <w:pPr>
-        <w:pStyle w:val="Prrafodelista"/>
-        <w:ind w:left="360"/>
+    <w:tbl>
+      <w:tblPr>
+        <w:tblW w:w="9360" w:type="dxa"/>
+        <w:tblBorders>
+          <w:top w:val="single" w:sz="4" w:space="0" w:color="auto"/>
+          <w:left w:val="single" w:sz="4" w:space="0" w:color="auto"/>
+          <w:bottom w:val="single" w:sz="4" w:space="0" w:color="auto"/>
+          <w:right w:val="single" w:sz="4" w:space="0" w:color="auto"/>
+          <w:insideH w:val="single" w:sz="4" w:space="0" w:color="auto"/>
+          <w:insideV w:val="single" w:sz="4" w:space="0" w:color="auto"/>
+        </w:tblBorders>
+        <w:tblCellMar>
+          <w:left w:w="10" w:type="dxa"/>
+          <w:right w:w="10" w:type="dxa"/>
+        </w:tblCellMar>
+        <w:tblLook w:val="0000" w:firstRow="0" w:lastRow="0" w:firstColumn="0" w:lastColumn="0" w:noHBand="0" w:noVBand="0"/>
+      </w:tblPr>
+      <w:tblGrid>
+        <w:gridCol w:w="4680"/>
+        <w:gridCol w:w="2340"/>
+        <w:gridCol w:w="2340"/>
+      </w:tblGrid>
+      <w:tr>
+        <w:tblPrEx>
+          <w:tblCellMar>
+            <w:top w:w="0" w:type="dxa"/>
+            <w:bottom w:w="0" w:type="dxa"/>
+          </w:tblCellMar>
+        </w:tblPrEx>
+        <w:trPr>
+          <w:tblHeader/>
+        </w:trPr>
+        <w:tc>
+          <w:tcPr>
+            <w:tcW w:w="4680" w:type="dxa"/>
+            <w:tcBorders>
+              <w:top w:val="single" w:sz="4" w:space="0" w:color="AAAAAA"/>
+              <w:left w:val="single" w:sz="4" w:space="0" w:color="AAAAAA"/>
+              <w:bottom w:val="single" w:sz="4" w:space="0" w:color="AAAAAA"/>
+              <w:right w:val="single" w:sz="4" w:space="0" w:color="AAAAAA"/>
+            </w:tcBorders>
+            <w:shd w:val="clear" w:color="auto" w:fill="1F3864"/>
+            <w:tcMar>
+              <w:top w:w="80" w:type="dxa"/>
+              <w:left w:w="120" w:type="dxa"/>
+              <w:bottom w:w="80" w:type="dxa"/>
+              <w:right w:w="120" w:type="dxa"/>
+            </w:tcMar>
+            <w:vAlign w:val="center"/>
+          </w:tcPr>
+          <w:p>
+            <w:pPr>
+              <w:jc w:val="center"/>
+              <w:rPr>
+                <w:rFonts w:ascii="Calibri" w:hAnsi="Calibri" w:cs="Calibri"/>
+                <w:sz w:val="24"/>
+                <w:szCs w:val="24"/>
+              </w:rPr>
+            </w:pPr>
+            <w:r>
+              <w:rPr>
+                <w:rFonts w:ascii="Calibri" w:eastAsia="Arial" w:hAnsi="Calibri" w:cs="Calibri"/>
+                <w:b/>
+                <w:bCs/>
+                <w:color w:val="FFFFFF"/>
+                <w:sz w:val="24"/>
+                <w:szCs w:val="24"/>
+              </w:rPr>
+              <w:t>Descripción</w:t>
+            </w:r>
+          </w:p>
+        </w:tc>
+        <w:tc>
+          <w:tcPr>
+            <w:tcW w:w="2340" w:type="dxa"/>
+            <w:tcBorders>
+              <w:top w:val="single" w:sz="4" w:space="0" w:color="AAAAAA"/>
+              <w:left w:val="single" w:sz="4" w:space="0" w:color="AAAAAA"/>
+              <w:bottom w:val="single" w:sz="4" w:space="0" w:color="AAAAAA"/>
+              <w:right w:val="single" w:sz="4" w:space="0" w:color="AAAAAA"/>
+            </w:tcBorders>
+            <w:shd w:val="clear" w:color="auto" w:fill="1F3864"/>
+            <w:tcMar>
+              <w:top w:w="80" w:type="dxa"/>
+              <w:left w:w="120" w:type="dxa"/>
+              <w:bottom w:w="80" w:type="dxa"/>
+              <w:right w:w="120" w:type="dxa"/>
+            </w:tcMar>
+            <w:vAlign w:val="center"/>
+          </w:tcPr>
+          <w:p>
+            <w:pPr>
+              <w:jc w:val="center"/>
+              <w:rPr>
+                <w:rFonts w:ascii="Calibri" w:hAnsi="Calibri" w:cs="Calibri"/>
+                <w:sz w:val="24"/>
+                <w:szCs w:val="24"/>
+              </w:rPr>
+            </w:pPr>
+            <w:r>
+              <w:rPr>
+                <w:rFonts w:ascii="Calibri" w:eastAsia="Arial" w:hAnsi="Calibri" w:cs="Calibri"/>
+                <w:b/>
+                <w:bCs/>
+                <w:color w:val="FFFFFF"/>
+                <w:sz w:val="24"/>
+                <w:szCs w:val="24"/>
+              </w:rPr>
+              <w:t>Periodo</w:t>
+            </w:r>
+          </w:p>
+        </w:tc>
+        <w:tc>
+          <w:tcPr>
+            <w:tcW w:w="2340" w:type="dxa"/>
+            <w:tcBorders>
+              <w:top w:val="single" w:sz="4" w:space="0" w:color="AAAAAA"/>
+              <w:left w:val="single" w:sz="4" w:space="0" w:color="AAAAAA"/>
+              <w:bottom w:val="single" w:sz="4" w:space="0" w:color="AAAAAA"/>
+              <w:right w:val="single" w:sz="4" w:space="0" w:color="AAAAAA"/>
+            </w:tcBorders>
+            <w:shd w:val="clear" w:color="auto" w:fill="1F3864"/>
+            <w:tcMar>
+              <w:top w:w="80" w:type="dxa"/>
+              <w:left w:w="120" w:type="dxa"/>
+              <w:bottom w:w="80" w:type="dxa"/>
+              <w:right w:w="120" w:type="dxa"/>
+            </w:tcMar>
+            <w:vAlign w:val="center"/>
+          </w:tcPr>
+          <w:p>
+            <w:pPr>
+              <w:jc w:val="center"/>
+              <w:rPr>
+                <w:rFonts w:ascii="Calibri" w:hAnsi="Calibri" w:cs="Calibri"/>
+                <w:sz w:val="24"/>
+                <w:szCs w:val="24"/>
+              </w:rPr>
+            </w:pPr>
+            <w:r>
+              <w:rPr>
+                <w:rFonts w:ascii="Calibri" w:eastAsia="Arial" w:hAnsi="Calibri" w:cs="Calibri"/>
+                <w:b/>
+                <w:bCs/>
+                <w:color w:val="FFFFFF"/>
+                <w:sz w:val="24"/>
+                <w:szCs w:val="24"/>
+              </w:rPr>
+              <w:t>Costo (S/)</w:t>
+            </w:r>
+          </w:p>
+        </w:tc>
+      </w:tr>
+      <w:tr>
+        <w:tblPrEx>
+          <w:tblCellMar>
+            <w:top w:w="0" w:type="dxa"/>
+            <w:bottom w:w="0" w:type="dxa"/>
+          </w:tblCellMar>
+        </w:tblPrEx>
+        <w:tc>
+          <w:tcPr>
+            <w:tcW w:w="4680" w:type="dxa"/>
+            <w:tcBorders>
+              <w:top w:val="single" w:sz="4" w:space="0" w:color="AAAAAA"/>
+              <w:left w:val="single" w:sz="4" w:space="0" w:color="AAAAAA"/>
+              <w:bottom w:val="single" w:sz="4" w:space="0" w:color="AAAAAA"/>
+              <w:right w:val="single" w:sz="4" w:space="0" w:color="AAAAAA"/>
+            </w:tcBorders>
+            <w:shd w:val="clear" w:color="auto" w:fill="FFFFFF"/>
+            <w:tcMar>
+              <w:top w:w="70" w:type="dxa"/>
+              <w:left w:w="120" w:type="dxa"/>
+              <w:bottom w:w="70" w:type="dxa"/>
+              <w:right w:w="120" w:type="dxa"/>
+            </w:tcMar>
+            <w:vAlign w:val="center"/>
+          </w:tcPr>
+          <w:p>
+            <w:pPr>
+              <w:rPr>
+                <w:rFonts w:ascii="Calibri" w:hAnsi="Calibri" w:cs="Calibri"/>
+                <w:sz w:val="24"/>
+                <w:szCs w:val="24"/>
+              </w:rPr>
+            </w:pPr>
+            <w:r>
+              <w:rPr>
+                <w:rFonts w:ascii="Calibri" w:eastAsia="Arial" w:hAnsi="Calibri" w:cs="Calibri"/>
+                <w:sz w:val="24"/>
+                <w:szCs w:val="24"/>
+              </w:rPr>
+              <w:t>Servicio de internet (hogar)</w:t>
+            </w:r>
+          </w:p>
+        </w:tc>
+        <w:tc>
+          <w:tcPr>
+            <w:tcW w:w="2340" w:type="dxa"/>
+            <w:tcBorders>
+              <w:top w:val="single" w:sz="4" w:space="0" w:color="AAAAAA"/>
+              <w:left w:val="single" w:sz="4" w:space="0" w:color="AAAAAA"/>
+              <w:bottom w:val="single" w:sz="4" w:space="0" w:color="AAAAAA"/>
+              <w:right w:val="single" w:sz="4" w:space="0" w:color="AAAAAA"/>
+            </w:tcBorders>
+            <w:shd w:val="clear" w:color="auto" w:fill="FFFFFF"/>
+            <w:tcMar>
+              <w:top w:w="70" w:type="dxa"/>
+              <w:left w:w="120" w:type="dxa"/>
+              <w:bottom w:w="70" w:type="dxa"/>
+              <w:right w:w="120" w:type="dxa"/>
+            </w:tcMar>
+            <w:vAlign w:val="center"/>
+          </w:tcPr>
+          <w:p>
+            <w:pPr>
+              <w:jc w:val="center"/>
+              <w:rPr>
+                <w:rFonts w:ascii="Calibri" w:hAnsi="Calibri" w:cs="Calibri"/>
+                <w:sz w:val="24"/>
+                <w:szCs w:val="24"/>
+              </w:rPr>
+            </w:pPr>
+            <w:r>
+              <w:rPr>
+                <w:rFonts w:ascii="Calibri" w:eastAsia="Arial" w:hAnsi="Calibri" w:cs="Calibri"/>
+                <w:sz w:val="24"/>
+                <w:szCs w:val="24"/>
+              </w:rPr>
+              <w:t>4 meses</w:t>
+            </w:r>
+          </w:p>
+        </w:tc>
+        <w:tc>
+          <w:tcPr>
+            <w:tcW w:w="2340" w:type="dxa"/>
+            <w:tcBorders>
+              <w:top w:val="single" w:sz="4" w:space="0" w:color="AAAAAA"/>
+              <w:left w:val="single" w:sz="4" w:space="0" w:color="AAAAAA"/>
+              <w:bottom w:val="single" w:sz="4" w:space="0" w:color="AAAAAA"/>
+              <w:right w:val="single" w:sz="4" w:space="0" w:color="AAAAAA"/>
+            </w:tcBorders>
+            <w:shd w:val="clear" w:color="auto" w:fill="FFFFFF"/>
+            <w:tcMar>
+              <w:top w:w="70" w:type="dxa"/>
+              <w:left w:w="120" w:type="dxa"/>
+              <w:bottom w:w="70" w:type="dxa"/>
+              <w:right w:w="120" w:type="dxa"/>
+            </w:tcMar>
+            <w:vAlign w:val="center"/>
+          </w:tcPr>
+          <w:p>
+            <w:pPr>
+              <w:jc w:val="center"/>
+              <w:rPr>
+                <w:rFonts w:ascii="Calibri" w:hAnsi="Calibri" w:cs="Calibri"/>
+                <w:sz w:val="24"/>
+                <w:szCs w:val="24"/>
+              </w:rPr>
+            </w:pPr>
+            <w:r>
+              <w:rPr>
+                <w:rFonts w:ascii="Calibri" w:eastAsia="Arial" w:hAnsi="Calibri" w:cs="Calibri"/>
+                <w:sz w:val="24"/>
+                <w:szCs w:val="24"/>
+              </w:rPr>
+              <w:t>S/ 120.00</w:t>
+            </w:r>
+          </w:p>
+        </w:tc>
+      </w:tr>
+      <w:tr>
+        <w:tblPrEx>
+          <w:tblCellMar>
+            <w:top w:w="0" w:type="dxa"/>
+            <w:bottom w:w="0" w:type="dxa"/>
+          </w:tblCellMar>
+        </w:tblPrEx>
+        <w:tc>
+          <w:tcPr>
+            <w:tcW w:w="4680" w:type="dxa"/>
+            <w:tcBorders>
+              <w:top w:val="single" w:sz="4" w:space="0" w:color="AAAAAA"/>
+              <w:left w:val="single" w:sz="4" w:space="0" w:color="AAAAAA"/>
+              <w:bottom w:val="single" w:sz="4" w:space="0" w:color="AAAAAA"/>
+              <w:right w:val="single" w:sz="4" w:space="0" w:color="AAAAAA"/>
+            </w:tcBorders>
+            <w:shd w:val="clear" w:color="auto" w:fill="F2F2F2"/>
+            <w:tcMar>
+              <w:top w:w="70" w:type="dxa"/>
+              <w:left w:w="120" w:type="dxa"/>
+              <w:bottom w:w="70" w:type="dxa"/>
+              <w:right w:w="120" w:type="dxa"/>
+            </w:tcMar>
+            <w:vAlign w:val="center"/>
+          </w:tcPr>
+          <w:p>
+            <w:pPr>
+              <w:rPr>
+                <w:rFonts w:ascii="Calibri" w:hAnsi="Calibri" w:cs="Calibri"/>
+                <w:sz w:val="24"/>
+                <w:szCs w:val="24"/>
+              </w:rPr>
+            </w:pPr>
+            <w:r>
+              <w:rPr>
+                <w:rFonts w:ascii="Calibri" w:eastAsia="Arial" w:hAnsi="Calibri" w:cs="Calibri"/>
+                <w:sz w:val="24"/>
+                <w:szCs w:val="24"/>
+              </w:rPr>
+              <w:t>Energía eléctrica (uso de equipos)</w:t>
+            </w:r>
+          </w:p>
+        </w:tc>
+        <w:tc>
+          <w:tcPr>
+            <w:tcW w:w="2340" w:type="dxa"/>
+            <w:tcBorders>
+              <w:top w:val="single" w:sz="4" w:space="0" w:color="AAAAAA"/>
+              <w:left w:val="single" w:sz="4" w:space="0" w:color="AAAAAA"/>
+              <w:bottom w:val="single" w:sz="4" w:space="0" w:color="AAAAAA"/>
+              <w:right w:val="single" w:sz="4" w:space="0" w:color="AAAAAA"/>
+            </w:tcBorders>
+            <w:shd w:val="clear" w:color="auto" w:fill="F2F2F2"/>
+            <w:tcMar>
+              <w:top w:w="70" w:type="dxa"/>
+              <w:left w:w="120" w:type="dxa"/>
+              <w:bottom w:w="70" w:type="dxa"/>
+              <w:right w:w="120" w:type="dxa"/>
+            </w:tcMar>
+            <w:vAlign w:val="center"/>
+          </w:tcPr>
+          <w:p>
+            <w:pPr>
+              <w:jc w:val="center"/>
+              <w:rPr>
+                <w:rFonts w:ascii="Calibri" w:hAnsi="Calibri" w:cs="Calibri"/>
+                <w:sz w:val="24"/>
+                <w:szCs w:val="24"/>
+              </w:rPr>
+            </w:pPr>
+            <w:r>
+              <w:rPr>
+                <w:rFonts w:ascii="Calibri" w:eastAsia="Arial" w:hAnsi="Calibri" w:cs="Calibri"/>
+                <w:sz w:val="24"/>
+                <w:szCs w:val="24"/>
+              </w:rPr>
+              <w:t>4 meses</w:t>
+            </w:r>
+          </w:p>
+        </w:tc>
+        <w:tc>
+          <w:tcPr>
+            <w:tcW w:w="2340" w:type="dxa"/>
+            <w:tcBorders>
+              <w:top w:val="single" w:sz="4" w:space="0" w:color="AAAAAA"/>
+              <w:left w:val="single" w:sz="4" w:space="0" w:color="AAAAAA"/>
+              <w:bottom w:val="single" w:sz="4" w:space="0" w:color="AAAAAA"/>
+              <w:right w:val="single" w:sz="4" w:space="0" w:color="AAAAAA"/>
+            </w:tcBorders>
+            <w:shd w:val="clear" w:color="auto" w:fill="F2F2F2"/>
+            <w:tcMar>
+              <w:top w:w="70" w:type="dxa"/>
+              <w:left w:w="120" w:type="dxa"/>
+              <w:bottom w:w="70" w:type="dxa"/>
+              <w:right w:w="120" w:type="dxa"/>
+            </w:tcMar>
+            <w:vAlign w:val="center"/>
+          </w:tcPr>
+          <w:p>
+            <w:pPr>
+              <w:jc w:val="center"/>
+              <w:rPr>
+                <w:rFonts w:ascii="Calibri" w:hAnsi="Calibri" w:cs="Calibri"/>
+                <w:sz w:val="24"/>
+                <w:szCs w:val="24"/>
+              </w:rPr>
+            </w:pPr>
+            <w:r>
+              <w:rPr>
+                <w:rFonts w:ascii="Calibri" w:eastAsia="Arial" w:hAnsi="Calibri" w:cs="Calibri"/>
+                <w:sz w:val="24"/>
+                <w:szCs w:val="24"/>
+              </w:rPr>
+              <w:t>S/ 80.00</w:t>
+            </w:r>
+          </w:p>
+        </w:tc>
+      </w:tr>
+      <w:tr>
+        <w:tblPrEx>
+          <w:tblCellMar>
+            <w:top w:w="0" w:type="dxa"/>
+            <w:bottom w:w="0" w:type="dxa"/>
+          </w:tblCellMar>
+        </w:tblPrEx>
+        <w:tc>
+          <w:tcPr>
+            <w:tcW w:w="4680" w:type="dxa"/>
+            <w:tcBorders>
+              <w:top w:val="single" w:sz="4" w:space="0" w:color="AAAAAA"/>
+              <w:left w:val="single" w:sz="4" w:space="0" w:color="AAAAAA"/>
+              <w:bottom w:val="single" w:sz="4" w:space="0" w:color="AAAAAA"/>
+              <w:right w:val="single" w:sz="4" w:space="0" w:color="AAAAAA"/>
+            </w:tcBorders>
+            <w:shd w:val="clear" w:color="auto" w:fill="FFFFFF"/>
+            <w:tcMar>
+              <w:top w:w="70" w:type="dxa"/>
+              <w:left w:w="120" w:type="dxa"/>
+              <w:bottom w:w="70" w:type="dxa"/>
+              <w:right w:w="120" w:type="dxa"/>
+            </w:tcMar>
+            <w:vAlign w:val="center"/>
+          </w:tcPr>
+          <w:p>
+            <w:pPr>
+              <w:rPr>
+                <w:rFonts w:ascii="Calibri" w:hAnsi="Calibri" w:cs="Calibri"/>
+                <w:sz w:val="24"/>
+                <w:szCs w:val="24"/>
+              </w:rPr>
+            </w:pPr>
+            <w:r>
+              <w:rPr>
+                <w:rFonts w:ascii="Calibri" w:eastAsia="Arial" w:hAnsi="Calibri" w:cs="Calibri"/>
+                <w:sz w:val="24"/>
+                <w:szCs w:val="24"/>
+              </w:rPr>
+              <w:t>Transporte (reuniones presenciales)</w:t>
+            </w:r>
+          </w:p>
+        </w:tc>
+        <w:tc>
+          <w:tcPr>
+            <w:tcW w:w="2340" w:type="dxa"/>
+            <w:tcBorders>
+              <w:top w:val="single" w:sz="4" w:space="0" w:color="AAAAAA"/>
+              <w:left w:val="single" w:sz="4" w:space="0" w:color="AAAAAA"/>
+              <w:bottom w:val="single" w:sz="4" w:space="0" w:color="AAAAAA"/>
+              <w:right w:val="single" w:sz="4" w:space="0" w:color="AAAAAA"/>
+            </w:tcBorders>
+            <w:shd w:val="clear" w:color="auto" w:fill="FFFFFF"/>
+            <w:tcMar>
+              <w:top w:w="70" w:type="dxa"/>
+              <w:left w:w="120" w:type="dxa"/>
+              <w:bottom w:w="70" w:type="dxa"/>
+              <w:right w:w="120" w:type="dxa"/>
+            </w:tcMar>
+            <w:vAlign w:val="center"/>
+          </w:tcPr>
+          <w:p>
+            <w:pPr>
+              <w:jc w:val="center"/>
+              <w:rPr>
+                <w:rFonts w:ascii="Calibri" w:hAnsi="Calibri" w:cs="Calibri"/>
+                <w:sz w:val="24"/>
+                <w:szCs w:val="24"/>
+              </w:rPr>
+            </w:pPr>
+            <w:r>
+              <w:rPr>
+                <w:rFonts w:ascii="Calibri" w:eastAsia="Arial" w:hAnsi="Calibri" w:cs="Calibri"/>
+                <w:sz w:val="24"/>
+                <w:szCs w:val="24"/>
+              </w:rPr>
+              <w:t>4 meses</w:t>
+            </w:r>
+          </w:p>
+        </w:tc>
+        <w:tc>
+          <w:tcPr>
+            <w:tcW w:w="2340" w:type="dxa"/>
+            <w:tcBorders>
+              <w:top w:val="single" w:sz="4" w:space="0" w:color="AAAAAA"/>
+              <w:left w:val="single" w:sz="4" w:space="0" w:color="AAAAAA"/>
+              <w:bottom w:val="single" w:sz="4" w:space="0" w:color="AAAAAA"/>
+              <w:right w:val="single" w:sz="4" w:space="0" w:color="AAAAAA"/>
+            </w:tcBorders>
+            <w:shd w:val="clear" w:color="auto" w:fill="FFFFFF"/>
+            <w:tcMar>
+              <w:top w:w="70" w:type="dxa"/>
+              <w:left w:w="120" w:type="dxa"/>
+              <w:bottom w:w="70" w:type="dxa"/>
+              <w:right w:w="120" w:type="dxa"/>
+            </w:tcMar>
+            <w:vAlign w:val="center"/>
+          </w:tcPr>
+          <w:p>
+            <w:pPr>
+              <w:jc w:val="center"/>
+              <w:rPr>
+                <w:rFonts w:ascii="Calibri" w:hAnsi="Calibri" w:cs="Calibri"/>
+                <w:sz w:val="24"/>
+                <w:szCs w:val="24"/>
+              </w:rPr>
+            </w:pPr>
+            <w:r>
+              <w:rPr>
+                <w:rFonts w:ascii="Calibri" w:eastAsia="Arial" w:hAnsi="Calibri" w:cs="Calibri"/>
+                <w:sz w:val="24"/>
+                <w:szCs w:val="24"/>
+              </w:rPr>
+              <w:t>S/ 60.00</w:t>
+            </w:r>
+          </w:p>
+        </w:tc>
+      </w:tr>
+      <w:tr>
+        <w:tblPrEx>
+          <w:tblCellMar>
+            <w:top w:w="0" w:type="dxa"/>
+            <w:bottom w:w="0" w:type="dxa"/>
+          </w:tblCellMar>
+        </w:tblPrEx>
+        <w:tc>
+          <w:tcPr>
+            <w:tcW w:w="4680" w:type="dxa"/>
+            <w:tcBorders>
+              <w:top w:val="single" w:sz="4" w:space="0" w:color="AAAAAA"/>
+              <w:left w:val="single" w:sz="4" w:space="0" w:color="AAAAAA"/>
+              <w:bottom w:val="single" w:sz="4" w:space="0" w:color="AAAAAA"/>
+              <w:right w:val="single" w:sz="4" w:space="0" w:color="AAAAAA"/>
+            </w:tcBorders>
+            <w:shd w:val="clear" w:color="auto" w:fill="D6E4F0"/>
+            <w:tcMar>
+              <w:top w:w="80" w:type="dxa"/>
+              <w:left w:w="120" w:type="dxa"/>
+              <w:bottom w:w="80" w:type="dxa"/>
+              <w:right w:w="120" w:type="dxa"/>
+            </w:tcMar>
+            <w:vAlign w:val="center"/>
+          </w:tcPr>
+          <w:p>
+            <w:pPr>
+              <w:rPr>
+                <w:rFonts w:ascii="Calibri" w:hAnsi="Calibri" w:cs="Calibri"/>
+                <w:sz w:val="24"/>
+                <w:szCs w:val="24"/>
+              </w:rPr>
+            </w:pPr>
+            <w:r>
+              <w:rPr>
+                <w:rFonts w:ascii="Calibri" w:eastAsia="Arial" w:hAnsi="Calibri" w:cs="Calibri"/>
+                <w:b/>
+                <w:bCs/>
+                <w:sz w:val="24"/>
+                <w:szCs w:val="24"/>
+              </w:rPr>
+              <w:t>TOTAL</w:t>
+            </w:r>
+          </w:p>
+        </w:tc>
+        <w:tc>
+          <w:tcPr>
+            <w:tcW w:w="2340" w:type="dxa"/>
+            <w:tcBorders>
+              <w:top w:val="single" w:sz="4" w:space="0" w:color="AAAAAA"/>
+              <w:left w:val="single" w:sz="4" w:space="0" w:color="AAAAAA"/>
+              <w:bottom w:val="single" w:sz="4" w:space="0" w:color="AAAAAA"/>
+              <w:right w:val="single" w:sz="4" w:space="0" w:color="AAAAAA"/>
+            </w:tcBorders>
+            <w:shd w:val="clear" w:color="auto" w:fill="D6E4F0"/>
+            <w:tcMar>
+              <w:top w:w="80" w:type="dxa"/>
+              <w:left w:w="120" w:type="dxa"/>
+              <w:bottom w:w="80" w:type="dxa"/>
+              <w:right w:w="120" w:type="dxa"/>
+            </w:tcMar>
+            <w:vAlign w:val="center"/>
+          </w:tcPr>
+          <w:p>
+            <w:pPr>
+              <w:jc w:val="center"/>
+              <w:rPr>
+                <w:rFonts w:ascii="Calibri" w:hAnsi="Calibri" w:cs="Calibri"/>
+                <w:sz w:val="24"/>
+                <w:szCs w:val="24"/>
+              </w:rPr>
+            </w:pPr>
+          </w:p>
+        </w:tc>
+        <w:tc>
+          <w:tcPr>
+            <w:tcW w:w="2340" w:type="dxa"/>
+            <w:tcBorders>
+              <w:top w:val="single" w:sz="4" w:space="0" w:color="AAAAAA"/>
+              <w:left w:val="single" w:sz="4" w:space="0" w:color="AAAAAA"/>
+              <w:bottom w:val="single" w:sz="4" w:space="0" w:color="AAAAAA"/>
+              <w:right w:val="single" w:sz="4" w:space="0" w:color="AAAAAA"/>
+            </w:tcBorders>
+            <w:shd w:val="clear" w:color="auto" w:fill="D6E4F0"/>
+            <w:tcMar>
+              <w:top w:w="80" w:type="dxa"/>
+              <w:left w:w="120" w:type="dxa"/>
+              <w:bottom w:w="80" w:type="dxa"/>
+              <w:right w:w="120" w:type="dxa"/>
+            </w:tcMar>
+            <w:vAlign w:val="center"/>
+          </w:tcPr>
+          <w:p>
+            <w:pPr>
+              <w:jc w:val="center"/>
+              <w:rPr>
+                <w:rFonts w:ascii="Calibri" w:hAnsi="Calibri" w:cs="Calibri"/>
+                <w:sz w:val="24"/>
+                <w:szCs w:val="24"/>
+              </w:rPr>
+            </w:pPr>
+            <w:r>
+              <w:rPr>
+                <w:rFonts w:ascii="Calibri" w:eastAsia="Arial" w:hAnsi="Calibri" w:cs="Calibri"/>
+                <w:b/>
+                <w:bCs/>
+                <w:sz w:val="24"/>
+                <w:szCs w:val="24"/>
+              </w:rPr>
+              <w:t>S/ 260.00</w:t>
+            </w:r>
+          </w:p>
+        </w:tc>
+      </w:tr>
+    </w:tbl>
+    <w:p>
+      <w:pPr>
         <w:jc w:val="both"/>
         <w:rPr>
           <w:sz w:val="24"/>
@@ -4309,6 +7214,7 @@
           <w:sz w:val="24"/>
           <w:szCs w:val="24"/>
         </w:rPr>
+        <w:lastRenderedPageBreak/>
         <w:t>{</w:t>
       </w:r>
       <w:r>
@@ -4427,6 +7333,868 @@
         </w:rPr>
         <w:t xml:space="preserve"> Indicar horario de trabajo del personal.}</w:t>
       </w:r>
+    </w:p>
+    <w:tbl>
+      <w:tblPr>
+        <w:tblW w:w="9067" w:type="dxa"/>
+        <w:tblBorders>
+          <w:top w:val="single" w:sz="4" w:space="0" w:color="auto"/>
+          <w:left w:val="single" w:sz="4" w:space="0" w:color="auto"/>
+          <w:bottom w:val="single" w:sz="4" w:space="0" w:color="auto"/>
+          <w:right w:val="single" w:sz="4" w:space="0" w:color="auto"/>
+          <w:insideH w:val="single" w:sz="4" w:space="0" w:color="auto"/>
+          <w:insideV w:val="single" w:sz="4" w:space="0" w:color="auto"/>
+        </w:tblBorders>
+        <w:tblCellMar>
+          <w:left w:w="10" w:type="dxa"/>
+          <w:right w:w="10" w:type="dxa"/>
+        </w:tblCellMar>
+        <w:tblLook w:val="0000" w:firstRow="0" w:lastRow="0" w:firstColumn="0" w:lastColumn="0" w:noHBand="0" w:noVBand="0"/>
+      </w:tblPr>
+      <w:tblGrid>
+        <w:gridCol w:w="2972"/>
+        <w:gridCol w:w="1843"/>
+        <w:gridCol w:w="1843"/>
+        <w:gridCol w:w="1134"/>
+        <w:gridCol w:w="1275"/>
+      </w:tblGrid>
+      <w:tr>
+        <w:tblPrEx>
+          <w:tblCellMar>
+            <w:top w:w="0" w:type="dxa"/>
+            <w:bottom w:w="0" w:type="dxa"/>
+          </w:tblCellMar>
+        </w:tblPrEx>
+        <w:trPr>
+          <w:tblHeader/>
+        </w:trPr>
+        <w:tc>
+          <w:tcPr>
+            <w:tcW w:w="2972" w:type="dxa"/>
+            <w:tcBorders>
+              <w:top w:val="single" w:sz="4" w:space="0" w:color="AAAAAA"/>
+              <w:left w:val="single" w:sz="4" w:space="0" w:color="AAAAAA"/>
+              <w:bottom w:val="single" w:sz="4" w:space="0" w:color="AAAAAA"/>
+              <w:right w:val="single" w:sz="4" w:space="0" w:color="AAAAAA"/>
+            </w:tcBorders>
+            <w:shd w:val="clear" w:color="auto" w:fill="1F3864"/>
+            <w:tcMar>
+              <w:top w:w="80" w:type="dxa"/>
+              <w:left w:w="120" w:type="dxa"/>
+              <w:bottom w:w="80" w:type="dxa"/>
+              <w:right w:w="120" w:type="dxa"/>
+            </w:tcMar>
+            <w:vAlign w:val="center"/>
+          </w:tcPr>
+          <w:p>
+            <w:pPr>
+              <w:jc w:val="center"/>
+              <w:rPr>
+                <w:rFonts w:ascii="Calibri" w:hAnsi="Calibri" w:cs="Calibri"/>
+                <w:sz w:val="24"/>
+                <w:szCs w:val="24"/>
+              </w:rPr>
+            </w:pPr>
+            <w:r>
+              <w:rPr>
+                <w:rFonts w:ascii="Calibri" w:eastAsia="Arial" w:hAnsi="Calibri" w:cs="Calibri"/>
+                <w:b/>
+                <w:bCs/>
+                <w:color w:val="FFFFFF"/>
+                <w:sz w:val="24"/>
+                <w:szCs w:val="24"/>
+              </w:rPr>
+              <w:t>Integrante</w:t>
+            </w:r>
+          </w:p>
+        </w:tc>
+        <w:tc>
+          <w:tcPr>
+            <w:tcW w:w="1843" w:type="dxa"/>
+            <w:tcBorders>
+              <w:top w:val="single" w:sz="4" w:space="0" w:color="AAAAAA"/>
+              <w:left w:val="single" w:sz="4" w:space="0" w:color="AAAAAA"/>
+              <w:bottom w:val="single" w:sz="4" w:space="0" w:color="AAAAAA"/>
+              <w:right w:val="single" w:sz="4" w:space="0" w:color="AAAAAA"/>
+            </w:tcBorders>
+            <w:shd w:val="clear" w:color="auto" w:fill="1F3864"/>
+            <w:tcMar>
+              <w:top w:w="80" w:type="dxa"/>
+              <w:left w:w="120" w:type="dxa"/>
+              <w:bottom w:w="80" w:type="dxa"/>
+              <w:right w:w="120" w:type="dxa"/>
+            </w:tcMar>
+            <w:vAlign w:val="center"/>
+          </w:tcPr>
+          <w:p>
+            <w:pPr>
+              <w:jc w:val="center"/>
+              <w:rPr>
+                <w:rFonts w:ascii="Calibri" w:hAnsi="Calibri" w:cs="Calibri"/>
+                <w:sz w:val="24"/>
+                <w:szCs w:val="24"/>
+              </w:rPr>
+            </w:pPr>
+            <w:r>
+              <w:rPr>
+                <w:rFonts w:ascii="Calibri" w:eastAsia="Arial" w:hAnsi="Calibri" w:cs="Calibri"/>
+                <w:b/>
+                <w:bCs/>
+                <w:color w:val="FFFFFF"/>
+                <w:sz w:val="24"/>
+                <w:szCs w:val="24"/>
+              </w:rPr>
+              <w:t>Rol</w:t>
+            </w:r>
+          </w:p>
+        </w:tc>
+        <w:tc>
+          <w:tcPr>
+            <w:tcW w:w="1843" w:type="dxa"/>
+            <w:tcBorders>
+              <w:top w:val="single" w:sz="4" w:space="0" w:color="AAAAAA"/>
+              <w:left w:val="single" w:sz="4" w:space="0" w:color="AAAAAA"/>
+              <w:bottom w:val="single" w:sz="4" w:space="0" w:color="AAAAAA"/>
+              <w:right w:val="single" w:sz="4" w:space="0" w:color="AAAAAA"/>
+            </w:tcBorders>
+            <w:shd w:val="clear" w:color="auto" w:fill="1F3864"/>
+            <w:tcMar>
+              <w:top w:w="80" w:type="dxa"/>
+              <w:left w:w="120" w:type="dxa"/>
+              <w:bottom w:w="80" w:type="dxa"/>
+              <w:right w:w="120" w:type="dxa"/>
+            </w:tcMar>
+            <w:vAlign w:val="center"/>
+          </w:tcPr>
+          <w:p>
+            <w:pPr>
+              <w:jc w:val="center"/>
+              <w:rPr>
+                <w:rFonts w:ascii="Calibri" w:hAnsi="Calibri" w:cs="Calibri"/>
+                <w:sz w:val="24"/>
+                <w:szCs w:val="24"/>
+              </w:rPr>
+            </w:pPr>
+            <w:r>
+              <w:rPr>
+                <w:rFonts w:ascii="Calibri" w:eastAsia="Arial" w:hAnsi="Calibri" w:cs="Calibri"/>
+                <w:b/>
+                <w:bCs/>
+                <w:color w:val="FFFFFF"/>
+                <w:sz w:val="24"/>
+                <w:szCs w:val="24"/>
+              </w:rPr>
+              <w:t>Horas/semana</w:t>
+            </w:r>
+          </w:p>
+        </w:tc>
+        <w:tc>
+          <w:tcPr>
+            <w:tcW w:w="1134" w:type="dxa"/>
+            <w:tcBorders>
+              <w:top w:val="single" w:sz="4" w:space="0" w:color="AAAAAA"/>
+              <w:left w:val="single" w:sz="4" w:space="0" w:color="AAAAAA"/>
+              <w:bottom w:val="single" w:sz="4" w:space="0" w:color="AAAAAA"/>
+              <w:right w:val="single" w:sz="4" w:space="0" w:color="AAAAAA"/>
+            </w:tcBorders>
+            <w:shd w:val="clear" w:color="auto" w:fill="1F3864"/>
+            <w:tcMar>
+              <w:top w:w="80" w:type="dxa"/>
+              <w:left w:w="120" w:type="dxa"/>
+              <w:bottom w:w="80" w:type="dxa"/>
+              <w:right w:w="120" w:type="dxa"/>
+            </w:tcMar>
+            <w:vAlign w:val="center"/>
+          </w:tcPr>
+          <w:p>
+            <w:pPr>
+              <w:jc w:val="center"/>
+              <w:rPr>
+                <w:rFonts w:ascii="Calibri" w:hAnsi="Calibri" w:cs="Calibri"/>
+                <w:sz w:val="24"/>
+                <w:szCs w:val="24"/>
+              </w:rPr>
+            </w:pPr>
+            <w:r>
+              <w:rPr>
+                <w:rFonts w:ascii="Calibri" w:eastAsia="Arial" w:hAnsi="Calibri" w:cs="Calibri"/>
+                <w:b/>
+                <w:bCs/>
+                <w:color w:val="FFFFFF"/>
+                <w:sz w:val="24"/>
+                <w:szCs w:val="24"/>
+              </w:rPr>
+              <w:t>Semanas</w:t>
+            </w:r>
+          </w:p>
+        </w:tc>
+        <w:tc>
+          <w:tcPr>
+            <w:tcW w:w="1275" w:type="dxa"/>
+            <w:tcBorders>
+              <w:top w:val="single" w:sz="4" w:space="0" w:color="AAAAAA"/>
+              <w:left w:val="single" w:sz="4" w:space="0" w:color="AAAAAA"/>
+              <w:bottom w:val="single" w:sz="4" w:space="0" w:color="AAAAAA"/>
+              <w:right w:val="single" w:sz="4" w:space="0" w:color="AAAAAA"/>
+            </w:tcBorders>
+            <w:shd w:val="clear" w:color="auto" w:fill="1F3864"/>
+            <w:tcMar>
+              <w:top w:w="80" w:type="dxa"/>
+              <w:left w:w="120" w:type="dxa"/>
+              <w:bottom w:w="80" w:type="dxa"/>
+              <w:right w:w="120" w:type="dxa"/>
+            </w:tcMar>
+            <w:vAlign w:val="center"/>
+          </w:tcPr>
+          <w:p>
+            <w:pPr>
+              <w:jc w:val="center"/>
+              <w:rPr>
+                <w:rFonts w:ascii="Calibri" w:hAnsi="Calibri" w:cs="Calibri"/>
+                <w:sz w:val="24"/>
+                <w:szCs w:val="24"/>
+              </w:rPr>
+            </w:pPr>
+            <w:r>
+              <w:rPr>
+                <w:rFonts w:ascii="Calibri" w:eastAsia="Arial" w:hAnsi="Calibri" w:cs="Calibri"/>
+                <w:b/>
+                <w:bCs/>
+                <w:color w:val="FFFFFF"/>
+                <w:sz w:val="24"/>
+                <w:szCs w:val="24"/>
+              </w:rPr>
+              <w:t>Costo (S/)</w:t>
+            </w:r>
+          </w:p>
+        </w:tc>
+      </w:tr>
+      <w:tr>
+        <w:tblPrEx>
+          <w:tblCellMar>
+            <w:top w:w="0" w:type="dxa"/>
+            <w:bottom w:w="0" w:type="dxa"/>
+          </w:tblCellMar>
+        </w:tblPrEx>
+        <w:tc>
+          <w:tcPr>
+            <w:tcW w:w="2972" w:type="dxa"/>
+            <w:tcBorders>
+              <w:top w:val="single" w:sz="4" w:space="0" w:color="AAAAAA"/>
+              <w:left w:val="single" w:sz="4" w:space="0" w:color="AAAAAA"/>
+              <w:bottom w:val="single" w:sz="4" w:space="0" w:color="AAAAAA"/>
+              <w:right w:val="single" w:sz="4" w:space="0" w:color="AAAAAA"/>
+            </w:tcBorders>
+            <w:shd w:val="clear" w:color="auto" w:fill="FFFFFF"/>
+            <w:tcMar>
+              <w:top w:w="70" w:type="dxa"/>
+              <w:left w:w="120" w:type="dxa"/>
+              <w:bottom w:w="70" w:type="dxa"/>
+              <w:right w:w="120" w:type="dxa"/>
+            </w:tcMar>
+            <w:vAlign w:val="center"/>
+          </w:tcPr>
+          <w:p>
+            <w:pPr>
+              <w:rPr>
+                <w:rFonts w:ascii="Calibri" w:hAnsi="Calibri" w:cs="Calibri"/>
+                <w:sz w:val="24"/>
+                <w:szCs w:val="24"/>
+              </w:rPr>
+            </w:pPr>
+            <w:r>
+              <w:rPr>
+                <w:rFonts w:ascii="Calibri" w:eastAsia="Arial" w:hAnsi="Calibri" w:cs="Calibri"/>
+                <w:sz w:val="24"/>
+                <w:szCs w:val="24"/>
+              </w:rPr>
+              <w:t>Espinoza Castañeda, Ariana</w:t>
+            </w:r>
+          </w:p>
+        </w:tc>
+        <w:tc>
+          <w:tcPr>
+            <w:tcW w:w="1843" w:type="dxa"/>
+            <w:tcBorders>
+              <w:top w:val="single" w:sz="4" w:space="0" w:color="AAAAAA"/>
+              <w:left w:val="single" w:sz="4" w:space="0" w:color="AAAAAA"/>
+              <w:bottom w:val="single" w:sz="4" w:space="0" w:color="AAAAAA"/>
+              <w:right w:val="single" w:sz="4" w:space="0" w:color="AAAAAA"/>
+            </w:tcBorders>
+            <w:shd w:val="clear" w:color="auto" w:fill="FFFFFF"/>
+            <w:tcMar>
+              <w:top w:w="70" w:type="dxa"/>
+              <w:left w:w="120" w:type="dxa"/>
+              <w:bottom w:w="70" w:type="dxa"/>
+              <w:right w:w="120" w:type="dxa"/>
+            </w:tcMar>
+            <w:vAlign w:val="center"/>
+          </w:tcPr>
+          <w:p>
+            <w:pPr>
+              <w:jc w:val="center"/>
+              <w:rPr>
+                <w:rFonts w:ascii="Calibri" w:hAnsi="Calibri" w:cs="Calibri"/>
+                <w:sz w:val="24"/>
+                <w:szCs w:val="24"/>
+              </w:rPr>
+            </w:pPr>
+            <w:r>
+              <w:rPr>
+                <w:rFonts w:ascii="Calibri" w:eastAsia="Arial" w:hAnsi="Calibri" w:cs="Calibri"/>
+                <w:sz w:val="24"/>
+                <w:szCs w:val="24"/>
+              </w:rPr>
+              <w:t>Desarrolladora / Analista</w:t>
+            </w:r>
+            <w:r>
+              <w:rPr>
+                <w:rFonts w:ascii="Calibri" w:eastAsia="Arial" w:hAnsi="Calibri" w:cs="Calibri"/>
+                <w:sz w:val="24"/>
+                <w:szCs w:val="24"/>
+              </w:rPr>
+              <w:t xml:space="preserve"> / Tester</w:t>
+            </w:r>
+          </w:p>
+        </w:tc>
+        <w:tc>
+          <w:tcPr>
+            <w:tcW w:w="1843" w:type="dxa"/>
+            <w:tcBorders>
+              <w:top w:val="single" w:sz="4" w:space="0" w:color="AAAAAA"/>
+              <w:left w:val="single" w:sz="4" w:space="0" w:color="AAAAAA"/>
+              <w:bottom w:val="single" w:sz="4" w:space="0" w:color="AAAAAA"/>
+              <w:right w:val="single" w:sz="4" w:space="0" w:color="AAAAAA"/>
+            </w:tcBorders>
+            <w:shd w:val="clear" w:color="auto" w:fill="FFFFFF"/>
+            <w:tcMar>
+              <w:top w:w="70" w:type="dxa"/>
+              <w:left w:w="120" w:type="dxa"/>
+              <w:bottom w:w="70" w:type="dxa"/>
+              <w:right w:w="120" w:type="dxa"/>
+            </w:tcMar>
+            <w:vAlign w:val="center"/>
+          </w:tcPr>
+          <w:p>
+            <w:pPr>
+              <w:jc w:val="center"/>
+              <w:rPr>
+                <w:rFonts w:ascii="Calibri" w:hAnsi="Calibri" w:cs="Calibri"/>
+                <w:sz w:val="24"/>
+                <w:szCs w:val="24"/>
+              </w:rPr>
+            </w:pPr>
+            <w:r>
+              <w:rPr>
+                <w:rFonts w:ascii="Calibri" w:eastAsia="Arial" w:hAnsi="Calibri" w:cs="Calibri"/>
+                <w:sz w:val="24"/>
+                <w:szCs w:val="24"/>
+              </w:rPr>
+              <w:t>15</w:t>
+            </w:r>
+          </w:p>
+        </w:tc>
+        <w:tc>
+          <w:tcPr>
+            <w:tcW w:w="1134" w:type="dxa"/>
+            <w:tcBorders>
+              <w:top w:val="single" w:sz="4" w:space="0" w:color="AAAAAA"/>
+              <w:left w:val="single" w:sz="4" w:space="0" w:color="AAAAAA"/>
+              <w:bottom w:val="single" w:sz="4" w:space="0" w:color="AAAAAA"/>
+              <w:right w:val="single" w:sz="4" w:space="0" w:color="AAAAAA"/>
+            </w:tcBorders>
+            <w:shd w:val="clear" w:color="auto" w:fill="FFFFFF"/>
+            <w:tcMar>
+              <w:top w:w="70" w:type="dxa"/>
+              <w:left w:w="120" w:type="dxa"/>
+              <w:bottom w:w="70" w:type="dxa"/>
+              <w:right w:w="120" w:type="dxa"/>
+            </w:tcMar>
+            <w:vAlign w:val="center"/>
+          </w:tcPr>
+          <w:p>
+            <w:pPr>
+              <w:jc w:val="center"/>
+              <w:rPr>
+                <w:rFonts w:ascii="Calibri" w:hAnsi="Calibri" w:cs="Calibri"/>
+                <w:sz w:val="24"/>
+                <w:szCs w:val="24"/>
+              </w:rPr>
+            </w:pPr>
+            <w:r>
+              <w:rPr>
+                <w:rFonts w:ascii="Calibri" w:eastAsia="Arial" w:hAnsi="Calibri" w:cs="Calibri"/>
+                <w:sz w:val="24"/>
+                <w:szCs w:val="24"/>
+              </w:rPr>
+              <w:t>16</w:t>
+            </w:r>
+          </w:p>
+        </w:tc>
+        <w:tc>
+          <w:tcPr>
+            <w:tcW w:w="1275" w:type="dxa"/>
+            <w:tcBorders>
+              <w:top w:val="single" w:sz="4" w:space="0" w:color="AAAAAA"/>
+              <w:left w:val="single" w:sz="4" w:space="0" w:color="AAAAAA"/>
+              <w:bottom w:val="single" w:sz="4" w:space="0" w:color="AAAAAA"/>
+              <w:right w:val="single" w:sz="4" w:space="0" w:color="AAAAAA"/>
+            </w:tcBorders>
+            <w:shd w:val="clear" w:color="auto" w:fill="FFFFFF"/>
+            <w:tcMar>
+              <w:top w:w="70" w:type="dxa"/>
+              <w:left w:w="120" w:type="dxa"/>
+              <w:bottom w:w="70" w:type="dxa"/>
+              <w:right w:w="120" w:type="dxa"/>
+            </w:tcMar>
+            <w:vAlign w:val="center"/>
+          </w:tcPr>
+          <w:p>
+            <w:pPr>
+              <w:jc w:val="center"/>
+              <w:rPr>
+                <w:rFonts w:ascii="Calibri" w:hAnsi="Calibri" w:cs="Calibri"/>
+                <w:sz w:val="24"/>
+                <w:szCs w:val="24"/>
+              </w:rPr>
+            </w:pPr>
+            <w:r>
+              <w:rPr>
+                <w:rFonts w:ascii="Calibri" w:eastAsia="Arial" w:hAnsi="Calibri" w:cs="Calibri"/>
+                <w:sz w:val="24"/>
+                <w:szCs w:val="24"/>
+              </w:rPr>
+              <w:t>S/ 0.00*</w:t>
+            </w:r>
+          </w:p>
+        </w:tc>
+      </w:tr>
+      <w:tr>
+        <w:tblPrEx>
+          <w:tblCellMar>
+            <w:top w:w="0" w:type="dxa"/>
+            <w:bottom w:w="0" w:type="dxa"/>
+          </w:tblCellMar>
+        </w:tblPrEx>
+        <w:tc>
+          <w:tcPr>
+            <w:tcW w:w="2972" w:type="dxa"/>
+            <w:tcBorders>
+              <w:top w:val="single" w:sz="4" w:space="0" w:color="AAAAAA"/>
+              <w:left w:val="single" w:sz="4" w:space="0" w:color="AAAAAA"/>
+              <w:bottom w:val="single" w:sz="4" w:space="0" w:color="AAAAAA"/>
+              <w:right w:val="single" w:sz="4" w:space="0" w:color="AAAAAA"/>
+            </w:tcBorders>
+            <w:shd w:val="clear" w:color="auto" w:fill="F2F2F2"/>
+            <w:tcMar>
+              <w:top w:w="70" w:type="dxa"/>
+              <w:left w:w="120" w:type="dxa"/>
+              <w:bottom w:w="70" w:type="dxa"/>
+              <w:right w:w="120" w:type="dxa"/>
+            </w:tcMar>
+            <w:vAlign w:val="center"/>
+          </w:tcPr>
+          <w:p>
+            <w:pPr>
+              <w:rPr>
+                <w:rFonts w:ascii="Calibri" w:hAnsi="Calibri" w:cs="Calibri"/>
+                <w:sz w:val="24"/>
+                <w:szCs w:val="24"/>
+              </w:rPr>
+            </w:pPr>
+            <w:r>
+              <w:rPr>
+                <w:rFonts w:ascii="Calibri" w:eastAsia="Arial" w:hAnsi="Calibri" w:cs="Calibri"/>
+                <w:sz w:val="24"/>
+                <w:szCs w:val="24"/>
+              </w:rPr>
+              <w:t>Vargas Candia, Hashira</w:t>
+            </w:r>
+          </w:p>
+        </w:tc>
+        <w:tc>
+          <w:tcPr>
+            <w:tcW w:w="1843" w:type="dxa"/>
+            <w:tcBorders>
+              <w:top w:val="single" w:sz="4" w:space="0" w:color="AAAAAA"/>
+              <w:left w:val="single" w:sz="4" w:space="0" w:color="AAAAAA"/>
+              <w:bottom w:val="single" w:sz="4" w:space="0" w:color="AAAAAA"/>
+              <w:right w:val="single" w:sz="4" w:space="0" w:color="AAAAAA"/>
+            </w:tcBorders>
+            <w:shd w:val="clear" w:color="auto" w:fill="F2F2F2"/>
+            <w:tcMar>
+              <w:top w:w="70" w:type="dxa"/>
+              <w:left w:w="120" w:type="dxa"/>
+              <w:bottom w:w="70" w:type="dxa"/>
+              <w:right w:w="120" w:type="dxa"/>
+            </w:tcMar>
+            <w:vAlign w:val="center"/>
+          </w:tcPr>
+          <w:p>
+            <w:pPr>
+              <w:jc w:val="center"/>
+              <w:rPr>
+                <w:rFonts w:ascii="Calibri" w:hAnsi="Calibri" w:cs="Calibri"/>
+                <w:sz w:val="24"/>
+                <w:szCs w:val="24"/>
+              </w:rPr>
+            </w:pPr>
+            <w:r>
+              <w:rPr>
+                <w:rFonts w:ascii="Calibri" w:eastAsia="Arial" w:hAnsi="Calibri" w:cs="Calibri"/>
+                <w:sz w:val="24"/>
+                <w:szCs w:val="24"/>
+              </w:rPr>
+              <w:t>Desarrolladora / Tester</w:t>
+            </w:r>
+            <w:r>
+              <w:rPr>
+                <w:rFonts w:ascii="Calibri" w:eastAsia="Arial" w:hAnsi="Calibri" w:cs="Calibri"/>
+                <w:sz w:val="24"/>
+                <w:szCs w:val="24"/>
+              </w:rPr>
+              <w:t xml:space="preserve"> / Analista</w:t>
+            </w:r>
+          </w:p>
+        </w:tc>
+        <w:tc>
+          <w:tcPr>
+            <w:tcW w:w="1843" w:type="dxa"/>
+            <w:tcBorders>
+              <w:top w:val="single" w:sz="4" w:space="0" w:color="AAAAAA"/>
+              <w:left w:val="single" w:sz="4" w:space="0" w:color="AAAAAA"/>
+              <w:bottom w:val="single" w:sz="4" w:space="0" w:color="AAAAAA"/>
+              <w:right w:val="single" w:sz="4" w:space="0" w:color="AAAAAA"/>
+            </w:tcBorders>
+            <w:shd w:val="clear" w:color="auto" w:fill="F2F2F2"/>
+            <w:tcMar>
+              <w:top w:w="70" w:type="dxa"/>
+              <w:left w:w="120" w:type="dxa"/>
+              <w:bottom w:w="70" w:type="dxa"/>
+              <w:right w:w="120" w:type="dxa"/>
+            </w:tcMar>
+            <w:vAlign w:val="center"/>
+          </w:tcPr>
+          <w:p>
+            <w:pPr>
+              <w:jc w:val="center"/>
+              <w:rPr>
+                <w:rFonts w:ascii="Calibri" w:hAnsi="Calibri" w:cs="Calibri"/>
+                <w:sz w:val="24"/>
+                <w:szCs w:val="24"/>
+              </w:rPr>
+            </w:pPr>
+            <w:r>
+              <w:rPr>
+                <w:rFonts w:ascii="Calibri" w:eastAsia="Arial" w:hAnsi="Calibri" w:cs="Calibri"/>
+                <w:sz w:val="24"/>
+                <w:szCs w:val="24"/>
+              </w:rPr>
+              <w:t>15</w:t>
+            </w:r>
+          </w:p>
+        </w:tc>
+        <w:tc>
+          <w:tcPr>
+            <w:tcW w:w="1134" w:type="dxa"/>
+            <w:tcBorders>
+              <w:top w:val="single" w:sz="4" w:space="0" w:color="AAAAAA"/>
+              <w:left w:val="single" w:sz="4" w:space="0" w:color="AAAAAA"/>
+              <w:bottom w:val="single" w:sz="4" w:space="0" w:color="AAAAAA"/>
+              <w:right w:val="single" w:sz="4" w:space="0" w:color="AAAAAA"/>
+            </w:tcBorders>
+            <w:shd w:val="clear" w:color="auto" w:fill="F2F2F2"/>
+            <w:tcMar>
+              <w:top w:w="70" w:type="dxa"/>
+              <w:left w:w="120" w:type="dxa"/>
+              <w:bottom w:w="70" w:type="dxa"/>
+              <w:right w:w="120" w:type="dxa"/>
+            </w:tcMar>
+            <w:vAlign w:val="center"/>
+          </w:tcPr>
+          <w:p>
+            <w:pPr>
+              <w:jc w:val="center"/>
+              <w:rPr>
+                <w:rFonts w:ascii="Calibri" w:hAnsi="Calibri" w:cs="Calibri"/>
+                <w:sz w:val="24"/>
+                <w:szCs w:val="24"/>
+              </w:rPr>
+            </w:pPr>
+            <w:r>
+              <w:rPr>
+                <w:rFonts w:ascii="Calibri" w:eastAsia="Arial" w:hAnsi="Calibri" w:cs="Calibri"/>
+                <w:sz w:val="24"/>
+                <w:szCs w:val="24"/>
+              </w:rPr>
+              <w:t>16</w:t>
+            </w:r>
+          </w:p>
+        </w:tc>
+        <w:tc>
+          <w:tcPr>
+            <w:tcW w:w="1275" w:type="dxa"/>
+            <w:tcBorders>
+              <w:top w:val="single" w:sz="4" w:space="0" w:color="AAAAAA"/>
+              <w:left w:val="single" w:sz="4" w:space="0" w:color="AAAAAA"/>
+              <w:bottom w:val="single" w:sz="4" w:space="0" w:color="AAAAAA"/>
+              <w:right w:val="single" w:sz="4" w:space="0" w:color="AAAAAA"/>
+            </w:tcBorders>
+            <w:shd w:val="clear" w:color="auto" w:fill="F2F2F2"/>
+            <w:tcMar>
+              <w:top w:w="70" w:type="dxa"/>
+              <w:left w:w="120" w:type="dxa"/>
+              <w:bottom w:w="70" w:type="dxa"/>
+              <w:right w:w="120" w:type="dxa"/>
+            </w:tcMar>
+            <w:vAlign w:val="center"/>
+          </w:tcPr>
+          <w:p>
+            <w:pPr>
+              <w:jc w:val="center"/>
+              <w:rPr>
+                <w:rFonts w:ascii="Calibri" w:hAnsi="Calibri" w:cs="Calibri"/>
+                <w:sz w:val="24"/>
+                <w:szCs w:val="24"/>
+              </w:rPr>
+            </w:pPr>
+            <w:r>
+              <w:rPr>
+                <w:rFonts w:ascii="Calibri" w:eastAsia="Arial" w:hAnsi="Calibri" w:cs="Calibri"/>
+                <w:sz w:val="24"/>
+                <w:szCs w:val="24"/>
+              </w:rPr>
+              <w:t>S/ 0.00*</w:t>
+            </w:r>
+          </w:p>
+        </w:tc>
+      </w:tr>
+      <w:tr>
+        <w:tblPrEx>
+          <w:tblCellMar>
+            <w:top w:w="0" w:type="dxa"/>
+            <w:bottom w:w="0" w:type="dxa"/>
+          </w:tblCellMar>
+        </w:tblPrEx>
+        <w:tc>
+          <w:tcPr>
+            <w:tcW w:w="2972" w:type="dxa"/>
+            <w:tcBorders>
+              <w:top w:val="single" w:sz="4" w:space="0" w:color="AAAAAA"/>
+              <w:left w:val="single" w:sz="4" w:space="0" w:color="AAAAAA"/>
+              <w:bottom w:val="single" w:sz="4" w:space="0" w:color="AAAAAA"/>
+              <w:right w:val="single" w:sz="4" w:space="0" w:color="AAAAAA"/>
+            </w:tcBorders>
+            <w:shd w:val="clear" w:color="auto" w:fill="D6E4F0"/>
+            <w:tcMar>
+              <w:top w:w="80" w:type="dxa"/>
+              <w:left w:w="120" w:type="dxa"/>
+              <w:bottom w:w="80" w:type="dxa"/>
+              <w:right w:w="120" w:type="dxa"/>
+            </w:tcMar>
+            <w:vAlign w:val="center"/>
+          </w:tcPr>
+          <w:p>
+            <w:pPr>
+              <w:rPr>
+                <w:rFonts w:ascii="Calibri" w:hAnsi="Calibri" w:cs="Calibri"/>
+                <w:sz w:val="24"/>
+                <w:szCs w:val="24"/>
+              </w:rPr>
+            </w:pPr>
+            <w:r>
+              <w:rPr>
+                <w:rFonts w:ascii="Calibri" w:eastAsia="Arial" w:hAnsi="Calibri" w:cs="Calibri"/>
+                <w:b/>
+                <w:bCs/>
+                <w:sz w:val="24"/>
+                <w:szCs w:val="24"/>
+              </w:rPr>
+              <w:t>TOTAL</w:t>
+            </w:r>
+          </w:p>
+        </w:tc>
+        <w:tc>
+          <w:tcPr>
+            <w:tcW w:w="1843" w:type="dxa"/>
+            <w:tcBorders>
+              <w:top w:val="single" w:sz="4" w:space="0" w:color="AAAAAA"/>
+              <w:left w:val="single" w:sz="4" w:space="0" w:color="AAAAAA"/>
+              <w:bottom w:val="single" w:sz="4" w:space="0" w:color="AAAAAA"/>
+              <w:right w:val="single" w:sz="4" w:space="0" w:color="AAAAAA"/>
+            </w:tcBorders>
+            <w:shd w:val="clear" w:color="auto" w:fill="D6E4F0"/>
+            <w:tcMar>
+              <w:top w:w="80" w:type="dxa"/>
+              <w:left w:w="120" w:type="dxa"/>
+              <w:bottom w:w="80" w:type="dxa"/>
+              <w:right w:w="120" w:type="dxa"/>
+            </w:tcMar>
+            <w:vAlign w:val="center"/>
+          </w:tcPr>
+          <w:p>
+            <w:pPr>
+              <w:jc w:val="center"/>
+              <w:rPr>
+                <w:rFonts w:ascii="Calibri" w:hAnsi="Calibri" w:cs="Calibri"/>
+                <w:sz w:val="24"/>
+                <w:szCs w:val="24"/>
+              </w:rPr>
+            </w:pPr>
+          </w:p>
+        </w:tc>
+        <w:tc>
+          <w:tcPr>
+            <w:tcW w:w="1843" w:type="dxa"/>
+            <w:tcBorders>
+              <w:top w:val="single" w:sz="4" w:space="0" w:color="AAAAAA"/>
+              <w:left w:val="single" w:sz="4" w:space="0" w:color="AAAAAA"/>
+              <w:bottom w:val="single" w:sz="4" w:space="0" w:color="AAAAAA"/>
+              <w:right w:val="single" w:sz="4" w:space="0" w:color="AAAAAA"/>
+            </w:tcBorders>
+            <w:shd w:val="clear" w:color="auto" w:fill="D6E4F0"/>
+            <w:tcMar>
+              <w:top w:w="80" w:type="dxa"/>
+              <w:left w:w="120" w:type="dxa"/>
+              <w:bottom w:w="80" w:type="dxa"/>
+              <w:right w:w="120" w:type="dxa"/>
+            </w:tcMar>
+            <w:vAlign w:val="center"/>
+          </w:tcPr>
+          <w:p>
+            <w:pPr>
+              <w:jc w:val="center"/>
+              <w:rPr>
+                <w:rFonts w:ascii="Calibri" w:hAnsi="Calibri" w:cs="Calibri"/>
+                <w:sz w:val="24"/>
+                <w:szCs w:val="24"/>
+              </w:rPr>
+            </w:pPr>
+            <w:r>
+              <w:rPr>
+                <w:rFonts w:ascii="Calibri" w:eastAsia="Arial" w:hAnsi="Calibri" w:cs="Calibri"/>
+                <w:b/>
+                <w:bCs/>
+                <w:sz w:val="24"/>
+                <w:szCs w:val="24"/>
+              </w:rPr>
+              <w:t>30 h/</w:t>
+            </w:r>
+            <w:proofErr w:type="spellStart"/>
+            <w:r>
+              <w:rPr>
+                <w:rFonts w:ascii="Calibri" w:eastAsia="Arial" w:hAnsi="Calibri" w:cs="Calibri"/>
+                <w:b/>
+                <w:bCs/>
+                <w:sz w:val="24"/>
+                <w:szCs w:val="24"/>
+              </w:rPr>
+              <w:t>sem</w:t>
+            </w:r>
+            <w:proofErr w:type="spellEnd"/>
+          </w:p>
+        </w:tc>
+        <w:tc>
+          <w:tcPr>
+            <w:tcW w:w="1134" w:type="dxa"/>
+            <w:tcBorders>
+              <w:top w:val="single" w:sz="4" w:space="0" w:color="AAAAAA"/>
+              <w:left w:val="single" w:sz="4" w:space="0" w:color="AAAAAA"/>
+              <w:bottom w:val="single" w:sz="4" w:space="0" w:color="AAAAAA"/>
+              <w:right w:val="single" w:sz="4" w:space="0" w:color="AAAAAA"/>
+            </w:tcBorders>
+            <w:shd w:val="clear" w:color="auto" w:fill="D6E4F0"/>
+            <w:tcMar>
+              <w:top w:w="80" w:type="dxa"/>
+              <w:left w:w="120" w:type="dxa"/>
+              <w:bottom w:w="80" w:type="dxa"/>
+              <w:right w:w="120" w:type="dxa"/>
+            </w:tcMar>
+            <w:vAlign w:val="center"/>
+          </w:tcPr>
+          <w:p>
+            <w:pPr>
+              <w:jc w:val="center"/>
+              <w:rPr>
+                <w:rFonts w:ascii="Calibri" w:hAnsi="Calibri" w:cs="Calibri"/>
+                <w:sz w:val="24"/>
+                <w:szCs w:val="24"/>
+              </w:rPr>
+            </w:pPr>
+            <w:r>
+              <w:rPr>
+                <w:rFonts w:ascii="Calibri" w:eastAsia="Arial" w:hAnsi="Calibri" w:cs="Calibri"/>
+                <w:b/>
+                <w:bCs/>
+                <w:sz w:val="24"/>
+                <w:szCs w:val="24"/>
+              </w:rPr>
+              <w:t xml:space="preserve">16 </w:t>
+            </w:r>
+            <w:proofErr w:type="spellStart"/>
+            <w:r>
+              <w:rPr>
+                <w:rFonts w:ascii="Calibri" w:eastAsia="Arial" w:hAnsi="Calibri" w:cs="Calibri"/>
+                <w:b/>
+                <w:bCs/>
+                <w:sz w:val="24"/>
+                <w:szCs w:val="24"/>
+              </w:rPr>
+              <w:t>sem</w:t>
+            </w:r>
+            <w:proofErr w:type="spellEnd"/>
+          </w:p>
+        </w:tc>
+        <w:tc>
+          <w:tcPr>
+            <w:tcW w:w="1275" w:type="dxa"/>
+            <w:tcBorders>
+              <w:top w:val="single" w:sz="4" w:space="0" w:color="AAAAAA"/>
+              <w:left w:val="single" w:sz="4" w:space="0" w:color="AAAAAA"/>
+              <w:bottom w:val="single" w:sz="4" w:space="0" w:color="AAAAAA"/>
+              <w:right w:val="single" w:sz="4" w:space="0" w:color="AAAAAA"/>
+            </w:tcBorders>
+            <w:shd w:val="clear" w:color="auto" w:fill="D6E4F0"/>
+            <w:tcMar>
+              <w:top w:w="80" w:type="dxa"/>
+              <w:left w:w="120" w:type="dxa"/>
+              <w:bottom w:w="80" w:type="dxa"/>
+              <w:right w:w="120" w:type="dxa"/>
+            </w:tcMar>
+            <w:vAlign w:val="center"/>
+          </w:tcPr>
+          <w:p>
+            <w:pPr>
+              <w:jc w:val="center"/>
+              <w:rPr>
+                <w:rFonts w:ascii="Calibri" w:hAnsi="Calibri" w:cs="Calibri"/>
+                <w:sz w:val="24"/>
+                <w:szCs w:val="24"/>
+              </w:rPr>
+            </w:pPr>
+            <w:r>
+              <w:rPr>
+                <w:rFonts w:ascii="Calibri" w:eastAsia="Arial" w:hAnsi="Calibri" w:cs="Calibri"/>
+                <w:b/>
+                <w:bCs/>
+                <w:sz w:val="24"/>
+                <w:szCs w:val="24"/>
+              </w:rPr>
+              <w:t>S/ 0.00</w:t>
+            </w:r>
+          </w:p>
+        </w:tc>
+      </w:tr>
+    </w:tbl>
+    <w:p>
+      <w:pPr>
+        <w:jc w:val="both"/>
+        <w:rPr>
+          <w:i/>
+          <w:sz w:val="24"/>
+          <w:szCs w:val="24"/>
+        </w:rPr>
+      </w:pPr>
     </w:p>
     <w:p>
       <w:pPr>
@@ -4499,6 +8267,528 @@
         </w:rPr>
       </w:pPr>
     </w:p>
+    <w:tbl>
+      <w:tblPr>
+        <w:tblW w:w="9360" w:type="dxa"/>
+        <w:tblBorders>
+          <w:top w:val="single" w:sz="4" w:space="0" w:color="auto"/>
+          <w:left w:val="single" w:sz="4" w:space="0" w:color="auto"/>
+          <w:bottom w:val="single" w:sz="4" w:space="0" w:color="auto"/>
+          <w:right w:val="single" w:sz="4" w:space="0" w:color="auto"/>
+          <w:insideH w:val="single" w:sz="4" w:space="0" w:color="auto"/>
+          <w:insideV w:val="single" w:sz="4" w:space="0" w:color="auto"/>
+        </w:tblBorders>
+        <w:tblCellMar>
+          <w:left w:w="10" w:type="dxa"/>
+          <w:right w:w="10" w:type="dxa"/>
+        </w:tblCellMar>
+        <w:tblLook w:val="0000" w:firstRow="0" w:lastRow="0" w:firstColumn="0" w:lastColumn="0" w:noHBand="0" w:noVBand="0"/>
+      </w:tblPr>
+      <w:tblGrid>
+        <w:gridCol w:w="6240"/>
+        <w:gridCol w:w="3120"/>
+      </w:tblGrid>
+      <w:tr>
+        <w:tblPrEx>
+          <w:tblCellMar>
+            <w:top w:w="0" w:type="dxa"/>
+            <w:bottom w:w="0" w:type="dxa"/>
+          </w:tblCellMar>
+        </w:tblPrEx>
+        <w:trPr>
+          <w:tblHeader/>
+        </w:trPr>
+        <w:tc>
+          <w:tcPr>
+            <w:tcW w:w="6240" w:type="dxa"/>
+            <w:tcBorders>
+              <w:top w:val="single" w:sz="4" w:space="0" w:color="AAAAAA"/>
+              <w:left w:val="single" w:sz="4" w:space="0" w:color="AAAAAA"/>
+              <w:bottom w:val="single" w:sz="4" w:space="0" w:color="AAAAAA"/>
+              <w:right w:val="single" w:sz="4" w:space="0" w:color="AAAAAA"/>
+            </w:tcBorders>
+            <w:shd w:val="clear" w:color="auto" w:fill="1F3864"/>
+            <w:tcMar>
+              <w:top w:w="80" w:type="dxa"/>
+              <w:left w:w="120" w:type="dxa"/>
+              <w:bottom w:w="80" w:type="dxa"/>
+              <w:right w:w="120" w:type="dxa"/>
+            </w:tcMar>
+            <w:vAlign w:val="center"/>
+          </w:tcPr>
+          <w:p>
+            <w:pPr>
+              <w:jc w:val="center"/>
+              <w:rPr>
+                <w:rFonts w:ascii="Calibri" w:hAnsi="Calibri" w:cs="Calibri"/>
+                <w:sz w:val="24"/>
+                <w:szCs w:val="24"/>
+              </w:rPr>
+            </w:pPr>
+            <w:r>
+              <w:rPr>
+                <w:rFonts w:ascii="Calibri" w:eastAsia="Arial" w:hAnsi="Calibri" w:cs="Calibri"/>
+                <w:b/>
+                <w:bCs/>
+                <w:color w:val="FFFFFF"/>
+                <w:sz w:val="24"/>
+                <w:szCs w:val="24"/>
+              </w:rPr>
+              <w:t>Rubro</w:t>
+            </w:r>
+          </w:p>
+        </w:tc>
+        <w:tc>
+          <w:tcPr>
+            <w:tcW w:w="3120" w:type="dxa"/>
+            <w:tcBorders>
+              <w:top w:val="single" w:sz="4" w:space="0" w:color="AAAAAA"/>
+              <w:left w:val="single" w:sz="4" w:space="0" w:color="AAAAAA"/>
+              <w:bottom w:val="single" w:sz="4" w:space="0" w:color="AAAAAA"/>
+              <w:right w:val="single" w:sz="4" w:space="0" w:color="AAAAAA"/>
+            </w:tcBorders>
+            <w:shd w:val="clear" w:color="auto" w:fill="1F3864"/>
+            <w:tcMar>
+              <w:top w:w="80" w:type="dxa"/>
+              <w:left w:w="120" w:type="dxa"/>
+              <w:bottom w:w="80" w:type="dxa"/>
+              <w:right w:w="120" w:type="dxa"/>
+            </w:tcMar>
+            <w:vAlign w:val="center"/>
+          </w:tcPr>
+          <w:p>
+            <w:pPr>
+              <w:jc w:val="center"/>
+              <w:rPr>
+                <w:rFonts w:ascii="Calibri" w:hAnsi="Calibri" w:cs="Calibri"/>
+                <w:sz w:val="24"/>
+                <w:szCs w:val="24"/>
+              </w:rPr>
+            </w:pPr>
+            <w:r>
+              <w:rPr>
+                <w:rFonts w:ascii="Calibri" w:eastAsia="Arial" w:hAnsi="Calibri" w:cs="Calibri"/>
+                <w:b/>
+                <w:bCs/>
+                <w:color w:val="FFFFFF"/>
+                <w:sz w:val="24"/>
+                <w:szCs w:val="24"/>
+              </w:rPr>
+              <w:t>Monto (S/)</w:t>
+            </w:r>
+          </w:p>
+        </w:tc>
+      </w:tr>
+      <w:tr>
+        <w:tblPrEx>
+          <w:tblCellMar>
+            <w:top w:w="0" w:type="dxa"/>
+            <w:bottom w:w="0" w:type="dxa"/>
+          </w:tblCellMar>
+        </w:tblPrEx>
+        <w:tc>
+          <w:tcPr>
+            <w:tcW w:w="6240" w:type="dxa"/>
+            <w:tcBorders>
+              <w:top w:val="single" w:sz="4" w:space="0" w:color="AAAAAA"/>
+              <w:left w:val="single" w:sz="4" w:space="0" w:color="AAAAAA"/>
+              <w:bottom w:val="single" w:sz="4" w:space="0" w:color="AAAAAA"/>
+              <w:right w:val="single" w:sz="4" w:space="0" w:color="AAAAAA"/>
+            </w:tcBorders>
+            <w:shd w:val="clear" w:color="auto" w:fill="FFFFFF"/>
+            <w:tcMar>
+              <w:top w:w="70" w:type="dxa"/>
+              <w:left w:w="120" w:type="dxa"/>
+              <w:bottom w:w="70" w:type="dxa"/>
+              <w:right w:w="120" w:type="dxa"/>
+            </w:tcMar>
+            <w:vAlign w:val="center"/>
+          </w:tcPr>
+          <w:p>
+            <w:pPr>
+              <w:rPr>
+                <w:rFonts w:ascii="Calibri" w:hAnsi="Calibri" w:cs="Calibri"/>
+                <w:sz w:val="24"/>
+                <w:szCs w:val="24"/>
+              </w:rPr>
+            </w:pPr>
+            <w:r>
+              <w:rPr>
+                <w:rFonts w:ascii="Calibri" w:eastAsia="Arial" w:hAnsi="Calibri" w:cs="Calibri"/>
+                <w:sz w:val="24"/>
+                <w:szCs w:val="24"/>
+              </w:rPr>
+              <w:t>Costos Generales</w:t>
+            </w:r>
+          </w:p>
+        </w:tc>
+        <w:tc>
+          <w:tcPr>
+            <w:tcW w:w="3120" w:type="dxa"/>
+            <w:tcBorders>
+              <w:top w:val="single" w:sz="4" w:space="0" w:color="AAAAAA"/>
+              <w:left w:val="single" w:sz="4" w:space="0" w:color="AAAAAA"/>
+              <w:bottom w:val="single" w:sz="4" w:space="0" w:color="AAAAAA"/>
+              <w:right w:val="single" w:sz="4" w:space="0" w:color="AAAAAA"/>
+            </w:tcBorders>
+            <w:shd w:val="clear" w:color="auto" w:fill="FFFFFF"/>
+            <w:tcMar>
+              <w:top w:w="70" w:type="dxa"/>
+              <w:left w:w="120" w:type="dxa"/>
+              <w:bottom w:w="70" w:type="dxa"/>
+              <w:right w:w="120" w:type="dxa"/>
+            </w:tcMar>
+            <w:vAlign w:val="center"/>
+          </w:tcPr>
+          <w:p>
+            <w:pPr>
+              <w:jc w:val="center"/>
+              <w:rPr>
+                <w:rFonts w:ascii="Calibri" w:hAnsi="Calibri" w:cs="Calibri"/>
+                <w:sz w:val="24"/>
+                <w:szCs w:val="24"/>
+              </w:rPr>
+            </w:pPr>
+            <w:r>
+              <w:rPr>
+                <w:rFonts w:ascii="Calibri" w:eastAsia="Arial" w:hAnsi="Calibri" w:cs="Calibri"/>
+                <w:sz w:val="24"/>
+                <w:szCs w:val="24"/>
+              </w:rPr>
+              <w:t>S/ 50.00</w:t>
+            </w:r>
+          </w:p>
+        </w:tc>
+      </w:tr>
+      <w:tr>
+        <w:tblPrEx>
+          <w:tblCellMar>
+            <w:top w:w="0" w:type="dxa"/>
+            <w:bottom w:w="0" w:type="dxa"/>
+          </w:tblCellMar>
+        </w:tblPrEx>
+        <w:tc>
+          <w:tcPr>
+            <w:tcW w:w="6240" w:type="dxa"/>
+            <w:tcBorders>
+              <w:top w:val="single" w:sz="4" w:space="0" w:color="AAAAAA"/>
+              <w:left w:val="single" w:sz="4" w:space="0" w:color="AAAAAA"/>
+              <w:bottom w:val="single" w:sz="4" w:space="0" w:color="AAAAAA"/>
+              <w:right w:val="single" w:sz="4" w:space="0" w:color="AAAAAA"/>
+            </w:tcBorders>
+            <w:shd w:val="clear" w:color="auto" w:fill="F2F2F2"/>
+            <w:tcMar>
+              <w:top w:w="70" w:type="dxa"/>
+              <w:left w:w="120" w:type="dxa"/>
+              <w:bottom w:w="70" w:type="dxa"/>
+              <w:right w:w="120" w:type="dxa"/>
+            </w:tcMar>
+            <w:vAlign w:val="center"/>
+          </w:tcPr>
+          <w:p>
+            <w:pPr>
+              <w:rPr>
+                <w:rFonts w:ascii="Calibri" w:hAnsi="Calibri" w:cs="Calibri"/>
+                <w:sz w:val="24"/>
+                <w:szCs w:val="24"/>
+              </w:rPr>
+            </w:pPr>
+            <w:r>
+              <w:rPr>
+                <w:rFonts w:ascii="Calibri" w:eastAsia="Arial" w:hAnsi="Calibri" w:cs="Calibri"/>
+                <w:sz w:val="24"/>
+                <w:szCs w:val="24"/>
+              </w:rPr>
+              <w:t>Costos Operativos</w:t>
+            </w:r>
+          </w:p>
+        </w:tc>
+        <w:tc>
+          <w:tcPr>
+            <w:tcW w:w="3120" w:type="dxa"/>
+            <w:tcBorders>
+              <w:top w:val="single" w:sz="4" w:space="0" w:color="AAAAAA"/>
+              <w:left w:val="single" w:sz="4" w:space="0" w:color="AAAAAA"/>
+              <w:bottom w:val="single" w:sz="4" w:space="0" w:color="AAAAAA"/>
+              <w:right w:val="single" w:sz="4" w:space="0" w:color="AAAAAA"/>
+            </w:tcBorders>
+            <w:shd w:val="clear" w:color="auto" w:fill="F2F2F2"/>
+            <w:tcMar>
+              <w:top w:w="70" w:type="dxa"/>
+              <w:left w:w="120" w:type="dxa"/>
+              <w:bottom w:w="70" w:type="dxa"/>
+              <w:right w:w="120" w:type="dxa"/>
+            </w:tcMar>
+            <w:vAlign w:val="center"/>
+          </w:tcPr>
+          <w:p>
+            <w:pPr>
+              <w:jc w:val="center"/>
+              <w:rPr>
+                <w:rFonts w:ascii="Calibri" w:hAnsi="Calibri" w:cs="Calibri"/>
+                <w:sz w:val="24"/>
+                <w:szCs w:val="24"/>
+              </w:rPr>
+            </w:pPr>
+            <w:r>
+              <w:rPr>
+                <w:rFonts w:ascii="Calibri" w:eastAsia="Arial" w:hAnsi="Calibri" w:cs="Calibri"/>
+                <w:sz w:val="24"/>
+                <w:szCs w:val="24"/>
+              </w:rPr>
+              <w:t>S/ 260.00</w:t>
+            </w:r>
+          </w:p>
+        </w:tc>
+      </w:tr>
+      <w:tr>
+        <w:tblPrEx>
+          <w:tblCellMar>
+            <w:top w:w="0" w:type="dxa"/>
+            <w:bottom w:w="0" w:type="dxa"/>
+          </w:tblCellMar>
+        </w:tblPrEx>
+        <w:tc>
+          <w:tcPr>
+            <w:tcW w:w="6240" w:type="dxa"/>
+            <w:tcBorders>
+              <w:top w:val="single" w:sz="4" w:space="0" w:color="AAAAAA"/>
+              <w:left w:val="single" w:sz="4" w:space="0" w:color="AAAAAA"/>
+              <w:bottom w:val="single" w:sz="4" w:space="0" w:color="AAAAAA"/>
+              <w:right w:val="single" w:sz="4" w:space="0" w:color="AAAAAA"/>
+            </w:tcBorders>
+            <w:shd w:val="clear" w:color="auto" w:fill="FFFFFF"/>
+            <w:tcMar>
+              <w:top w:w="70" w:type="dxa"/>
+              <w:left w:w="120" w:type="dxa"/>
+              <w:bottom w:w="70" w:type="dxa"/>
+              <w:right w:w="120" w:type="dxa"/>
+            </w:tcMar>
+            <w:vAlign w:val="center"/>
+          </w:tcPr>
+          <w:p>
+            <w:pPr>
+              <w:rPr>
+                <w:rFonts w:ascii="Calibri" w:hAnsi="Calibri" w:cs="Calibri"/>
+                <w:sz w:val="24"/>
+                <w:szCs w:val="24"/>
+              </w:rPr>
+            </w:pPr>
+            <w:r>
+              <w:rPr>
+                <w:rFonts w:ascii="Calibri" w:eastAsia="Arial" w:hAnsi="Calibri" w:cs="Calibri"/>
+                <w:sz w:val="24"/>
+                <w:szCs w:val="24"/>
+              </w:rPr>
+              <w:t>Costos del Ambiente</w:t>
+            </w:r>
+          </w:p>
+        </w:tc>
+        <w:tc>
+          <w:tcPr>
+            <w:tcW w:w="3120" w:type="dxa"/>
+            <w:tcBorders>
+              <w:top w:val="single" w:sz="4" w:space="0" w:color="AAAAAA"/>
+              <w:left w:val="single" w:sz="4" w:space="0" w:color="AAAAAA"/>
+              <w:bottom w:val="single" w:sz="4" w:space="0" w:color="AAAAAA"/>
+              <w:right w:val="single" w:sz="4" w:space="0" w:color="AAAAAA"/>
+            </w:tcBorders>
+            <w:shd w:val="clear" w:color="auto" w:fill="FFFFFF"/>
+            <w:tcMar>
+              <w:top w:w="70" w:type="dxa"/>
+              <w:left w:w="120" w:type="dxa"/>
+              <w:bottom w:w="70" w:type="dxa"/>
+              <w:right w:w="120" w:type="dxa"/>
+            </w:tcMar>
+            <w:vAlign w:val="center"/>
+          </w:tcPr>
+          <w:p>
+            <w:pPr>
+              <w:jc w:val="center"/>
+              <w:rPr>
+                <w:rFonts w:ascii="Calibri" w:hAnsi="Calibri" w:cs="Calibri"/>
+                <w:sz w:val="24"/>
+                <w:szCs w:val="24"/>
+              </w:rPr>
+            </w:pPr>
+            <w:r>
+              <w:rPr>
+                <w:rFonts w:ascii="Calibri" w:eastAsia="Arial" w:hAnsi="Calibri" w:cs="Calibri"/>
+                <w:sz w:val="24"/>
+                <w:szCs w:val="24"/>
+              </w:rPr>
+              <w:t>S/ 0.00</w:t>
+            </w:r>
+          </w:p>
+        </w:tc>
+      </w:tr>
+      <w:tr>
+        <w:tblPrEx>
+          <w:tblCellMar>
+            <w:top w:w="0" w:type="dxa"/>
+            <w:bottom w:w="0" w:type="dxa"/>
+          </w:tblCellMar>
+        </w:tblPrEx>
+        <w:tc>
+          <w:tcPr>
+            <w:tcW w:w="6240" w:type="dxa"/>
+            <w:tcBorders>
+              <w:top w:val="single" w:sz="4" w:space="0" w:color="AAAAAA"/>
+              <w:left w:val="single" w:sz="4" w:space="0" w:color="AAAAAA"/>
+              <w:bottom w:val="single" w:sz="4" w:space="0" w:color="AAAAAA"/>
+              <w:right w:val="single" w:sz="4" w:space="0" w:color="AAAAAA"/>
+            </w:tcBorders>
+            <w:shd w:val="clear" w:color="auto" w:fill="F2F2F2"/>
+            <w:tcMar>
+              <w:top w:w="70" w:type="dxa"/>
+              <w:left w:w="120" w:type="dxa"/>
+              <w:bottom w:w="70" w:type="dxa"/>
+              <w:right w:w="120" w:type="dxa"/>
+            </w:tcMar>
+            <w:vAlign w:val="center"/>
+          </w:tcPr>
+          <w:p>
+            <w:pPr>
+              <w:rPr>
+                <w:rFonts w:ascii="Calibri" w:hAnsi="Calibri" w:cs="Calibri"/>
+                <w:sz w:val="24"/>
+                <w:szCs w:val="24"/>
+              </w:rPr>
+            </w:pPr>
+            <w:r>
+              <w:rPr>
+                <w:rFonts w:ascii="Calibri" w:eastAsia="Arial" w:hAnsi="Calibri" w:cs="Calibri"/>
+                <w:sz w:val="24"/>
+                <w:szCs w:val="24"/>
+              </w:rPr>
+              <w:t>Costos de Personal</w:t>
+            </w:r>
+          </w:p>
+        </w:tc>
+        <w:tc>
+          <w:tcPr>
+            <w:tcW w:w="3120" w:type="dxa"/>
+            <w:tcBorders>
+              <w:top w:val="single" w:sz="4" w:space="0" w:color="AAAAAA"/>
+              <w:left w:val="single" w:sz="4" w:space="0" w:color="AAAAAA"/>
+              <w:bottom w:val="single" w:sz="4" w:space="0" w:color="AAAAAA"/>
+              <w:right w:val="single" w:sz="4" w:space="0" w:color="AAAAAA"/>
+            </w:tcBorders>
+            <w:shd w:val="clear" w:color="auto" w:fill="F2F2F2"/>
+            <w:tcMar>
+              <w:top w:w="70" w:type="dxa"/>
+              <w:left w:w="120" w:type="dxa"/>
+              <w:bottom w:w="70" w:type="dxa"/>
+              <w:right w:w="120" w:type="dxa"/>
+            </w:tcMar>
+            <w:vAlign w:val="center"/>
+          </w:tcPr>
+          <w:p>
+            <w:pPr>
+              <w:jc w:val="center"/>
+              <w:rPr>
+                <w:rFonts w:ascii="Calibri" w:hAnsi="Calibri" w:cs="Calibri"/>
+                <w:sz w:val="24"/>
+                <w:szCs w:val="24"/>
+              </w:rPr>
+            </w:pPr>
+            <w:r>
+              <w:rPr>
+                <w:rFonts w:ascii="Calibri" w:eastAsia="Arial" w:hAnsi="Calibri" w:cs="Calibri"/>
+                <w:sz w:val="24"/>
+                <w:szCs w:val="24"/>
+              </w:rPr>
+              <w:t>S/ 0.00</w:t>
+            </w:r>
+          </w:p>
+        </w:tc>
+      </w:tr>
+      <w:tr>
+        <w:tblPrEx>
+          <w:tblCellMar>
+            <w:top w:w="0" w:type="dxa"/>
+            <w:bottom w:w="0" w:type="dxa"/>
+          </w:tblCellMar>
+        </w:tblPrEx>
+        <w:tc>
+          <w:tcPr>
+            <w:tcW w:w="6240" w:type="dxa"/>
+            <w:tcBorders>
+              <w:top w:val="single" w:sz="4" w:space="0" w:color="AAAAAA"/>
+              <w:left w:val="single" w:sz="4" w:space="0" w:color="AAAAAA"/>
+              <w:bottom w:val="single" w:sz="4" w:space="0" w:color="AAAAAA"/>
+              <w:right w:val="single" w:sz="4" w:space="0" w:color="AAAAAA"/>
+            </w:tcBorders>
+            <w:shd w:val="clear" w:color="auto" w:fill="D6E4F0"/>
+            <w:tcMar>
+              <w:top w:w="80" w:type="dxa"/>
+              <w:left w:w="120" w:type="dxa"/>
+              <w:bottom w:w="80" w:type="dxa"/>
+              <w:right w:w="120" w:type="dxa"/>
+            </w:tcMar>
+            <w:vAlign w:val="center"/>
+          </w:tcPr>
+          <w:p>
+            <w:pPr>
+              <w:rPr>
+                <w:rFonts w:ascii="Calibri" w:hAnsi="Calibri" w:cs="Calibri"/>
+                <w:sz w:val="24"/>
+                <w:szCs w:val="24"/>
+              </w:rPr>
+            </w:pPr>
+            <w:r>
+              <w:rPr>
+                <w:rFonts w:ascii="Calibri" w:eastAsia="Arial" w:hAnsi="Calibri" w:cs="Calibri"/>
+                <w:b/>
+                <w:bCs/>
+                <w:sz w:val="24"/>
+                <w:szCs w:val="24"/>
+              </w:rPr>
+              <w:t>COSTO TOTAL DEL PROYECTO</w:t>
+            </w:r>
+          </w:p>
+        </w:tc>
+        <w:tc>
+          <w:tcPr>
+            <w:tcW w:w="3120" w:type="dxa"/>
+            <w:tcBorders>
+              <w:top w:val="single" w:sz="4" w:space="0" w:color="AAAAAA"/>
+              <w:left w:val="single" w:sz="4" w:space="0" w:color="AAAAAA"/>
+              <w:bottom w:val="single" w:sz="4" w:space="0" w:color="AAAAAA"/>
+              <w:right w:val="single" w:sz="4" w:space="0" w:color="AAAAAA"/>
+            </w:tcBorders>
+            <w:shd w:val="clear" w:color="auto" w:fill="D6E4F0"/>
+            <w:tcMar>
+              <w:top w:w="80" w:type="dxa"/>
+              <w:left w:w="120" w:type="dxa"/>
+              <w:bottom w:w="80" w:type="dxa"/>
+              <w:right w:w="120" w:type="dxa"/>
+            </w:tcMar>
+            <w:vAlign w:val="center"/>
+          </w:tcPr>
+          <w:p>
+            <w:pPr>
+              <w:jc w:val="center"/>
+              <w:rPr>
+                <w:rFonts w:ascii="Calibri" w:hAnsi="Calibri" w:cs="Calibri"/>
+                <w:sz w:val="24"/>
+                <w:szCs w:val="24"/>
+              </w:rPr>
+            </w:pPr>
+            <w:r>
+              <w:rPr>
+                <w:rFonts w:ascii="Calibri" w:eastAsia="Arial" w:hAnsi="Calibri" w:cs="Calibri"/>
+                <w:b/>
+                <w:bCs/>
+                <w:sz w:val="24"/>
+                <w:szCs w:val="24"/>
+              </w:rPr>
+              <w:t>S/ 310.00</w:t>
+            </w:r>
+          </w:p>
+        </w:tc>
+      </w:tr>
+    </w:tbl>
     <w:p>
       <w:pPr>
         <w:pStyle w:val="Default"/>
@@ -4526,7 +8816,7 @@
           <w:szCs w:val="24"/>
         </w:rPr>
       </w:pPr>
-      <w:bookmarkStart w:id="7" w:name="_Toc52661352"/>
+      <w:bookmarkStart w:id="6" w:name="_Toc52661352"/>
       <w:r>
         <w:rPr>
           <w:sz w:val="24"/>
@@ -4534,7 +8824,7 @@
         </w:rPr>
         <w:t>Factibilidad Operativa</w:t>
       </w:r>
-      <w:bookmarkEnd w:id="7"/>
+      <w:bookmarkEnd w:id="6"/>
     </w:p>
     <w:p>
       <w:pPr>
@@ -4617,7 +8907,7 @@
           <w:szCs w:val="24"/>
         </w:rPr>
       </w:pPr>
-      <w:bookmarkStart w:id="8" w:name="_Toc52661353"/>
+      <w:bookmarkStart w:id="7" w:name="_Toc52661353"/>
       <w:r>
         <w:rPr>
           <w:sz w:val="24"/>
@@ -4625,7 +8915,7 @@
         </w:rPr>
         <w:t>Factibilidad Legal</w:t>
       </w:r>
-      <w:bookmarkEnd w:id="8"/>
+      <w:bookmarkEnd w:id="7"/>
     </w:p>
     <w:p>
       <w:pPr>
@@ -4695,7 +8985,7 @@
           <w:szCs w:val="24"/>
         </w:rPr>
       </w:pPr>
-      <w:bookmarkStart w:id="9" w:name="_Toc52661354"/>
+      <w:bookmarkStart w:id="8" w:name="_Toc52661354"/>
       <w:r>
         <w:rPr>
           <w:sz w:val="24"/>
@@ -4703,7 +8993,7 @@
         </w:rPr>
         <w:t>Factibilidad Social</w:t>
       </w:r>
-      <w:bookmarkEnd w:id="9"/>
+      <w:bookmarkEnd w:id="8"/>
     </w:p>
     <w:p>
       <w:pPr>
@@ -4722,6 +9012,7 @@
           <w:i/>
           <w:color w:val="auto"/>
         </w:rPr>
+        <w:lastRenderedPageBreak/>
         <w:t>{</w:t>
       </w:r>
       <w:r>
@@ -4775,7 +9066,7 @@
           <w:szCs w:val="24"/>
         </w:rPr>
       </w:pPr>
-      <w:bookmarkStart w:id="10" w:name="_Toc52661355"/>
+      <w:bookmarkStart w:id="9" w:name="_Toc52661355"/>
       <w:r>
         <w:rPr>
           <w:sz w:val="24"/>
@@ -4790,11 +9081,12 @@
         </w:rPr>
         <w:t>Ambiental</w:t>
       </w:r>
-      <w:bookmarkEnd w:id="10"/>
+      <w:bookmarkEnd w:id="9"/>
     </w:p>
     <w:p>
       <w:pPr>
         <w:pStyle w:val="Default"/>
+        <w:spacing w:line="360" w:lineRule="auto"/>
         <w:ind w:left="360"/>
         <w:jc w:val="both"/>
         <w:rPr>
@@ -4805,56 +9097,10 @@
       </w:pPr>
       <w:r>
         <w:rPr>
-          <w:rFonts w:asciiTheme="minorHAnsi" w:hAnsiTheme="minorHAnsi" w:cstheme="minorBidi"/>
-          <w:i/>
-          <w:color w:val="auto"/>
-        </w:rPr>
-        <w:t xml:space="preserve">{Evaluar influencias y asuntos de índole </w:t>
-      </w:r>
-      <w:r>
-        <w:rPr>
-          <w:rFonts w:asciiTheme="minorHAnsi" w:hAnsiTheme="minorHAnsi" w:cstheme="minorBidi"/>
-          <w:i/>
-          <w:color w:val="auto"/>
-        </w:rPr>
-        <w:t>ambiental</w:t>
-      </w:r>
-      <w:r>
-        <w:rPr>
-          <w:rFonts w:asciiTheme="minorHAnsi" w:hAnsiTheme="minorHAnsi" w:cstheme="minorBidi"/>
-          <w:i/>
-          <w:color w:val="auto"/>
-        </w:rPr>
-        <w:t xml:space="preserve"> como el </w:t>
-      </w:r>
-      <w:r>
-        <w:rPr>
-          <w:rFonts w:asciiTheme="minorHAnsi" w:hAnsiTheme="minorHAnsi" w:cstheme="minorBidi"/>
-          <w:i/>
-          <w:color w:val="auto"/>
-        </w:rPr>
-        <w:t>impacto y repercusión en el medio ambiente</w:t>
-      </w:r>
-      <w:r>
-        <w:rPr>
-          <w:rFonts w:asciiTheme="minorHAnsi" w:hAnsiTheme="minorHAnsi" w:cstheme="minorBidi"/>
-          <w:i/>
-          <w:color w:val="auto"/>
-        </w:rPr>
-        <w:t>.}</w:t>
-      </w:r>
-    </w:p>
-    <w:p>
-      <w:pPr>
-        <w:pStyle w:val="Default"/>
-        <w:ind w:left="360"/>
-        <w:jc w:val="both"/>
-        <w:rPr>
-          <w:rFonts w:asciiTheme="minorHAnsi" w:hAnsiTheme="minorHAnsi" w:cstheme="minorBidi"/>
-          <w:i/>
-          <w:color w:val="auto"/>
-        </w:rPr>
-      </w:pPr>
+          <w:rFonts w:eastAsia="Arial"/>
+        </w:rPr>
+        <w:t>El proyecto tiene un impacto ambiental mínimo y positivo. Al ser un sistema de software que se ejecuta sobre infraestructura ya existente (computadoras personales y servidores en la nube), no requiere fabricación de hardware adicional. El uso de contenedores Docker optimiza el consumo de recursos computacionales al permitir entornos de prueba eficientes. Adicionalmente, al contribuir a la detección temprana de problemas de rendimiento en bases de datos, el sistema puede ayudar a reducir el consumo energético de servidores que trabajan con configuraciones subóptimas. No se generan residuos físicos ni emisiones contaminantes derivadas del desarrollo del proyecto.</w:t>
+      </w:r>
     </w:p>
     <w:p>
       <w:pPr>
@@ -4881,7 +9127,7 @@
           <w:rFonts w:asciiTheme="minorHAnsi" w:hAnsiTheme="minorHAnsi"/>
         </w:rPr>
       </w:pPr>
-      <w:bookmarkStart w:id="11" w:name="_Toc52661356"/>
+      <w:bookmarkStart w:id="10" w:name="_Toc52661356"/>
       <w:r>
         <w:rPr>
           <w:rFonts w:asciiTheme="minorHAnsi" w:hAnsiTheme="minorHAnsi"/>
@@ -4894,7 +9140,7 @@
         </w:rPr>
         <w:t xml:space="preserve"> Financiero</w:t>
       </w:r>
-      <w:bookmarkEnd w:id="11"/>
+      <w:bookmarkEnd w:id="10"/>
     </w:p>
     <w:p>
       <w:pPr>
@@ -5164,7 +9410,6 @@
           <w:sz w:val="24"/>
           <w:szCs w:val="24"/>
         </w:rPr>
-        <w:lastRenderedPageBreak/>
         <w:t>Ejemplo de beneficios:</w:t>
       </w:r>
     </w:p>
@@ -5258,6 +9503,7 @@
           <w:sz w:val="24"/>
           <w:szCs w:val="24"/>
         </w:rPr>
+        <w:lastRenderedPageBreak/>
         <w:t>Reducción de futuras inversiones y costos.</w:t>
       </w:r>
     </w:p>
@@ -5584,16 +9830,6 @@
     <w:p>
       <w:pPr>
         <w:pStyle w:val="Default"/>
-        <w:ind w:left="349"/>
-        <w:jc w:val="both"/>
-        <w:rPr>
-          <w:rFonts w:asciiTheme="minorHAnsi" w:hAnsiTheme="minorHAnsi"/>
-        </w:rPr>
-      </w:pPr>
-    </w:p>
-    <w:p>
-      <w:pPr>
-        <w:pStyle w:val="Default"/>
         <w:ind w:left="698"/>
         <w:jc w:val="both"/>
         <w:rPr>
@@ -5986,7 +10222,7 @@
           <w:szCs w:val="24"/>
         </w:rPr>
       </w:pPr>
-      <w:bookmarkStart w:id="12" w:name="_Toc52661357"/>
+      <w:bookmarkStart w:id="11" w:name="_Toc52661357"/>
       <w:r>
         <w:rPr>
           <w:rFonts w:cs="Calibri"/>
@@ -5994,10 +10230,9 @@
           <w:sz w:val="24"/>
           <w:szCs w:val="24"/>
         </w:rPr>
-        <w:lastRenderedPageBreak/>
         <w:t>Conclusiones</w:t>
       </w:r>
-      <w:bookmarkEnd w:id="12"/>
+      <w:bookmarkEnd w:id="11"/>
     </w:p>
     <w:p>
       <w:pPr>
@@ -6107,7 +10342,7 @@
 </file>
 
 <file path=word/endnotes.xml><?xml version="1.0" encoding="utf-8"?>
-<w:endnotes xmlns:wpc="http://schemas.microsoft.com/office/word/2010/wordprocessingCanvas" xmlns:mc="http://schemas.openxmlformats.org/markup-compatibility/2006" xmlns:o="urn:schemas-microsoft-com:office:office" xmlns:r="http://schemas.openxmlformats.org/officeDocument/2006/relationships" xmlns:m="http://schemas.openxmlformats.org/officeDocument/2006/math" xmlns:v="urn:schemas-microsoft-com:vml" xmlns:wp14="http://schemas.microsoft.com/office/word/2010/wordprocessingDrawing" xmlns:wp="http://schemas.openxmlformats.org/drawingml/2006/wordprocessingDrawing" xmlns:w10="urn:schemas-microsoft-com:office:word" xmlns:w="http://schemas.openxmlformats.org/wordprocessingml/2006/main" xmlns:w14="http://schemas.microsoft.com/office/word/2010/wordml" xmlns:w15="http://schemas.microsoft.com/office/word/2012/wordml" xmlns:wpg="http://schemas.microsoft.com/office/word/2010/wordprocessingGroup" xmlns:wpi="http://schemas.microsoft.com/office/word/2010/wordprocessingInk" xmlns:wne="http://schemas.microsoft.com/office/word/2006/wordml" xmlns:wps="http://schemas.microsoft.com/office/word/2010/wordprocessingShape" mc:Ignorable="w14 w15 wp14">
+<w:endnotes xmlns:wpc="http://schemas.microsoft.com/office/word/2010/wordprocessingCanvas" xmlns:cx="http://schemas.microsoft.com/office/drawing/2014/chartex" xmlns:cx1="http://schemas.microsoft.com/office/drawing/2015/9/8/chartex" xmlns:cx2="http://schemas.microsoft.com/office/drawing/2015/10/21/chartex" xmlns:cx3="http://schemas.microsoft.com/office/drawing/2016/5/9/chartex" xmlns:cx4="http://schemas.microsoft.com/office/drawing/2016/5/10/chartex" xmlns:cx5="http://schemas.microsoft.com/office/drawing/2016/5/11/chartex" xmlns:cx6="http://schemas.microsoft.com/office/drawing/2016/5/12/chartex" xmlns:cx7="http://schemas.microsoft.com/office/drawing/2016/5/13/chartex" xmlns:cx8="http://schemas.microsoft.com/office/drawing/2016/5/14/chartex" xmlns:mc="http://schemas.openxmlformats.org/markup-compatibility/2006" xmlns:aink="http://schemas.microsoft.com/office/drawing/2016/ink" xmlns:am3d="http://schemas.microsoft.com/office/drawing/2017/model3d" xmlns:o="urn:schemas-microsoft-com:office:office" xmlns:oel="http://schemas.microsoft.com/office/2019/extlst" xmlns:r="http://schemas.openxmlformats.org/officeDocument/2006/relationships" xmlns:m="http://schemas.openxmlformats.org/officeDocument/2006/math" xmlns:v="urn:schemas-microsoft-com:vml" xmlns:wp14="http://schemas.microsoft.com/office/word/2010/wordprocessingDrawing" xmlns:wp="http://schemas.openxmlformats.org/drawingml/2006/wordprocessingDrawing" xmlns:w10="urn:schemas-microsoft-com:office:word" xmlns:w="http://schemas.openxmlformats.org/wordprocessingml/2006/main" xmlns:w14="http://schemas.microsoft.com/office/word/2010/wordml" xmlns:w15="http://schemas.microsoft.com/office/word/2012/wordml" xmlns:w16cex="http://schemas.microsoft.com/office/word/2018/wordml/cex" xmlns:w16cid="http://schemas.microsoft.com/office/word/2016/wordml/cid" xmlns:w16="http://schemas.microsoft.com/office/word/2018/wordml" xmlns:w16du="http://schemas.microsoft.com/office/word/2023/wordml/word16du" xmlns:w16sdtdh="http://schemas.microsoft.com/office/word/2020/wordml/sdtdatahash" xmlns:w16sdtfl="http://schemas.microsoft.com/office/word/2024/wordml/sdtformatlock" xmlns:w16se="http://schemas.microsoft.com/office/word/2015/wordml/symex" xmlns:wpg="http://schemas.microsoft.com/office/word/2010/wordprocessingGroup" xmlns:wpi="http://schemas.microsoft.com/office/word/2010/wordprocessingInk" xmlns:wne="http://schemas.microsoft.com/office/word/2006/wordml" xmlns:wps="http://schemas.microsoft.com/office/word/2010/wordprocessingShape" mc:Ignorable="w14 w15 w16se w16cid w16 w16cex w16sdtdh w16sdtfl w16du wp14">
   <w:endnote w:type="separator" w:id="-1">
     <w:p>
       <w:pPr>
@@ -6132,7 +10367,7 @@
 </file>
 
 <file path=word/footer1.xml><?xml version="1.0" encoding="utf-8"?>
-<w:ftr xmlns:wpc="http://schemas.microsoft.com/office/word/2010/wordprocessingCanvas" xmlns:mc="http://schemas.openxmlformats.org/markup-compatibility/2006" xmlns:o="urn:schemas-microsoft-com:office:office" xmlns:r="http://schemas.openxmlformats.org/officeDocument/2006/relationships" xmlns:m="http://schemas.openxmlformats.org/officeDocument/2006/math" xmlns:v="urn:schemas-microsoft-com:vml" xmlns:wp14="http://schemas.microsoft.com/office/word/2010/wordprocessingDrawing" xmlns:wp="http://schemas.openxmlformats.org/drawingml/2006/wordprocessingDrawing" xmlns:w10="urn:schemas-microsoft-com:office:word" xmlns:w="http://schemas.openxmlformats.org/wordprocessingml/2006/main" xmlns:w14="http://schemas.microsoft.com/office/word/2010/wordml" xmlns:w15="http://schemas.microsoft.com/office/word/2012/wordml" xmlns:wpg="http://schemas.microsoft.com/office/word/2010/wordprocessingGroup" xmlns:wpi="http://schemas.microsoft.com/office/word/2010/wordprocessingInk" xmlns:wne="http://schemas.microsoft.com/office/word/2006/wordml" xmlns:wps="http://schemas.microsoft.com/office/word/2010/wordprocessingShape" mc:Ignorable="w14 w15 wp14">
+<w:ftr xmlns:wpc="http://schemas.microsoft.com/office/word/2010/wordprocessingCanvas" xmlns:cx="http://schemas.microsoft.com/office/drawing/2014/chartex" xmlns:cx1="http://schemas.microsoft.com/office/drawing/2015/9/8/chartex" xmlns:cx2="http://schemas.microsoft.com/office/drawing/2015/10/21/chartex" xmlns:cx3="http://schemas.microsoft.com/office/drawing/2016/5/9/chartex" xmlns:cx4="http://schemas.microsoft.com/office/drawing/2016/5/10/chartex" xmlns:cx5="http://schemas.microsoft.com/office/drawing/2016/5/11/chartex" xmlns:cx6="http://schemas.microsoft.com/office/drawing/2016/5/12/chartex" xmlns:cx7="http://schemas.microsoft.com/office/drawing/2016/5/13/chartex" xmlns:cx8="http://schemas.microsoft.com/office/drawing/2016/5/14/chartex" xmlns:mc="http://schemas.openxmlformats.org/markup-compatibility/2006" xmlns:aink="http://schemas.microsoft.com/office/drawing/2016/ink" xmlns:am3d="http://schemas.microsoft.com/office/drawing/2017/model3d" xmlns:o="urn:schemas-microsoft-com:office:office" xmlns:oel="http://schemas.microsoft.com/office/2019/extlst" xmlns:r="http://schemas.openxmlformats.org/officeDocument/2006/relationships" xmlns:m="http://schemas.openxmlformats.org/officeDocument/2006/math" xmlns:v="urn:schemas-microsoft-com:vml" xmlns:wp14="http://schemas.microsoft.com/office/word/2010/wordprocessingDrawing" xmlns:wp="http://schemas.openxmlformats.org/drawingml/2006/wordprocessingDrawing" xmlns:w10="urn:schemas-microsoft-com:office:word" xmlns:w="http://schemas.openxmlformats.org/wordprocessingml/2006/main" xmlns:w14="http://schemas.microsoft.com/office/word/2010/wordml" xmlns:w15="http://schemas.microsoft.com/office/word/2012/wordml" xmlns:w16cex="http://schemas.microsoft.com/office/word/2018/wordml/cex" xmlns:w16cid="http://schemas.microsoft.com/office/word/2016/wordml/cid" xmlns:w16="http://schemas.microsoft.com/office/word/2018/wordml" xmlns:w16du="http://schemas.microsoft.com/office/word/2023/wordml/word16du" xmlns:w16sdtdh="http://schemas.microsoft.com/office/word/2020/wordml/sdtdatahash" xmlns:w16sdtfl="http://schemas.microsoft.com/office/word/2024/wordml/sdtformatlock" xmlns:w16se="http://schemas.microsoft.com/office/word/2015/wordml/symex" xmlns:wpg="http://schemas.microsoft.com/office/word/2010/wordprocessingGroup" xmlns:wpi="http://schemas.microsoft.com/office/word/2010/wordprocessingInk" xmlns:wne="http://schemas.microsoft.com/office/word/2006/wordml" xmlns:wps="http://schemas.microsoft.com/office/word/2010/wordprocessingShape" mc:Ignorable="w14 w15 w16se w16cid w16 w16cex w16sdtdh w16sdtfl w16du wp14">
   <w:sdt>
     <w:sdtPr>
       <w:id w:val="-1014383162"/>
@@ -6141,7 +10376,6 @@
         <w:docPartUnique/>
       </w:docPartObj>
     </w:sdtPr>
-    <w:sdtEndPr/>
     <w:sdtContent>
       <w:p>
         <w:pPr>
@@ -6179,7 +10413,7 @@
 </file>
 
 <file path=word/footnotes.xml><?xml version="1.0" encoding="utf-8"?>
-<w:footnotes xmlns:wpc="http://schemas.microsoft.com/office/word/2010/wordprocessingCanvas" xmlns:mc="http://schemas.openxmlformats.org/markup-compatibility/2006" xmlns:o="urn:schemas-microsoft-com:office:office" xmlns:r="http://schemas.openxmlformats.org/officeDocument/2006/relationships" xmlns:m="http://schemas.openxmlformats.org/officeDocument/2006/math" xmlns:v="urn:schemas-microsoft-com:vml" xmlns:wp14="http://schemas.microsoft.com/office/word/2010/wordprocessingDrawing" xmlns:wp="http://schemas.openxmlformats.org/drawingml/2006/wordprocessingDrawing" xmlns:w10="urn:schemas-microsoft-com:office:word" xmlns:w="http://schemas.openxmlformats.org/wordprocessingml/2006/main" xmlns:w14="http://schemas.microsoft.com/office/word/2010/wordml" xmlns:w15="http://schemas.microsoft.com/office/word/2012/wordml" xmlns:wpg="http://schemas.microsoft.com/office/word/2010/wordprocessingGroup" xmlns:wpi="http://schemas.microsoft.com/office/word/2010/wordprocessingInk" xmlns:wne="http://schemas.microsoft.com/office/word/2006/wordml" xmlns:wps="http://schemas.microsoft.com/office/word/2010/wordprocessingShape" mc:Ignorable="w14 w15 wp14">
+<w:footnotes xmlns:wpc="http://schemas.microsoft.com/office/word/2010/wordprocessingCanvas" xmlns:cx="http://schemas.microsoft.com/office/drawing/2014/chartex" xmlns:cx1="http://schemas.microsoft.com/office/drawing/2015/9/8/chartex" xmlns:cx2="http://schemas.microsoft.com/office/drawing/2015/10/21/chartex" xmlns:cx3="http://schemas.microsoft.com/office/drawing/2016/5/9/chartex" xmlns:cx4="http://schemas.microsoft.com/office/drawing/2016/5/10/chartex" xmlns:cx5="http://schemas.microsoft.com/office/drawing/2016/5/11/chartex" xmlns:cx6="http://schemas.microsoft.com/office/drawing/2016/5/12/chartex" xmlns:cx7="http://schemas.microsoft.com/office/drawing/2016/5/13/chartex" xmlns:cx8="http://schemas.microsoft.com/office/drawing/2016/5/14/chartex" xmlns:mc="http://schemas.openxmlformats.org/markup-compatibility/2006" xmlns:aink="http://schemas.microsoft.com/office/drawing/2016/ink" xmlns:am3d="http://schemas.microsoft.com/office/drawing/2017/model3d" xmlns:o="urn:schemas-microsoft-com:office:office" xmlns:oel="http://schemas.microsoft.com/office/2019/extlst" xmlns:r="http://schemas.openxmlformats.org/officeDocument/2006/relationships" xmlns:m="http://schemas.openxmlformats.org/officeDocument/2006/math" xmlns:v="urn:schemas-microsoft-com:vml" xmlns:wp14="http://schemas.microsoft.com/office/word/2010/wordprocessingDrawing" xmlns:wp="http://schemas.openxmlformats.org/drawingml/2006/wordprocessingDrawing" xmlns:w10="urn:schemas-microsoft-com:office:word" xmlns:w="http://schemas.openxmlformats.org/wordprocessingml/2006/main" xmlns:w14="http://schemas.microsoft.com/office/word/2010/wordml" xmlns:w15="http://schemas.microsoft.com/office/word/2012/wordml" xmlns:w16cex="http://schemas.microsoft.com/office/word/2018/wordml/cex" xmlns:w16cid="http://schemas.microsoft.com/office/word/2016/wordml/cid" xmlns:w16="http://schemas.microsoft.com/office/word/2018/wordml" xmlns:w16du="http://schemas.microsoft.com/office/word/2023/wordml/word16du" xmlns:w16sdtdh="http://schemas.microsoft.com/office/word/2020/wordml/sdtdatahash" xmlns:w16sdtfl="http://schemas.microsoft.com/office/word/2024/wordml/sdtformatlock" xmlns:w16se="http://schemas.microsoft.com/office/word/2015/wordml/symex" xmlns:wpg="http://schemas.microsoft.com/office/word/2010/wordprocessingGroup" xmlns:wpi="http://schemas.microsoft.com/office/word/2010/wordprocessingInk" xmlns:wne="http://schemas.microsoft.com/office/word/2006/wordml" xmlns:wps="http://schemas.microsoft.com/office/word/2010/wordprocessingShape" mc:Ignorable="w14 w15 w16se w16cid w16 w16cex w16sdtdh w16sdtfl w16du wp14">
   <w:footnote w:type="separator" w:id="-1">
     <w:p>
       <w:pPr>
@@ -6204,7 +10438,7 @@
 </file>
 
 <file path=word/header1.xml><?xml version="1.0" encoding="utf-8"?>
-<w:hdr xmlns:wpc="http://schemas.microsoft.com/office/word/2010/wordprocessingCanvas" xmlns:mc="http://schemas.openxmlformats.org/markup-compatibility/2006" xmlns:o="urn:schemas-microsoft-com:office:office" xmlns:r="http://schemas.openxmlformats.org/officeDocument/2006/relationships" xmlns:m="http://schemas.openxmlformats.org/officeDocument/2006/math" xmlns:v="urn:schemas-microsoft-com:vml" xmlns:wp14="http://schemas.microsoft.com/office/word/2010/wordprocessingDrawing" xmlns:wp="http://schemas.openxmlformats.org/drawingml/2006/wordprocessingDrawing" xmlns:w10="urn:schemas-microsoft-com:office:word" xmlns:w="http://schemas.openxmlformats.org/wordprocessingml/2006/main" xmlns:w14="http://schemas.microsoft.com/office/word/2010/wordml" xmlns:w15="http://schemas.microsoft.com/office/word/2012/wordml" xmlns:wpg="http://schemas.microsoft.com/office/word/2010/wordprocessingGroup" xmlns:wpi="http://schemas.microsoft.com/office/word/2010/wordprocessingInk" xmlns:wne="http://schemas.microsoft.com/office/word/2006/wordml" xmlns:wps="http://schemas.microsoft.com/office/word/2010/wordprocessingShape" mc:Ignorable="w14 w15 wp14">
+<w:hdr xmlns:wpc="http://schemas.microsoft.com/office/word/2010/wordprocessingCanvas" xmlns:cx="http://schemas.microsoft.com/office/drawing/2014/chartex" xmlns:cx1="http://schemas.microsoft.com/office/drawing/2015/9/8/chartex" xmlns:cx2="http://schemas.microsoft.com/office/drawing/2015/10/21/chartex" xmlns:cx3="http://schemas.microsoft.com/office/drawing/2016/5/9/chartex" xmlns:cx4="http://schemas.microsoft.com/office/drawing/2016/5/10/chartex" xmlns:cx5="http://schemas.microsoft.com/office/drawing/2016/5/11/chartex" xmlns:cx6="http://schemas.microsoft.com/office/drawing/2016/5/12/chartex" xmlns:cx7="http://schemas.microsoft.com/office/drawing/2016/5/13/chartex" xmlns:cx8="http://schemas.microsoft.com/office/drawing/2016/5/14/chartex" xmlns:mc="http://schemas.openxmlformats.org/markup-compatibility/2006" xmlns:aink="http://schemas.microsoft.com/office/drawing/2016/ink" xmlns:am3d="http://schemas.microsoft.com/office/drawing/2017/model3d" xmlns:o="urn:schemas-microsoft-com:office:office" xmlns:oel="http://schemas.microsoft.com/office/2019/extlst" xmlns:r="http://schemas.openxmlformats.org/officeDocument/2006/relationships" xmlns:m="http://schemas.openxmlformats.org/officeDocument/2006/math" xmlns:v="urn:schemas-microsoft-com:vml" xmlns:wp14="http://schemas.microsoft.com/office/word/2010/wordprocessingDrawing" xmlns:wp="http://schemas.openxmlformats.org/drawingml/2006/wordprocessingDrawing" xmlns:w10="urn:schemas-microsoft-com:office:word" xmlns:w="http://schemas.openxmlformats.org/wordprocessingml/2006/main" xmlns:w14="http://schemas.microsoft.com/office/word/2010/wordml" xmlns:w15="http://schemas.microsoft.com/office/word/2012/wordml" xmlns:w16cex="http://schemas.microsoft.com/office/word/2018/wordml/cex" xmlns:w16cid="http://schemas.microsoft.com/office/word/2016/wordml/cid" xmlns:w16="http://schemas.microsoft.com/office/word/2018/wordml" xmlns:w16du="http://schemas.microsoft.com/office/word/2023/wordml/word16du" xmlns:w16sdtdh="http://schemas.microsoft.com/office/word/2020/wordml/sdtdatahash" xmlns:w16sdtfl="http://schemas.microsoft.com/office/word/2024/wordml/sdtformatlock" xmlns:w16se="http://schemas.microsoft.com/office/word/2015/wordml/symex" xmlns:wpg="http://schemas.microsoft.com/office/word/2010/wordprocessingGroup" xmlns:wpi="http://schemas.microsoft.com/office/word/2010/wordprocessingInk" xmlns:wne="http://schemas.microsoft.com/office/word/2006/wordml" xmlns:wps="http://schemas.microsoft.com/office/word/2010/wordprocessingShape" mc:Ignorable="w14 w15 w16se w16cid w16 w16cex w16sdtdh w16sdtfl w16du wp14">
   <w:p>
     <w:pPr>
       <w:pStyle w:val="Encabezado"/>
@@ -6224,8 +10458,8 @@
 </file>
 
 <file path=word/numbering.xml><?xml version="1.0" encoding="utf-8"?>
-<w:numbering xmlns:wpc="http://schemas.microsoft.com/office/word/2010/wordprocessingCanvas" xmlns:mc="http://schemas.openxmlformats.org/markup-compatibility/2006" xmlns:o="urn:schemas-microsoft-com:office:office" xmlns:r="http://schemas.openxmlformats.org/officeDocument/2006/relationships" xmlns:m="http://schemas.openxmlformats.org/officeDocument/2006/math" xmlns:v="urn:schemas-microsoft-com:vml" xmlns:wp14="http://schemas.microsoft.com/office/word/2010/wordprocessingDrawing" xmlns:wp="http://schemas.openxmlformats.org/drawingml/2006/wordprocessingDrawing" xmlns:w10="urn:schemas-microsoft-com:office:word" xmlns:w="http://schemas.openxmlformats.org/wordprocessingml/2006/main" xmlns:w14="http://schemas.microsoft.com/office/word/2010/wordml" xmlns:w15="http://schemas.microsoft.com/office/word/2012/wordml" xmlns:wpg="http://schemas.microsoft.com/office/word/2010/wordprocessingGroup" xmlns:wpi="http://schemas.microsoft.com/office/word/2010/wordprocessingInk" xmlns:wne="http://schemas.microsoft.com/office/word/2006/wordml" xmlns:wps="http://schemas.microsoft.com/office/word/2010/wordprocessingShape" mc:Ignorable="w14 w15 wp14">
-  <w:abstractNum w:abstractNumId="0">
+<w:numbering xmlns:wpc="http://schemas.microsoft.com/office/word/2010/wordprocessingCanvas" xmlns:cx="http://schemas.microsoft.com/office/drawing/2014/chartex" xmlns:cx1="http://schemas.microsoft.com/office/drawing/2015/9/8/chartex" xmlns:cx2="http://schemas.microsoft.com/office/drawing/2015/10/21/chartex" xmlns:cx3="http://schemas.microsoft.com/office/drawing/2016/5/9/chartex" xmlns:cx4="http://schemas.microsoft.com/office/drawing/2016/5/10/chartex" xmlns:cx5="http://schemas.microsoft.com/office/drawing/2016/5/11/chartex" xmlns:cx6="http://schemas.microsoft.com/office/drawing/2016/5/12/chartex" xmlns:cx7="http://schemas.microsoft.com/office/drawing/2016/5/13/chartex" xmlns:cx8="http://schemas.microsoft.com/office/drawing/2016/5/14/chartex" xmlns:mc="http://schemas.openxmlformats.org/markup-compatibility/2006" xmlns:aink="http://schemas.microsoft.com/office/drawing/2016/ink" xmlns:am3d="http://schemas.microsoft.com/office/drawing/2017/model3d" xmlns:o="urn:schemas-microsoft-com:office:office" xmlns:oel="http://schemas.microsoft.com/office/2019/extlst" xmlns:r="http://schemas.openxmlformats.org/officeDocument/2006/relationships" xmlns:m="http://schemas.openxmlformats.org/officeDocument/2006/math" xmlns:v="urn:schemas-microsoft-com:vml" xmlns:wp14="http://schemas.microsoft.com/office/word/2010/wordprocessingDrawing" xmlns:wp="http://schemas.openxmlformats.org/drawingml/2006/wordprocessingDrawing" xmlns:w10="urn:schemas-microsoft-com:office:word" xmlns:w="http://schemas.openxmlformats.org/wordprocessingml/2006/main" xmlns:w14="http://schemas.microsoft.com/office/word/2010/wordml" xmlns:w15="http://schemas.microsoft.com/office/word/2012/wordml" xmlns:w16cex="http://schemas.microsoft.com/office/word/2018/wordml/cex" xmlns:w16cid="http://schemas.microsoft.com/office/word/2016/wordml/cid" xmlns:w16="http://schemas.microsoft.com/office/word/2018/wordml" xmlns:w16du="http://schemas.microsoft.com/office/word/2023/wordml/word16du" xmlns:w16sdtdh="http://schemas.microsoft.com/office/word/2020/wordml/sdtdatahash" xmlns:w16sdtfl="http://schemas.microsoft.com/office/word/2024/wordml/sdtformatlock" xmlns:w16se="http://schemas.microsoft.com/office/word/2015/wordml/symex" xmlns:wpg="http://schemas.microsoft.com/office/word/2010/wordprocessingGroup" xmlns:wpi="http://schemas.microsoft.com/office/word/2010/wordprocessingInk" xmlns:wne="http://schemas.microsoft.com/office/word/2006/wordml" xmlns:wps="http://schemas.microsoft.com/office/word/2010/wordprocessingShape" mc:Ignorable="w14 w15 w16se w16cid w16 w16cex w16sdtdh w16sdtfl w16du wp14">
+  <w:abstractNum w:abstractNumId="0" w15:restartNumberingAfterBreak="0">
     <w:nsid w:val="2F465948"/>
     <w:multiLevelType w:val="multilevel"/>
     <w:tmpl w:val="F3BCF5B4"/>
@@ -6346,7 +10580,61 @@
       </w:rPr>
     </w:lvl>
   </w:abstractNum>
-  <w:abstractNum w:abstractNumId="1">
+  <w:abstractNum w:abstractNumId="1" w15:restartNumberingAfterBreak="0">
+    <w:nsid w:val="543B2075"/>
+    <w:multiLevelType w:val="hybridMultilevel"/>
+    <w:tmpl w:val="D23E0C10"/>
+    <w:lvl w:ilvl="0" w:tplc="276265B8">
+      <w:start w:val="1"/>
+      <w:numFmt w:val="bullet"/>
+      <w:lvlText w:val="•"/>
+      <w:lvlJc w:val="left"/>
+      <w:pPr>
+        <w:ind w:left="1068" w:hanging="360"/>
+      </w:pPr>
+    </w:lvl>
+    <w:lvl w:ilvl="1" w:tplc="ADF072A0">
+      <w:numFmt w:val="decimal"/>
+      <w:lvlText w:val=""/>
+      <w:lvlJc w:val="left"/>
+    </w:lvl>
+    <w:lvl w:ilvl="2" w:tplc="C49060DE">
+      <w:numFmt w:val="decimal"/>
+      <w:lvlText w:val=""/>
+      <w:lvlJc w:val="left"/>
+    </w:lvl>
+    <w:lvl w:ilvl="3" w:tplc="9C4C8A64">
+      <w:numFmt w:val="decimal"/>
+      <w:lvlText w:val=""/>
+      <w:lvlJc w:val="left"/>
+    </w:lvl>
+    <w:lvl w:ilvl="4" w:tplc="BB624D4C">
+      <w:numFmt w:val="decimal"/>
+      <w:lvlText w:val=""/>
+      <w:lvlJc w:val="left"/>
+    </w:lvl>
+    <w:lvl w:ilvl="5" w:tplc="D496FAF4">
+      <w:numFmt w:val="decimal"/>
+      <w:lvlText w:val=""/>
+      <w:lvlJc w:val="left"/>
+    </w:lvl>
+    <w:lvl w:ilvl="6" w:tplc="FD6EEA60">
+      <w:numFmt w:val="decimal"/>
+      <w:lvlText w:val=""/>
+      <w:lvlJc w:val="left"/>
+    </w:lvl>
+    <w:lvl w:ilvl="7" w:tplc="271A78E8">
+      <w:numFmt w:val="decimal"/>
+      <w:lvlText w:val=""/>
+      <w:lvlJc w:val="left"/>
+    </w:lvl>
+    <w:lvl w:ilvl="8" w:tplc="E1424FBA">
+      <w:numFmt w:val="decimal"/>
+      <w:lvlText w:val=""/>
+      <w:lvlJc w:val="left"/>
+    </w:lvl>
+  </w:abstractNum>
+  <w:abstractNum w:abstractNumId="2" w15:restartNumberingAfterBreak="0">
     <w:nsid w:val="679876F3"/>
     <w:multiLevelType w:val="multilevel"/>
     <w:tmpl w:val="48068428"/>
@@ -6495,18 +10783,24 @@
       </w:rPr>
     </w:lvl>
   </w:abstractNum>
-  <w:num w:numId="1">
+  <w:num w:numId="1" w16cid:durableId="2004963263">
     <w:abstractNumId w:val="0"/>
   </w:num>
-  <w:num w:numId="2">
+  <w:num w:numId="2" w16cid:durableId="1344162915">
+    <w:abstractNumId w:val="2"/>
+  </w:num>
+  <w:num w:numId="3" w16cid:durableId="1527448185">
     <w:abstractNumId w:val="1"/>
+    <w:lvlOverride w:ilvl="0">
+      <w:startOverride w:val="1"/>
+    </w:lvlOverride>
   </w:num>
   <w:numIdMacAtCleanup w:val="2"/>
 </w:numbering>
 </file>
 
 <file path=word/styles.xml><?xml version="1.0" encoding="utf-8"?>
-<w:styles xmlns:mc="http://schemas.openxmlformats.org/markup-compatibility/2006" xmlns:r="http://schemas.openxmlformats.org/officeDocument/2006/relationships" xmlns:w="http://schemas.openxmlformats.org/wordprocessingml/2006/main" xmlns:w14="http://schemas.microsoft.com/office/word/2010/wordml" xmlns:w15="http://schemas.microsoft.com/office/word/2012/wordml" mc:Ignorable="w14 w15">
+<w:styles xmlns:mc="http://schemas.openxmlformats.org/markup-compatibility/2006" xmlns:r="http://schemas.openxmlformats.org/officeDocument/2006/relationships" xmlns:w="http://schemas.openxmlformats.org/wordprocessingml/2006/main" xmlns:w14="http://schemas.microsoft.com/office/word/2010/wordml" xmlns:w15="http://schemas.microsoft.com/office/word/2012/wordml" xmlns:w16cex="http://schemas.microsoft.com/office/word/2018/wordml/cex" xmlns:w16cid="http://schemas.microsoft.com/office/word/2016/wordml/cid" xmlns:w16="http://schemas.microsoft.com/office/word/2018/wordml" xmlns:w16du="http://schemas.microsoft.com/office/word/2023/wordml/word16du" xmlns:w16sdtdh="http://schemas.microsoft.com/office/word/2020/wordml/sdtdatahash" xmlns:w16sdtfl="http://schemas.microsoft.com/office/word/2024/wordml/sdtformatlock" xmlns:w16se="http://schemas.microsoft.com/office/word/2015/wordml/symex" mc:Ignorable="w14 w15 w16se w16cid w16 w16cex w16sdtdh w16sdtfl w16du">
   <w:docDefaults>
     <w:rPrDefault>
       <w:rPr>
@@ -6522,7 +10816,7 @@
       </w:pPr>
     </w:pPrDefault>
   </w:docDefaults>
-  <w:latentStyles w:defLockedState="0" w:defUIPriority="99" w:defSemiHidden="0" w:defUnhideWhenUsed="0" w:defQFormat="0" w:count="371">
+  <w:latentStyles w:defLockedState="0" w:defUIPriority="99" w:defSemiHidden="0" w:defUnhideWhenUsed="0" w:defQFormat="0" w:count="376">
     <w:lsdException w:name="Normal" w:uiPriority="0" w:qFormat="1"/>
     <w:lsdException w:name="heading 1" w:uiPriority="9" w:qFormat="1"/>
     <w:lsdException w:name="heading 2" w:semiHidden="1" w:uiPriority="9" w:unhideWhenUsed="1" w:qFormat="1"/>
@@ -6702,7 +10996,7 @@
     <w:lsdException w:name="Medium Shading 2 Accent 1" w:uiPriority="64"/>
     <w:lsdException w:name="Medium List 1 Accent 1" w:uiPriority="65"/>
     <w:lsdException w:name="Revision" w:semiHidden="1"/>
-    <w:lsdException w:name="List Paragraph" w:uiPriority="34" w:qFormat="1"/>
+    <w:lsdException w:name="List Paragraph" w:uiPriority="0" w:qFormat="1"/>
     <w:lsdException w:name="Quote" w:uiPriority="29" w:qFormat="1"/>
     <w:lsdException w:name="Intense Quote" w:uiPriority="30" w:qFormat="1"/>
     <w:lsdException w:name="Medium List 2 Accent 1" w:uiPriority="66"/>
@@ -6894,6 +11188,11 @@
     <w:lsdException w:name="List Table 5 Dark Accent 6" w:uiPriority="50"/>
     <w:lsdException w:name="List Table 6 Colorful Accent 6" w:uiPriority="51"/>
     <w:lsdException w:name="List Table 7 Colorful Accent 6" w:uiPriority="52"/>
+    <w:lsdException w:name="Mention" w:semiHidden="1" w:unhideWhenUsed="1"/>
+    <w:lsdException w:name="Smart Hyperlink" w:semiHidden="1" w:unhideWhenUsed="1"/>
+    <w:lsdException w:name="Hashtag" w:semiHidden="1" w:unhideWhenUsed="1"/>
+    <w:lsdException w:name="Unresolved Mention" w:semiHidden="1" w:unhideWhenUsed="1"/>
+    <w:lsdException w:name="Smart Link" w:semiHidden="1" w:unhideWhenUsed="1"/>
   </w:latentStyles>
   <w:style w:type="paragraph" w:default="1" w:styleId="Normal">
     <w:name w:val="Normal"/>
@@ -6920,10 +11219,32 @@
       <w:szCs w:val="32"/>
     </w:rPr>
   </w:style>
+  <w:style w:type="paragraph" w:styleId="Ttulo3">
+    <w:name w:val="heading 3"/>
+    <w:basedOn w:val="Normal"/>
+    <w:next w:val="Normal"/>
+    <w:link w:val="Ttulo3Car"/>
+    <w:uiPriority w:val="9"/>
+    <w:semiHidden/>
+    <w:unhideWhenUsed/>
+    <w:qFormat/>
+    <w:rsid w:val="00741D55"/>
+    <w:pPr>
+      <w:keepNext/>
+      <w:keepLines/>
+      <w:spacing w:before="40" w:after="0"/>
+      <w:outlineLvl w:val="2"/>
+    </w:pPr>
+    <w:rPr>
+      <w:rFonts w:asciiTheme="majorHAnsi" w:eastAsiaTheme="majorEastAsia" w:hAnsiTheme="majorHAnsi" w:cstheme="majorBidi"/>
+      <w:color w:val="1F4D78" w:themeColor="accent1" w:themeShade="7F"/>
+      <w:sz w:val="24"/>
+      <w:szCs w:val="24"/>
+    </w:rPr>
+  </w:style>
   <w:style w:type="character" w:default="1" w:styleId="Fuentedeprrafopredeter">
     <w:name w:val="Default Paragraph Font"/>
     <w:uiPriority w:val="1"/>
-    <w:semiHidden/>
     <w:unhideWhenUsed/>
   </w:style>
   <w:style w:type="table" w:default="1" w:styleId="Tablanormal">
@@ -6966,7 +11287,6 @@
   <w:style w:type="paragraph" w:styleId="Prrafodelista">
     <w:name w:val="List Paragraph"/>
     <w:basedOn w:val="Normal"/>
-    <w:uiPriority w:val="34"/>
     <w:qFormat/>
     <w:rsid w:val="00DB33BE"/>
     <w:pPr>
@@ -7046,7 +11366,7 @@
       <w:szCs w:val="32"/>
     </w:rPr>
   </w:style>
-  <w:style w:type="paragraph" w:styleId="TtulodeTDC">
+  <w:style w:type="paragraph" w:styleId="TtuloTDC">
     <w:name w:val="TOC Heading"/>
     <w:basedOn w:val="Ttulo1"/>
     <w:next w:val="Normal"/>
@@ -7097,11 +11417,11 @@
       <w:ind w:left="220"/>
     </w:pPr>
   </w:style>
-  <w:style w:type="paragraph" w:styleId="Puesto">
+  <w:style w:type="paragraph" w:styleId="Ttulo">
     <w:name w:val="Title"/>
     <w:basedOn w:val="Normal"/>
     <w:next w:val="Normal"/>
-    <w:link w:val="PuestoCar"/>
+    <w:link w:val="TtuloCar"/>
     <w:qFormat/>
     <w:rsid w:val="00085923"/>
     <w:pPr>
@@ -7117,10 +11437,10 @@
       <w:lang w:val="en-US"/>
     </w:rPr>
   </w:style>
-  <w:style w:type="character" w:customStyle="1" w:styleId="PuestoCar">
-    <w:name w:val="Puesto Car"/>
+  <w:style w:type="character" w:customStyle="1" w:styleId="TtuloCar">
+    <w:name w:val="Título Car"/>
     <w:basedOn w:val="Fuentedeprrafopredeter"/>
-    <w:link w:val="Puesto"/>
+    <w:link w:val="Ttulo"/>
     <w:rsid w:val="00085923"/>
     <w:rPr>
       <w:rFonts w:ascii="Arial" w:eastAsia="Times New Roman" w:hAnsi="Arial" w:cs="Times New Roman"/>
@@ -7145,6 +11465,138 @@
       <w:sz w:val="24"/>
       <w:szCs w:val="24"/>
       <w:lang w:eastAsia="es-PE"/>
+    </w:rPr>
+  </w:style>
+  <w:style w:type="character" w:styleId="Mencinsinresolver">
+    <w:name w:val="Unresolved Mention"/>
+    <w:basedOn w:val="Fuentedeprrafopredeter"/>
+    <w:uiPriority w:val="99"/>
+    <w:semiHidden/>
+    <w:unhideWhenUsed/>
+    <w:rsid w:val="00684620"/>
+    <w:rPr>
+      <w:color w:val="605E5C"/>
+      <w:shd w:val="clear" w:color="auto" w:fill="E1DFDD"/>
+    </w:rPr>
+  </w:style>
+  <w:style w:type="table" w:styleId="Tablaconcuadrcula5oscura-nfasis5">
+    <w:name w:val="Grid Table 5 Dark Accent 5"/>
+    <w:basedOn w:val="Tablanormal"/>
+    <w:uiPriority w:val="50"/>
+    <w:rsid w:val="00741D55"/>
+    <w:pPr>
+      <w:spacing w:after="0" w:line="240" w:lineRule="auto"/>
+    </w:pPr>
+    <w:tblPr>
+      <w:tblStyleRowBandSize w:val="1"/>
+      <w:tblStyleColBandSize w:val="1"/>
+      <w:tblBorders>
+        <w:top w:val="single" w:sz="4" w:space="0" w:color="FFFFFF" w:themeColor="background1"/>
+        <w:left w:val="single" w:sz="4" w:space="0" w:color="FFFFFF" w:themeColor="background1"/>
+        <w:bottom w:val="single" w:sz="4" w:space="0" w:color="FFFFFF" w:themeColor="background1"/>
+        <w:right w:val="single" w:sz="4" w:space="0" w:color="FFFFFF" w:themeColor="background1"/>
+        <w:insideH w:val="single" w:sz="4" w:space="0" w:color="FFFFFF" w:themeColor="background1"/>
+        <w:insideV w:val="single" w:sz="4" w:space="0" w:color="FFFFFF" w:themeColor="background1"/>
+      </w:tblBorders>
+    </w:tblPr>
+    <w:tcPr>
+      <w:shd w:val="clear" w:color="auto" w:fill="D9E2F3" w:themeFill="accent5" w:themeFillTint="33"/>
+    </w:tcPr>
+    <w:tblStylePr w:type="firstRow">
+      <w:rPr>
+        <w:b/>
+        <w:bCs/>
+        <w:color w:val="FFFFFF" w:themeColor="background1"/>
+      </w:rPr>
+      <w:tblPr/>
+      <w:tcPr>
+        <w:tcBorders>
+          <w:top w:val="single" w:sz="4" w:space="0" w:color="FFFFFF" w:themeColor="background1"/>
+          <w:left w:val="single" w:sz="4" w:space="0" w:color="FFFFFF" w:themeColor="background1"/>
+          <w:right w:val="single" w:sz="4" w:space="0" w:color="FFFFFF" w:themeColor="background1"/>
+          <w:insideH w:val="nil"/>
+          <w:insideV w:val="nil"/>
+        </w:tcBorders>
+        <w:shd w:val="clear" w:color="auto" w:fill="4472C4" w:themeFill="accent5"/>
+      </w:tcPr>
+    </w:tblStylePr>
+    <w:tblStylePr w:type="lastRow">
+      <w:rPr>
+        <w:b/>
+        <w:bCs/>
+        <w:color w:val="FFFFFF" w:themeColor="background1"/>
+      </w:rPr>
+      <w:tblPr/>
+      <w:tcPr>
+        <w:tcBorders>
+          <w:left w:val="single" w:sz="4" w:space="0" w:color="FFFFFF" w:themeColor="background1"/>
+          <w:bottom w:val="single" w:sz="4" w:space="0" w:color="FFFFFF" w:themeColor="background1"/>
+          <w:right w:val="single" w:sz="4" w:space="0" w:color="FFFFFF" w:themeColor="background1"/>
+          <w:insideH w:val="nil"/>
+          <w:insideV w:val="nil"/>
+        </w:tcBorders>
+        <w:shd w:val="clear" w:color="auto" w:fill="4472C4" w:themeFill="accent5"/>
+      </w:tcPr>
+    </w:tblStylePr>
+    <w:tblStylePr w:type="firstCol">
+      <w:rPr>
+        <w:b/>
+        <w:bCs/>
+        <w:color w:val="FFFFFF" w:themeColor="background1"/>
+      </w:rPr>
+      <w:tblPr/>
+      <w:tcPr>
+        <w:tcBorders>
+          <w:top w:val="single" w:sz="4" w:space="0" w:color="FFFFFF" w:themeColor="background1"/>
+          <w:left w:val="single" w:sz="4" w:space="0" w:color="FFFFFF" w:themeColor="background1"/>
+          <w:bottom w:val="single" w:sz="4" w:space="0" w:color="FFFFFF" w:themeColor="background1"/>
+          <w:insideV w:val="nil"/>
+        </w:tcBorders>
+        <w:shd w:val="clear" w:color="auto" w:fill="4472C4" w:themeFill="accent5"/>
+      </w:tcPr>
+    </w:tblStylePr>
+    <w:tblStylePr w:type="lastCol">
+      <w:rPr>
+        <w:b/>
+        <w:bCs/>
+        <w:color w:val="FFFFFF" w:themeColor="background1"/>
+      </w:rPr>
+      <w:tblPr/>
+      <w:tcPr>
+        <w:tcBorders>
+          <w:top w:val="single" w:sz="4" w:space="0" w:color="FFFFFF" w:themeColor="background1"/>
+          <w:bottom w:val="single" w:sz="4" w:space="0" w:color="FFFFFF" w:themeColor="background1"/>
+          <w:right w:val="single" w:sz="4" w:space="0" w:color="FFFFFF" w:themeColor="background1"/>
+          <w:insideV w:val="nil"/>
+        </w:tcBorders>
+        <w:shd w:val="clear" w:color="auto" w:fill="4472C4" w:themeFill="accent5"/>
+      </w:tcPr>
+    </w:tblStylePr>
+    <w:tblStylePr w:type="band1Vert">
+      <w:tblPr/>
+      <w:tcPr>
+        <w:shd w:val="clear" w:color="auto" w:fill="B4C6E7" w:themeFill="accent5" w:themeFillTint="66"/>
+      </w:tcPr>
+    </w:tblStylePr>
+    <w:tblStylePr w:type="band1Horz">
+      <w:tblPr/>
+      <w:tcPr>
+        <w:shd w:val="clear" w:color="auto" w:fill="B4C6E7" w:themeFill="accent5" w:themeFillTint="66"/>
+      </w:tcPr>
+    </w:tblStylePr>
+  </w:style>
+  <w:style w:type="character" w:customStyle="1" w:styleId="Ttulo3Car">
+    <w:name w:val="Título 3 Car"/>
+    <w:basedOn w:val="Fuentedeprrafopredeter"/>
+    <w:link w:val="Ttulo3"/>
+    <w:uiPriority w:val="9"/>
+    <w:semiHidden/>
+    <w:rsid w:val="00741D55"/>
+    <w:rPr>
+      <w:rFonts w:asciiTheme="majorHAnsi" w:eastAsiaTheme="majorEastAsia" w:hAnsiTheme="majorHAnsi" w:cstheme="majorBidi"/>
+      <w:color w:val="1F4D78" w:themeColor="accent1" w:themeShade="7F"/>
+      <w:sz w:val="24"/>
+      <w:szCs w:val="24"/>
     </w:rPr>
   </w:style>
 </w:styles>
